--- a/docs/Entregables/ACTIVIDAD 1-R.docx
+++ b/docs/Entregables/ACTIVIDAD 1-R.docx
@@ -1,6 +1,6 @@
 
 <file path=word/document.xml><?xml version="1.0" encoding="utf-8"?>
-<w:document xmlns:wpc="http://schemas.microsoft.com/office/word/2010/wordprocessingCanvas" xmlns:cx="http://schemas.microsoft.com/office/drawing/2014/chartex" xmlns:cx1="http://schemas.microsoft.com/office/drawing/2015/9/8/chartex" xmlns:cx2="http://schemas.microsoft.com/office/drawing/2015/10/21/chartex" xmlns:cx3="http://schemas.microsoft.com/office/drawing/2016/5/9/chartex" xmlns:cx4="http://schemas.microsoft.com/office/drawing/2016/5/10/chartex" xmlns:cx5="http://schemas.microsoft.com/office/drawing/2016/5/11/chartex" xmlns:cx6="http://schemas.microsoft.com/office/drawing/2016/5/12/chartex" xmlns:cx7="http://schemas.microsoft.com/office/drawing/2016/5/13/chartex" xmlns:cx8="http://schemas.microsoft.com/office/drawing/2016/5/14/chartex" xmlns:mc="http://schemas.openxmlformats.org/markup-compatibility/2006" xmlns:aink="http://schemas.microsoft.com/office/drawing/2016/ink" xmlns:am3d="http://schemas.microsoft.com/office/drawing/2017/model3d" xmlns:o="urn:schemas-microsoft-com:office:office" xmlns:oel="http://schemas.microsoft.com/office/2019/extlst" xmlns:r="http://schemas.openxmlformats.org/officeDocument/2006/relationships" xmlns:m="http://schemas.openxmlformats.org/officeDocument/2006/math" xmlns:v="urn:schemas-microsoft-com:vml" xmlns:wp14="http://schemas.microsoft.com/office/word/2010/wordprocessingDrawing" xmlns:wp="http://schemas.openxmlformats.org/drawingml/2006/wordprocessingDrawing" xmlns:w10="urn:schemas-microsoft-com:office:word" xmlns:w="http://schemas.openxmlformats.org/wordprocessingml/2006/main" xmlns:w14="http://schemas.microsoft.com/office/word/2010/wordml" xmlns:w15="http://schemas.microsoft.com/office/word/2012/wordml" xmlns:w16cex="http://schemas.microsoft.com/office/word/2018/wordml/cex" xmlns:w16cid="http://schemas.microsoft.com/office/word/2016/wordml/cid" xmlns:w16="http://schemas.microsoft.com/office/word/2018/wordml" xmlns:w16sdtdh="http://schemas.microsoft.com/office/word/2020/wordml/sdtdatahash" xmlns:w16se="http://schemas.microsoft.com/office/word/2015/wordml/symex" xmlns:wpg="http://schemas.microsoft.com/office/word/2010/wordprocessingGroup" xmlns:wpi="http://schemas.microsoft.com/office/word/2010/wordprocessingInk" xmlns:wne="http://schemas.microsoft.com/office/word/2006/wordml" xmlns:wps="http://schemas.microsoft.com/office/word/2010/wordprocessingShape" mc:Ignorable="w14 w15 w16se w16cid w16 w16cex w16sdtdh wp14">
+<w:document xmlns:wpc="http://schemas.microsoft.com/office/word/2010/wordprocessingCanvas" xmlns:cx="http://schemas.microsoft.com/office/drawing/2014/chartex" xmlns:cx1="http://schemas.microsoft.com/office/drawing/2015/9/8/chartex" xmlns:cx2="http://schemas.microsoft.com/office/drawing/2015/10/21/chartex" xmlns:cx3="http://schemas.microsoft.com/office/drawing/2016/5/9/chartex" xmlns:cx4="http://schemas.microsoft.com/office/drawing/2016/5/10/chartex" xmlns:cx5="http://schemas.microsoft.com/office/drawing/2016/5/11/chartex" xmlns:cx6="http://schemas.microsoft.com/office/drawing/2016/5/12/chartex" xmlns:cx7="http://schemas.microsoft.com/office/drawing/2016/5/13/chartex" xmlns:cx8="http://schemas.microsoft.com/office/drawing/2016/5/14/chartex" xmlns:mc="http://schemas.openxmlformats.org/markup-compatibility/2006" xmlns:aink="http://schemas.microsoft.com/office/drawing/2016/ink" xmlns:am3d="http://schemas.microsoft.com/office/drawing/2017/model3d" xmlns:o="urn:schemas-microsoft-com:office:office" xmlns:oel="http://schemas.microsoft.com/office/2019/extlst" xmlns:r="http://schemas.openxmlformats.org/officeDocument/2006/relationships" xmlns:m="http://schemas.openxmlformats.org/officeDocument/2006/math" xmlns:v="urn:schemas-microsoft-com:vml" xmlns:wp14="http://schemas.microsoft.com/office/word/2010/wordprocessingDrawing" xmlns:wp="http://schemas.openxmlformats.org/drawingml/2006/wordprocessingDrawing" xmlns:w10="urn:schemas-microsoft-com:office:word" xmlns:w="http://schemas.openxmlformats.org/wordprocessingml/2006/main" xmlns:w14="http://schemas.microsoft.com/office/word/2010/wordml" xmlns:w15="http://schemas.microsoft.com/office/word/2012/wordml" xmlns:w16cex="http://schemas.microsoft.com/office/word/2018/wordml/cex" xmlns:w16cid="http://schemas.microsoft.com/office/word/2016/wordml/cid" xmlns:w16="http://schemas.microsoft.com/office/word/2018/wordml" xmlns:w16du="http://schemas.microsoft.com/office/word/2023/wordml/word16du" xmlns:w16sdtdh="http://schemas.microsoft.com/office/word/2020/wordml/sdtdatahash" xmlns:w16sdtfl="http://schemas.microsoft.com/office/word/2024/wordml/sdtformatlock" xmlns:w16se="http://schemas.microsoft.com/office/word/2015/wordml/symex" xmlns:wpg="http://schemas.microsoft.com/office/word/2010/wordprocessingGroup" xmlns:wpi="http://schemas.microsoft.com/office/word/2010/wordprocessingInk" xmlns:wne="http://schemas.microsoft.com/office/word/2006/wordml" xmlns:wps="http://schemas.microsoft.com/office/word/2010/wordprocessingShape" mc:Ignorable="w14 w15 w16se w16cid w16 w16cex w16sdtdh w16sdtfl w16du wp14">
   <w:body>
     <w:p>
       <w:pPr>
@@ -603,15 +603,7 @@
     </w:p>
     <w:p>
       <w:r>
-        <w:t xml:space="preserve">El almacén «Repuestos </w:t>
-      </w:r>
-      <w:proofErr w:type="spellStart"/>
-      <w:r>
-        <w:t>Anelisa</w:t>
-      </w:r>
-      <w:proofErr w:type="spellEnd"/>
-      <w:r>
-        <w:t xml:space="preserve">» es un emprendimiento dedicado a la comercialización al detal de repuestos y accesorios para vehículos livianos y medianos. Actualmente, el control de inventario, el registro de compras y ventas, y parte de la atención al cliente se apoyan en procedimientos manuales, cuadernos físicos y hojas de cálculo. Esta forma de trabajo dificulta mantener información centralizada y actualizada sobre las existencias y las operaciones del negocio. </w:t>
+        <w:t xml:space="preserve">El almacén «Repuestos Anelisa» es un emprendimiento dedicado a la comercialización al detal de repuestos y accesorios para vehículos livianos y medianos. Actualmente, el control de inventario, el registro de compras y ventas, y parte de la atención al cliente se apoyan en procedimientos manuales, cuadernos físicos y hojas de cálculo. Esta forma de trabajo dificulta mantener información centralizada y actualizada sobre las existencias y las operaciones del negocio. </w:t>
       </w:r>
     </w:p>
     <w:p>
@@ -629,15 +621,7 @@
     </w:p>
     <w:p>
       <w:r>
-        <w:t xml:space="preserve">La gestión manual utilizada actualmente en «Repuestos </w:t>
-      </w:r>
-      <w:proofErr w:type="spellStart"/>
-      <w:r>
-        <w:t>Anelisa</w:t>
-      </w:r>
-      <w:proofErr w:type="spellEnd"/>
-      <w:r>
-        <w:t xml:space="preserve">» puede ocasionar errores de registro, pérdida de información, retrasos en la atención y baja trazabilidad de las operaciones. La ausencia de un sistema centralizado dificulta conocer con precisión el stock disponible, consultar movimientos y disponer de reportes que apoyen la toma de decisiones. </w:t>
+        <w:t xml:space="preserve">La gestión manual utilizada actualmente en «Repuestos Anelisa» puede ocasionar errores de registro, pérdida de información, retrasos en la atención y baja trazabilidad de las operaciones. La ausencia de un sistema centralizado dificulta conocer con precisión el stock disponible, consultar movimientos y disponer de reportes que apoyen la toma de decisiones. </w:t>
       </w:r>
     </w:p>
     <w:p>
@@ -662,15 +646,10 @@
         <w:t>Objetivo General:</w:t>
       </w:r>
       <w:r>
-        <w:t xml:space="preserve"> Centralizar y automatizar la gestión de inventario, compras, ventas y usuarios de «Repuestos </w:t>
+        <w:t xml:space="preserve"> </w:t>
       </w:r>
-      <w:proofErr w:type="spellStart"/>
       <w:r>
-        <w:t>Anelisa</w:t>
-      </w:r>
-      <w:proofErr w:type="spellEnd"/>
-      <w:r>
-        <w:t>», proporcionando información actualizada sobre las existencias y operaciones del almacén.</w:t>
+        <w:t>Desarrollar una aplicación de escritorio para la empresa “Repuestos Anelisa” que permita gestionar eficientemente el inventario, optimizando los procesos administrativos y mejorando el control de entradas y salidas de productos.</w:t>
       </w:r>
     </w:p>
     <w:p>
@@ -693,7 +672,7 @@
         <w:pStyle w:val="Prrafodelista"/>
         <w:numPr>
           <w:ilvl w:val="0"/>
-          <w:numId w:val="39"/>
+          <w:numId w:val="2"/>
         </w:numPr>
         <w:rPr>
           <w:b/>
@@ -709,7 +688,7 @@
         <w:pStyle w:val="Prrafodelista"/>
         <w:numPr>
           <w:ilvl w:val="0"/>
-          <w:numId w:val="39"/>
+          <w:numId w:val="2"/>
         </w:numPr>
         <w:rPr>
           <w:b/>
@@ -725,7 +704,7 @@
         <w:pStyle w:val="Prrafodelista"/>
         <w:numPr>
           <w:ilvl w:val="0"/>
-          <w:numId w:val="39"/>
+          <w:numId w:val="2"/>
         </w:numPr>
         <w:rPr>
           <w:b/>
@@ -741,7 +720,7 @@
         <w:pStyle w:val="Prrafodelista"/>
         <w:numPr>
           <w:ilvl w:val="0"/>
-          <w:numId w:val="39"/>
+          <w:numId w:val="2"/>
         </w:numPr>
         <w:rPr>
           <w:b/>
@@ -757,7 +736,7 @@
         <w:pStyle w:val="Prrafodelista"/>
         <w:numPr>
           <w:ilvl w:val="0"/>
-          <w:numId w:val="39"/>
+          <w:numId w:val="2"/>
         </w:numPr>
         <w:rPr>
           <w:b/>
@@ -952,15 +931,7 @@
     </w:p>
     <w:p>
       <w:r>
-        <w:t xml:space="preserve">Los requisitos se obtuvieron a partir de la entrevista realizada a </w:t>
-      </w:r>
-      <w:proofErr w:type="spellStart"/>
-      <w:r>
-        <w:t>Anelisa</w:t>
-      </w:r>
-      <w:proofErr w:type="spellEnd"/>
-      <w:r>
-        <w:t>, gerente/propietaria del almacén, y del análisis de los procesos actuales de inventario, compras y ventas descritos en la documentación base del proyecto. Las evidencias de este levantamiento (actas, entrevistas, fotografías, videos o encuestas disponibles) deben conservarse en la carpeta EVIDENCIAS del repositorio del equipo.</w:t>
+        <w:t>Los requisitos se obtuvieron a partir de la entrevista realizada a Anelisa, gerente/propietaria del almacén, y del análisis de los procesos actuales de inventario, compras y ventas descritos en la documentación base del proyecto. Las evidencias de este levantamiento (actas, entrevistas, fotografías, videos o encuestas disponibles) deben conservarse en la carpeta EVIDENCIAS del repositorio del equipo.</w:t>
       </w:r>
     </w:p>
     <w:p>
@@ -991,7 +962,7 @@
         <w:pStyle w:val="Prrafodelista"/>
         <w:numPr>
           <w:ilvl w:val="0"/>
-          <w:numId w:val="41"/>
+          <w:numId w:val="3"/>
         </w:numPr>
       </w:pPr>
       <w:r>
@@ -1003,7 +974,7 @@
         <w:pStyle w:val="Prrafodelista"/>
         <w:numPr>
           <w:ilvl w:val="0"/>
-          <w:numId w:val="41"/>
+          <w:numId w:val="3"/>
         </w:numPr>
       </w:pPr>
       <w:r>
@@ -1015,7 +986,7 @@
         <w:pStyle w:val="Prrafodelista"/>
         <w:numPr>
           <w:ilvl w:val="0"/>
-          <w:numId w:val="41"/>
+          <w:numId w:val="3"/>
         </w:numPr>
       </w:pPr>
       <w:r>
@@ -1027,7 +998,7 @@
         <w:pStyle w:val="Prrafodelista"/>
         <w:numPr>
           <w:ilvl w:val="0"/>
-          <w:numId w:val="41"/>
+          <w:numId w:val="3"/>
         </w:numPr>
       </w:pPr>
       <w:r>
@@ -1039,7 +1010,7 @@
         <w:pStyle w:val="Prrafodelista"/>
         <w:numPr>
           <w:ilvl w:val="0"/>
-          <w:numId w:val="41"/>
+          <w:numId w:val="3"/>
         </w:numPr>
       </w:pPr>
       <w:r>
@@ -1066,7 +1037,7 @@
         <w:pStyle w:val="Prrafodelista"/>
         <w:numPr>
           <w:ilvl w:val="0"/>
-          <w:numId w:val="42"/>
+          <w:numId w:val="4"/>
         </w:numPr>
       </w:pPr>
       <w:r>
@@ -1078,7 +1049,7 @@
         <w:pStyle w:val="Prrafodelista"/>
         <w:numPr>
           <w:ilvl w:val="0"/>
-          <w:numId w:val="42"/>
+          <w:numId w:val="4"/>
         </w:numPr>
       </w:pPr>
       <w:r>
@@ -1090,7 +1061,7 @@
         <w:pStyle w:val="Prrafodelista"/>
         <w:numPr>
           <w:ilvl w:val="0"/>
-          <w:numId w:val="42"/>
+          <w:numId w:val="4"/>
         </w:numPr>
       </w:pPr>
       <w:r>
@@ -2251,13 +2222,7 @@
       </w:pPr>
       <w:r>
         <w:lastRenderedPageBreak/>
-        <w:t>Requisitos</w:t>
-      </w:r>
-      <w:r>
-        <w:t xml:space="preserve"> No</w:t>
-      </w:r>
-      <w:r>
-        <w:t xml:space="preserve"> Funcionales</w:t>
+        <w:t>Requisitos No Funcionales</w:t>
       </w:r>
     </w:p>
     <w:tbl>
@@ -2621,13 +2586,7 @@
     </w:p>
     <w:p>
       <w:r>
-        <w:t>Esta sección define la información mínima que el sistema necesita almacenar o procesar. Los campos no</w:t>
-      </w:r>
-      <w:r>
-        <w:t xml:space="preserve"> </w:t>
-      </w:r>
-      <w:r>
-        <w:t>especificados por la documentación base deberán validarse con el cliente antes de su implementación.</w:t>
+        <w:t>Esta sección define la información mínima que el sistema necesita almacenar o procesar. Los campos no especificados por la documentación base deberán validarse con el cliente antes de su implementación.</w:t>
       </w:r>
     </w:p>
     <w:tbl>
@@ -2738,10 +2697,7 @@
           </w:tcPr>
           <w:p>
             <w:r>
-              <w:t>RI0</w:t>
-            </w:r>
-            <w:r>
-              <w:t>2</w:t>
+              <w:t>RI02</w:t>
             </w:r>
           </w:p>
         </w:tc>
@@ -2783,10 +2739,7 @@
           </w:tcPr>
           <w:p>
             <w:r>
-              <w:t>RI0</w:t>
-            </w:r>
-            <w:r>
-              <w:t>3</w:t>
+              <w:t>RI03</w:t>
             </w:r>
           </w:p>
         </w:tc>
@@ -2825,10 +2778,7 @@
           </w:tcPr>
           <w:p>
             <w:r>
-              <w:t>RI0</w:t>
-            </w:r>
-            <w:r>
-              <w:t>4</w:t>
+              <w:t>RI04</w:t>
             </w:r>
           </w:p>
         </w:tc>
@@ -2870,10 +2820,7 @@
           </w:tcPr>
           <w:p>
             <w:r>
-              <w:t>RI0</w:t>
-            </w:r>
-            <w:r>
-              <w:t>5</w:t>
+              <w:t>RI05</w:t>
             </w:r>
           </w:p>
         </w:tc>
@@ -2912,10 +2859,7 @@
           </w:tcPr>
           <w:p>
             <w:r>
-              <w:t>RI0</w:t>
-            </w:r>
-            <w:r>
-              <w:t>6</w:t>
+              <w:t>RI06</w:t>
             </w:r>
           </w:p>
         </w:tc>
@@ -2958,10 +2902,7 @@
           <w:p>
             <w:r>
               <w:lastRenderedPageBreak/>
-              <w:t>RI0</w:t>
-            </w:r>
-            <w:r>
-              <w:t>7</w:t>
+              <w:t>RI07</w:t>
             </w:r>
           </w:p>
         </w:tc>
@@ -3158,7 +3099,7 @@
               <w:pStyle w:val="Prrafodelista"/>
               <w:numPr>
                 <w:ilvl w:val="0"/>
-                <w:numId w:val="44"/>
+                <w:numId w:val="5"/>
               </w:numPr>
             </w:pPr>
             <w:r>
@@ -3170,7 +3111,7 @@
               <w:pStyle w:val="Prrafodelista"/>
               <w:numPr>
                 <w:ilvl w:val="0"/>
-                <w:numId w:val="44"/>
+                <w:numId w:val="5"/>
               </w:numPr>
             </w:pPr>
             <w:r>
@@ -3182,7 +3123,7 @@
               <w:pStyle w:val="Prrafodelista"/>
               <w:numPr>
                 <w:ilvl w:val="0"/>
-                <w:numId w:val="44"/>
+                <w:numId w:val="5"/>
               </w:numPr>
             </w:pPr>
             <w:r>
@@ -3194,7 +3135,7 @@
               <w:pStyle w:val="Prrafodelista"/>
               <w:numPr>
                 <w:ilvl w:val="0"/>
-                <w:numId w:val="44"/>
+                <w:numId w:val="5"/>
               </w:numPr>
             </w:pPr>
             <w:r>
@@ -3206,7 +3147,7 @@
               <w:pStyle w:val="Prrafodelista"/>
               <w:numPr>
                 <w:ilvl w:val="0"/>
-                <w:numId w:val="44"/>
+                <w:numId w:val="5"/>
               </w:numPr>
             </w:pPr>
             <w:r>
@@ -3235,7 +3176,7 @@
               <w:pStyle w:val="Prrafodelista"/>
               <w:numPr>
                 <w:ilvl w:val="0"/>
-                <w:numId w:val="42"/>
+                <w:numId w:val="4"/>
               </w:numPr>
             </w:pPr>
             <w:r>
@@ -3247,7 +3188,7 @@
               <w:pStyle w:val="Prrafodelista"/>
               <w:numPr>
                 <w:ilvl w:val="0"/>
-                <w:numId w:val="42"/>
+                <w:numId w:val="4"/>
               </w:numPr>
             </w:pPr>
             <w:r>
@@ -3436,7 +3377,6 @@
                 <w:b/>
                 <w:bCs/>
               </w:rPr>
-              <w:lastRenderedPageBreak/>
               <w:t xml:space="preserve">Flujo Principal: </w:t>
             </w:r>
           </w:p>
@@ -3445,10 +3385,11 @@
               <w:pStyle w:val="Prrafodelista"/>
               <w:numPr>
                 <w:ilvl w:val="0"/>
-                <w:numId w:val="47"/>
+                <w:numId w:val="6"/>
               </w:numPr>
             </w:pPr>
             <w:r>
+              <w:lastRenderedPageBreak/>
               <w:t xml:space="preserve">El usuario accede al módulo «Inventario». </w:t>
             </w:r>
           </w:p>
@@ -3457,7 +3398,7 @@
               <w:pStyle w:val="Prrafodelista"/>
               <w:numPr>
                 <w:ilvl w:val="0"/>
-                <w:numId w:val="47"/>
+                <w:numId w:val="6"/>
               </w:numPr>
             </w:pPr>
             <w:r>
@@ -3469,7 +3410,7 @@
               <w:pStyle w:val="Prrafodelista"/>
               <w:numPr>
                 <w:ilvl w:val="0"/>
-                <w:numId w:val="47"/>
+                <w:numId w:val="6"/>
               </w:numPr>
             </w:pPr>
             <w:r>
@@ -3481,7 +3422,7 @@
               <w:pStyle w:val="Prrafodelista"/>
               <w:numPr>
                 <w:ilvl w:val="0"/>
-                <w:numId w:val="47"/>
+                <w:numId w:val="6"/>
               </w:numPr>
             </w:pPr>
             <w:r>
@@ -3493,7 +3434,7 @@
               <w:pStyle w:val="Prrafodelista"/>
               <w:numPr>
                 <w:ilvl w:val="0"/>
-                <w:numId w:val="47"/>
+                <w:numId w:val="6"/>
               </w:numPr>
             </w:pPr>
             <w:r>
@@ -3505,7 +3446,7 @@
               <w:pStyle w:val="Prrafodelista"/>
               <w:numPr>
                 <w:ilvl w:val="0"/>
-                <w:numId w:val="47"/>
+                <w:numId w:val="6"/>
               </w:numPr>
             </w:pPr>
             <w:r>
@@ -3526,6 +3467,7 @@
                 <w:b/>
                 <w:bCs/>
               </w:rPr>
+              <w:lastRenderedPageBreak/>
               <w:t xml:space="preserve">Flujo Alternativo: </w:t>
             </w:r>
           </w:p>
@@ -3534,7 +3476,7 @@
               <w:pStyle w:val="Prrafodelista"/>
               <w:numPr>
                 <w:ilvl w:val="0"/>
-                <w:numId w:val="42"/>
+                <w:numId w:val="4"/>
               </w:numPr>
             </w:pPr>
             <w:r>
@@ -3546,7 +3488,7 @@
               <w:pStyle w:val="Prrafodelista"/>
               <w:numPr>
                 <w:ilvl w:val="0"/>
-                <w:numId w:val="42"/>
+                <w:numId w:val="4"/>
               </w:numPr>
             </w:pPr>
             <w:r>
@@ -3558,7 +3500,7 @@
               <w:pStyle w:val="Prrafodelista"/>
               <w:numPr>
                 <w:ilvl w:val="0"/>
-                <w:numId w:val="42"/>
+                <w:numId w:val="4"/>
               </w:numPr>
             </w:pPr>
             <w:r>
@@ -3747,7 +3689,7 @@
               <w:pStyle w:val="Prrafodelista"/>
               <w:numPr>
                 <w:ilvl w:val="0"/>
-                <w:numId w:val="50"/>
+                <w:numId w:val="7"/>
               </w:numPr>
             </w:pPr>
             <w:r>
@@ -3759,7 +3701,7 @@
               <w:pStyle w:val="Prrafodelista"/>
               <w:numPr>
                 <w:ilvl w:val="0"/>
-                <w:numId w:val="50"/>
+                <w:numId w:val="7"/>
               </w:numPr>
             </w:pPr>
             <w:r>
@@ -3771,7 +3713,7 @@
               <w:pStyle w:val="Prrafodelista"/>
               <w:numPr>
                 <w:ilvl w:val="0"/>
-                <w:numId w:val="50"/>
+                <w:numId w:val="7"/>
               </w:numPr>
             </w:pPr>
             <w:r>
@@ -3783,7 +3725,7 @@
               <w:pStyle w:val="Prrafodelista"/>
               <w:numPr>
                 <w:ilvl w:val="0"/>
-                <w:numId w:val="50"/>
+                <w:numId w:val="7"/>
               </w:numPr>
             </w:pPr>
             <w:r>
@@ -3795,7 +3737,7 @@
               <w:pStyle w:val="Prrafodelista"/>
               <w:numPr>
                 <w:ilvl w:val="0"/>
-                <w:numId w:val="50"/>
+                <w:numId w:val="7"/>
               </w:numPr>
             </w:pPr>
             <w:r>
@@ -3807,7 +3749,7 @@
               <w:pStyle w:val="Prrafodelista"/>
               <w:numPr>
                 <w:ilvl w:val="0"/>
-                <w:numId w:val="50"/>
+                <w:numId w:val="7"/>
               </w:numPr>
             </w:pPr>
             <w:r>
@@ -3819,7 +3761,7 @@
               <w:pStyle w:val="Prrafodelista"/>
               <w:numPr>
                 <w:ilvl w:val="0"/>
-                <w:numId w:val="50"/>
+                <w:numId w:val="7"/>
               </w:numPr>
             </w:pPr>
             <w:r>
@@ -3848,7 +3790,7 @@
               <w:pStyle w:val="Prrafodelista"/>
               <w:numPr>
                 <w:ilvl w:val="0"/>
-                <w:numId w:val="42"/>
+                <w:numId w:val="4"/>
               </w:numPr>
             </w:pPr>
             <w:r>
@@ -3860,7 +3802,7 @@
               <w:pStyle w:val="Prrafodelista"/>
               <w:numPr>
                 <w:ilvl w:val="0"/>
-                <w:numId w:val="42"/>
+                <w:numId w:val="4"/>
               </w:numPr>
             </w:pPr>
             <w:r>
@@ -3872,7 +3814,7 @@
               <w:pStyle w:val="Prrafodelista"/>
               <w:numPr>
                 <w:ilvl w:val="0"/>
-                <w:numId w:val="42"/>
+                <w:numId w:val="4"/>
               </w:numPr>
             </w:pPr>
             <w:r>
@@ -4081,7 +4023,7 @@
               <w:pStyle w:val="Prrafodelista"/>
               <w:numPr>
                 <w:ilvl w:val="0"/>
-                <w:numId w:val="53"/>
+                <w:numId w:val="8"/>
               </w:numPr>
             </w:pPr>
             <w:r>
@@ -4093,7 +4035,7 @@
               <w:pStyle w:val="Prrafodelista"/>
               <w:numPr>
                 <w:ilvl w:val="0"/>
-                <w:numId w:val="53"/>
+                <w:numId w:val="8"/>
               </w:numPr>
             </w:pPr>
             <w:r>
@@ -4105,7 +4047,7 @@
               <w:pStyle w:val="Prrafodelista"/>
               <w:numPr>
                 <w:ilvl w:val="0"/>
-                <w:numId w:val="53"/>
+                <w:numId w:val="8"/>
               </w:numPr>
             </w:pPr>
             <w:r>
@@ -4117,7 +4059,7 @@
               <w:pStyle w:val="Prrafodelista"/>
               <w:numPr>
                 <w:ilvl w:val="0"/>
-                <w:numId w:val="53"/>
+                <w:numId w:val="8"/>
               </w:numPr>
             </w:pPr>
             <w:r>
@@ -4129,7 +4071,7 @@
               <w:pStyle w:val="Prrafodelista"/>
               <w:numPr>
                 <w:ilvl w:val="0"/>
-                <w:numId w:val="53"/>
+                <w:numId w:val="8"/>
               </w:numPr>
             </w:pPr>
             <w:r>
@@ -4141,7 +4083,7 @@
               <w:pStyle w:val="Prrafodelista"/>
               <w:numPr>
                 <w:ilvl w:val="0"/>
-                <w:numId w:val="53"/>
+                <w:numId w:val="8"/>
               </w:numPr>
             </w:pPr>
             <w:r>
@@ -4170,7 +4112,7 @@
               <w:pStyle w:val="Prrafodelista"/>
               <w:numPr>
                 <w:ilvl w:val="0"/>
-                <w:numId w:val="42"/>
+                <w:numId w:val="4"/>
               </w:numPr>
             </w:pPr>
             <w:r>
@@ -4182,7 +4124,7 @@
               <w:pStyle w:val="Prrafodelista"/>
               <w:numPr>
                 <w:ilvl w:val="0"/>
-                <w:numId w:val="42"/>
+                <w:numId w:val="4"/>
               </w:numPr>
             </w:pPr>
             <w:r>
@@ -4390,7 +4332,7 @@
               <w:pStyle w:val="Prrafodelista"/>
               <w:numPr>
                 <w:ilvl w:val="0"/>
-                <w:numId w:val="56"/>
+                <w:numId w:val="9"/>
               </w:numPr>
             </w:pPr>
             <w:r>
@@ -4402,7 +4344,7 @@
               <w:pStyle w:val="Prrafodelista"/>
               <w:numPr>
                 <w:ilvl w:val="0"/>
-                <w:numId w:val="56"/>
+                <w:numId w:val="9"/>
               </w:numPr>
             </w:pPr>
             <w:r>
@@ -4414,7 +4356,7 @@
               <w:pStyle w:val="Prrafodelista"/>
               <w:numPr>
                 <w:ilvl w:val="0"/>
-                <w:numId w:val="56"/>
+                <w:numId w:val="9"/>
               </w:numPr>
             </w:pPr>
             <w:r>
@@ -4426,7 +4368,7 @@
               <w:pStyle w:val="Prrafodelista"/>
               <w:numPr>
                 <w:ilvl w:val="0"/>
-                <w:numId w:val="56"/>
+                <w:numId w:val="9"/>
               </w:numPr>
             </w:pPr>
             <w:r>
@@ -4438,7 +4380,7 @@
               <w:pStyle w:val="Prrafodelista"/>
               <w:numPr>
                 <w:ilvl w:val="0"/>
-                <w:numId w:val="56"/>
+                <w:numId w:val="9"/>
               </w:numPr>
             </w:pPr>
             <w:r>
@@ -4467,7 +4409,7 @@
               <w:pStyle w:val="Prrafodelista"/>
               <w:numPr>
                 <w:ilvl w:val="0"/>
-                <w:numId w:val="57"/>
+                <w:numId w:val="10"/>
               </w:numPr>
             </w:pPr>
             <w:r>
@@ -4671,7 +4613,7 @@
               <w:pStyle w:val="Prrafodelista"/>
               <w:numPr>
                 <w:ilvl w:val="0"/>
-                <w:numId w:val="59"/>
+                <w:numId w:val="11"/>
               </w:numPr>
             </w:pPr>
             <w:r>
@@ -4683,7 +4625,7 @@
               <w:pStyle w:val="Prrafodelista"/>
               <w:numPr>
                 <w:ilvl w:val="0"/>
-                <w:numId w:val="59"/>
+                <w:numId w:val="11"/>
               </w:numPr>
             </w:pPr>
             <w:r>
@@ -4695,7 +4637,7 @@
               <w:pStyle w:val="Prrafodelista"/>
               <w:numPr>
                 <w:ilvl w:val="0"/>
-                <w:numId w:val="59"/>
+                <w:numId w:val="11"/>
               </w:numPr>
             </w:pPr>
             <w:r>
@@ -4707,7 +4649,7 @@
               <w:pStyle w:val="Prrafodelista"/>
               <w:numPr>
                 <w:ilvl w:val="0"/>
-                <w:numId w:val="59"/>
+                <w:numId w:val="11"/>
               </w:numPr>
             </w:pPr>
             <w:r>
@@ -4719,7 +4661,7 @@
               <w:pStyle w:val="Prrafodelista"/>
               <w:numPr>
                 <w:ilvl w:val="0"/>
-                <w:numId w:val="59"/>
+                <w:numId w:val="11"/>
               </w:numPr>
             </w:pPr>
             <w:r>
@@ -4748,7 +4690,7 @@
               <w:pStyle w:val="Prrafodelista"/>
               <w:numPr>
                 <w:ilvl w:val="0"/>
-                <w:numId w:val="57"/>
+                <w:numId w:val="10"/>
               </w:numPr>
             </w:pPr>
             <w:r>
@@ -4760,7 +4702,7 @@
               <w:pStyle w:val="Prrafodelista"/>
               <w:numPr>
                 <w:ilvl w:val="0"/>
-                <w:numId w:val="57"/>
+                <w:numId w:val="10"/>
               </w:numPr>
             </w:pPr>
             <w:r>
@@ -5112,7 +5054,7 @@
 </file>
 
 <file path=word/endnotes.xml><?xml version="1.0" encoding="utf-8"?>
-<w:endnotes xmlns:wpc="http://schemas.microsoft.com/office/word/2010/wordprocessingCanvas" xmlns:cx="http://schemas.microsoft.com/office/drawing/2014/chartex" xmlns:cx1="http://schemas.microsoft.com/office/drawing/2015/9/8/chartex" xmlns:cx2="http://schemas.microsoft.com/office/drawing/2015/10/21/chartex" xmlns:cx3="http://schemas.microsoft.com/office/drawing/2016/5/9/chartex" xmlns:cx4="http://schemas.microsoft.com/office/drawing/2016/5/10/chartex" xmlns:cx5="http://schemas.microsoft.com/office/drawing/2016/5/11/chartex" xmlns:cx6="http://schemas.microsoft.com/office/drawing/2016/5/12/chartex" xmlns:cx7="http://schemas.microsoft.com/office/drawing/2016/5/13/chartex" xmlns:cx8="http://schemas.microsoft.com/office/drawing/2016/5/14/chartex" xmlns:mc="http://schemas.openxmlformats.org/markup-compatibility/2006" xmlns:aink="http://schemas.microsoft.com/office/drawing/2016/ink" xmlns:am3d="http://schemas.microsoft.com/office/drawing/2017/model3d" xmlns:o="urn:schemas-microsoft-com:office:office" xmlns:oel="http://schemas.microsoft.com/office/2019/extlst" xmlns:r="http://schemas.openxmlformats.org/officeDocument/2006/relationships" xmlns:m="http://schemas.openxmlformats.org/officeDocument/2006/math" xmlns:v="urn:schemas-microsoft-com:vml" xmlns:wp14="http://schemas.microsoft.com/office/word/2010/wordprocessingDrawing" xmlns:wp="http://schemas.openxmlformats.org/drawingml/2006/wordprocessingDrawing" xmlns:w10="urn:schemas-microsoft-com:office:word" xmlns:w="http://schemas.openxmlformats.org/wordprocessingml/2006/main" xmlns:w14="http://schemas.microsoft.com/office/word/2010/wordml" xmlns:w15="http://schemas.microsoft.com/office/word/2012/wordml" xmlns:w16cex="http://schemas.microsoft.com/office/word/2018/wordml/cex" xmlns:w16cid="http://schemas.microsoft.com/office/word/2016/wordml/cid" xmlns:w16="http://schemas.microsoft.com/office/word/2018/wordml" xmlns:w16sdtdh="http://schemas.microsoft.com/office/word/2020/wordml/sdtdatahash" xmlns:w16se="http://schemas.microsoft.com/office/word/2015/wordml/symex" xmlns:wpg="http://schemas.microsoft.com/office/word/2010/wordprocessingGroup" xmlns:wpi="http://schemas.microsoft.com/office/word/2010/wordprocessingInk" xmlns:wne="http://schemas.microsoft.com/office/word/2006/wordml" xmlns:wps="http://schemas.microsoft.com/office/word/2010/wordprocessingShape" mc:Ignorable="w14 w15 w16se w16cid w16 w16cex w16sdtdh wp14">
+<w:endnotes xmlns:wpc="http://schemas.microsoft.com/office/word/2010/wordprocessingCanvas" xmlns:cx="http://schemas.microsoft.com/office/drawing/2014/chartex" xmlns:cx1="http://schemas.microsoft.com/office/drawing/2015/9/8/chartex" xmlns:cx2="http://schemas.microsoft.com/office/drawing/2015/10/21/chartex" xmlns:cx3="http://schemas.microsoft.com/office/drawing/2016/5/9/chartex" xmlns:cx4="http://schemas.microsoft.com/office/drawing/2016/5/10/chartex" xmlns:cx5="http://schemas.microsoft.com/office/drawing/2016/5/11/chartex" xmlns:cx6="http://schemas.microsoft.com/office/drawing/2016/5/12/chartex" xmlns:cx7="http://schemas.microsoft.com/office/drawing/2016/5/13/chartex" xmlns:cx8="http://schemas.microsoft.com/office/drawing/2016/5/14/chartex" xmlns:mc="http://schemas.openxmlformats.org/markup-compatibility/2006" xmlns:aink="http://schemas.microsoft.com/office/drawing/2016/ink" xmlns:am3d="http://schemas.microsoft.com/office/drawing/2017/model3d" xmlns:o="urn:schemas-microsoft-com:office:office" xmlns:oel="http://schemas.microsoft.com/office/2019/extlst" xmlns:r="http://schemas.openxmlformats.org/officeDocument/2006/relationships" xmlns:m="http://schemas.openxmlformats.org/officeDocument/2006/math" xmlns:v="urn:schemas-microsoft-com:vml" xmlns:wp14="http://schemas.microsoft.com/office/word/2010/wordprocessingDrawing" xmlns:wp="http://schemas.openxmlformats.org/drawingml/2006/wordprocessingDrawing" xmlns:w10="urn:schemas-microsoft-com:office:word" xmlns:w="http://schemas.openxmlformats.org/wordprocessingml/2006/main" xmlns:w14="http://schemas.microsoft.com/office/word/2010/wordml" xmlns:w15="http://schemas.microsoft.com/office/word/2012/wordml" xmlns:w16cex="http://schemas.microsoft.com/office/word/2018/wordml/cex" xmlns:w16cid="http://schemas.microsoft.com/office/word/2016/wordml/cid" xmlns:w16="http://schemas.microsoft.com/office/word/2018/wordml" xmlns:w16du="http://schemas.microsoft.com/office/word/2023/wordml/word16du" xmlns:w16sdtdh="http://schemas.microsoft.com/office/word/2020/wordml/sdtdatahash" xmlns:w16sdtfl="http://schemas.microsoft.com/office/word/2024/wordml/sdtformatlock" xmlns:w16se="http://schemas.microsoft.com/office/word/2015/wordml/symex" xmlns:wpg="http://schemas.microsoft.com/office/word/2010/wordprocessingGroup" xmlns:wpi="http://schemas.microsoft.com/office/word/2010/wordprocessingInk" xmlns:wne="http://schemas.microsoft.com/office/word/2006/wordml" xmlns:wps="http://schemas.microsoft.com/office/word/2010/wordprocessingShape" mc:Ignorable="w14 w15 w16se w16cid w16 w16cex w16sdtdh w16sdtfl w16du wp14">
   <w:endnote w:type="separator" w:id="-1">
     <w:p>
       <w:pPr>
@@ -5137,7 +5079,7 @@
 </file>
 
 <file path=word/footer1.xml><?xml version="1.0" encoding="utf-8"?>
-<w:ftr xmlns:wpc="http://schemas.microsoft.com/office/word/2010/wordprocessingCanvas" xmlns:cx="http://schemas.microsoft.com/office/drawing/2014/chartex" xmlns:cx1="http://schemas.microsoft.com/office/drawing/2015/9/8/chartex" xmlns:cx2="http://schemas.microsoft.com/office/drawing/2015/10/21/chartex" xmlns:cx3="http://schemas.microsoft.com/office/drawing/2016/5/9/chartex" xmlns:cx4="http://schemas.microsoft.com/office/drawing/2016/5/10/chartex" xmlns:cx5="http://schemas.microsoft.com/office/drawing/2016/5/11/chartex" xmlns:cx6="http://schemas.microsoft.com/office/drawing/2016/5/12/chartex" xmlns:cx7="http://schemas.microsoft.com/office/drawing/2016/5/13/chartex" xmlns:cx8="http://schemas.microsoft.com/office/drawing/2016/5/14/chartex" xmlns:mc="http://schemas.openxmlformats.org/markup-compatibility/2006" xmlns:aink="http://schemas.microsoft.com/office/drawing/2016/ink" xmlns:am3d="http://schemas.microsoft.com/office/drawing/2017/model3d" xmlns:o="urn:schemas-microsoft-com:office:office" xmlns:oel="http://schemas.microsoft.com/office/2019/extlst" xmlns:r="http://schemas.openxmlformats.org/officeDocument/2006/relationships" xmlns:m="http://schemas.openxmlformats.org/officeDocument/2006/math" xmlns:v="urn:schemas-microsoft-com:vml" xmlns:wp14="http://schemas.microsoft.com/office/word/2010/wordprocessingDrawing" xmlns:wp="http://schemas.openxmlformats.org/drawingml/2006/wordprocessingDrawing" xmlns:w10="urn:schemas-microsoft-com:office:word" xmlns:w="http://schemas.openxmlformats.org/wordprocessingml/2006/main" xmlns:w14="http://schemas.microsoft.com/office/word/2010/wordml" xmlns:w15="http://schemas.microsoft.com/office/word/2012/wordml" xmlns:w16cex="http://schemas.microsoft.com/office/word/2018/wordml/cex" xmlns:w16cid="http://schemas.microsoft.com/office/word/2016/wordml/cid" xmlns:w16="http://schemas.microsoft.com/office/word/2018/wordml" xmlns:w16sdtdh="http://schemas.microsoft.com/office/word/2020/wordml/sdtdatahash" xmlns:w16se="http://schemas.microsoft.com/office/word/2015/wordml/symex" xmlns:wpg="http://schemas.microsoft.com/office/word/2010/wordprocessingGroup" xmlns:wpi="http://schemas.microsoft.com/office/word/2010/wordprocessingInk" xmlns:wne="http://schemas.microsoft.com/office/word/2006/wordml" xmlns:wps="http://schemas.microsoft.com/office/word/2010/wordprocessingShape" mc:Ignorable="w14 w15 w16se w16cid w16 w16cex w16sdtdh wp14">
+<w:ftr xmlns:wpc="http://schemas.microsoft.com/office/word/2010/wordprocessingCanvas" xmlns:cx="http://schemas.microsoft.com/office/drawing/2014/chartex" xmlns:cx1="http://schemas.microsoft.com/office/drawing/2015/9/8/chartex" xmlns:cx2="http://schemas.microsoft.com/office/drawing/2015/10/21/chartex" xmlns:cx3="http://schemas.microsoft.com/office/drawing/2016/5/9/chartex" xmlns:cx4="http://schemas.microsoft.com/office/drawing/2016/5/10/chartex" xmlns:cx5="http://schemas.microsoft.com/office/drawing/2016/5/11/chartex" xmlns:cx6="http://schemas.microsoft.com/office/drawing/2016/5/12/chartex" xmlns:cx7="http://schemas.microsoft.com/office/drawing/2016/5/13/chartex" xmlns:cx8="http://schemas.microsoft.com/office/drawing/2016/5/14/chartex" xmlns:mc="http://schemas.openxmlformats.org/markup-compatibility/2006" xmlns:aink="http://schemas.microsoft.com/office/drawing/2016/ink" xmlns:am3d="http://schemas.microsoft.com/office/drawing/2017/model3d" xmlns:o="urn:schemas-microsoft-com:office:office" xmlns:oel="http://schemas.microsoft.com/office/2019/extlst" xmlns:r="http://schemas.openxmlformats.org/officeDocument/2006/relationships" xmlns:m="http://schemas.openxmlformats.org/officeDocument/2006/math" xmlns:v="urn:schemas-microsoft-com:vml" xmlns:wp14="http://schemas.microsoft.com/office/word/2010/wordprocessingDrawing" xmlns:wp="http://schemas.openxmlformats.org/drawingml/2006/wordprocessingDrawing" xmlns:w10="urn:schemas-microsoft-com:office:word" xmlns:w="http://schemas.openxmlformats.org/wordprocessingml/2006/main" xmlns:w14="http://schemas.microsoft.com/office/word/2010/wordml" xmlns:w15="http://schemas.microsoft.com/office/word/2012/wordml" xmlns:w16cex="http://schemas.microsoft.com/office/word/2018/wordml/cex" xmlns:w16cid="http://schemas.microsoft.com/office/word/2016/wordml/cid" xmlns:w16="http://schemas.microsoft.com/office/word/2018/wordml" xmlns:w16du="http://schemas.microsoft.com/office/word/2023/wordml/word16du" xmlns:w16sdtdh="http://schemas.microsoft.com/office/word/2020/wordml/sdtdatahash" xmlns:w16sdtfl="http://schemas.microsoft.com/office/word/2024/wordml/sdtformatlock" xmlns:w16se="http://schemas.microsoft.com/office/word/2015/wordml/symex" xmlns:wpg="http://schemas.microsoft.com/office/word/2010/wordprocessingGroup" xmlns:wpi="http://schemas.microsoft.com/office/word/2010/wordprocessingInk" xmlns:wne="http://schemas.microsoft.com/office/word/2006/wordml" xmlns:wps="http://schemas.microsoft.com/office/word/2010/wordprocessingShape" mc:Ignorable="w14 w15 w16se w16cid w16 w16cex w16sdtdh w16sdtfl w16du wp14">
   <w:p>
     <w:pPr>
       <w:pStyle w:val="Piedepgina"/>
@@ -5292,21 +5234,12 @@
                                   <w:lang w:val="en-US"/>
                                 </w:rPr>
                               </w:pPr>
-                              <w:proofErr w:type="spellStart"/>
                               <w:r>
                                 <w:rPr>
                                   <w:sz w:val="14"/>
                                   <w:lang w:val="en-US"/>
                                 </w:rPr>
-                                <w:t>Tels</w:t>
-                              </w:r>
-                              <w:proofErr w:type="spellEnd"/>
-                              <w:r>
-                                <w:rPr>
-                                  <w:sz w:val="14"/>
-                                  <w:lang w:val="en-US"/>
-                                </w:rPr>
-                                <w:t>: (+57) 3153429495 - 3160244475</w:t>
+                                <w:t>Tels: (+57) 3153429495 - 3160244475</w:t>
                               </w:r>
                             </w:p>
                             <w:p>
@@ -5855,7 +5788,7 @@
 </file>
 
 <file path=word/footnotes.xml><?xml version="1.0" encoding="utf-8"?>
-<w:footnotes xmlns:wpc="http://schemas.microsoft.com/office/word/2010/wordprocessingCanvas" xmlns:cx="http://schemas.microsoft.com/office/drawing/2014/chartex" xmlns:cx1="http://schemas.microsoft.com/office/drawing/2015/9/8/chartex" xmlns:cx2="http://schemas.microsoft.com/office/drawing/2015/10/21/chartex" xmlns:cx3="http://schemas.microsoft.com/office/drawing/2016/5/9/chartex" xmlns:cx4="http://schemas.microsoft.com/office/drawing/2016/5/10/chartex" xmlns:cx5="http://schemas.microsoft.com/office/drawing/2016/5/11/chartex" xmlns:cx6="http://schemas.microsoft.com/office/drawing/2016/5/12/chartex" xmlns:cx7="http://schemas.microsoft.com/office/drawing/2016/5/13/chartex" xmlns:cx8="http://schemas.microsoft.com/office/drawing/2016/5/14/chartex" xmlns:mc="http://schemas.openxmlformats.org/markup-compatibility/2006" xmlns:aink="http://schemas.microsoft.com/office/drawing/2016/ink" xmlns:am3d="http://schemas.microsoft.com/office/drawing/2017/model3d" xmlns:o="urn:schemas-microsoft-com:office:office" xmlns:oel="http://schemas.microsoft.com/office/2019/extlst" xmlns:r="http://schemas.openxmlformats.org/officeDocument/2006/relationships" xmlns:m="http://schemas.openxmlformats.org/officeDocument/2006/math" xmlns:v="urn:schemas-microsoft-com:vml" xmlns:wp14="http://schemas.microsoft.com/office/word/2010/wordprocessingDrawing" xmlns:wp="http://schemas.openxmlformats.org/drawingml/2006/wordprocessingDrawing" xmlns:w10="urn:schemas-microsoft-com:office:word" xmlns:w="http://schemas.openxmlformats.org/wordprocessingml/2006/main" xmlns:w14="http://schemas.microsoft.com/office/word/2010/wordml" xmlns:w15="http://schemas.microsoft.com/office/word/2012/wordml" xmlns:w16cex="http://schemas.microsoft.com/office/word/2018/wordml/cex" xmlns:w16cid="http://schemas.microsoft.com/office/word/2016/wordml/cid" xmlns:w16="http://schemas.microsoft.com/office/word/2018/wordml" xmlns:w16sdtdh="http://schemas.microsoft.com/office/word/2020/wordml/sdtdatahash" xmlns:w16se="http://schemas.microsoft.com/office/word/2015/wordml/symex" xmlns:wpg="http://schemas.microsoft.com/office/word/2010/wordprocessingGroup" xmlns:wpi="http://schemas.microsoft.com/office/word/2010/wordprocessingInk" xmlns:wne="http://schemas.microsoft.com/office/word/2006/wordml" xmlns:wps="http://schemas.microsoft.com/office/word/2010/wordprocessingShape" mc:Ignorable="w14 w15 w16se w16cid w16 w16cex w16sdtdh wp14">
+<w:footnotes xmlns:wpc="http://schemas.microsoft.com/office/word/2010/wordprocessingCanvas" xmlns:cx="http://schemas.microsoft.com/office/drawing/2014/chartex" xmlns:cx1="http://schemas.microsoft.com/office/drawing/2015/9/8/chartex" xmlns:cx2="http://schemas.microsoft.com/office/drawing/2015/10/21/chartex" xmlns:cx3="http://schemas.microsoft.com/office/drawing/2016/5/9/chartex" xmlns:cx4="http://schemas.microsoft.com/office/drawing/2016/5/10/chartex" xmlns:cx5="http://schemas.microsoft.com/office/drawing/2016/5/11/chartex" xmlns:cx6="http://schemas.microsoft.com/office/drawing/2016/5/12/chartex" xmlns:cx7="http://schemas.microsoft.com/office/drawing/2016/5/13/chartex" xmlns:cx8="http://schemas.microsoft.com/office/drawing/2016/5/14/chartex" xmlns:mc="http://schemas.openxmlformats.org/markup-compatibility/2006" xmlns:aink="http://schemas.microsoft.com/office/drawing/2016/ink" xmlns:am3d="http://schemas.microsoft.com/office/drawing/2017/model3d" xmlns:o="urn:schemas-microsoft-com:office:office" xmlns:oel="http://schemas.microsoft.com/office/2019/extlst" xmlns:r="http://schemas.openxmlformats.org/officeDocument/2006/relationships" xmlns:m="http://schemas.openxmlformats.org/officeDocument/2006/math" xmlns:v="urn:schemas-microsoft-com:vml" xmlns:wp14="http://schemas.microsoft.com/office/word/2010/wordprocessingDrawing" xmlns:wp="http://schemas.openxmlformats.org/drawingml/2006/wordprocessingDrawing" xmlns:w10="urn:schemas-microsoft-com:office:word" xmlns:w="http://schemas.openxmlformats.org/wordprocessingml/2006/main" xmlns:w14="http://schemas.microsoft.com/office/word/2010/wordml" xmlns:w15="http://schemas.microsoft.com/office/word/2012/wordml" xmlns:w16cex="http://schemas.microsoft.com/office/word/2018/wordml/cex" xmlns:w16cid="http://schemas.microsoft.com/office/word/2016/wordml/cid" xmlns:w16="http://schemas.microsoft.com/office/word/2018/wordml" xmlns:w16du="http://schemas.microsoft.com/office/word/2023/wordml/word16du" xmlns:w16sdtdh="http://schemas.microsoft.com/office/word/2020/wordml/sdtdatahash" xmlns:w16sdtfl="http://schemas.microsoft.com/office/word/2024/wordml/sdtformatlock" xmlns:w16se="http://schemas.microsoft.com/office/word/2015/wordml/symex" xmlns:wpg="http://schemas.microsoft.com/office/word/2010/wordprocessingGroup" xmlns:wpi="http://schemas.microsoft.com/office/word/2010/wordprocessingInk" xmlns:wne="http://schemas.microsoft.com/office/word/2006/wordml" xmlns:wps="http://schemas.microsoft.com/office/word/2010/wordprocessingShape" mc:Ignorable="w14 w15 w16se w16cid w16 w16cex w16sdtdh w16sdtfl w16du wp14">
   <w:footnote w:type="separator" w:id="-1">
     <w:p>
       <w:pPr>
@@ -5880,7 +5813,7 @@
 </file>
 
 <file path=word/header1.xml><?xml version="1.0" encoding="utf-8"?>
-<w:hdr xmlns:wpc="http://schemas.microsoft.com/office/word/2010/wordprocessingCanvas" xmlns:cx="http://schemas.microsoft.com/office/drawing/2014/chartex" xmlns:cx1="http://schemas.microsoft.com/office/drawing/2015/9/8/chartex" xmlns:cx2="http://schemas.microsoft.com/office/drawing/2015/10/21/chartex" xmlns:cx3="http://schemas.microsoft.com/office/drawing/2016/5/9/chartex" xmlns:cx4="http://schemas.microsoft.com/office/drawing/2016/5/10/chartex" xmlns:cx5="http://schemas.microsoft.com/office/drawing/2016/5/11/chartex" xmlns:cx6="http://schemas.microsoft.com/office/drawing/2016/5/12/chartex" xmlns:cx7="http://schemas.microsoft.com/office/drawing/2016/5/13/chartex" xmlns:cx8="http://schemas.microsoft.com/office/drawing/2016/5/14/chartex" xmlns:mc="http://schemas.openxmlformats.org/markup-compatibility/2006" xmlns:aink="http://schemas.microsoft.com/office/drawing/2016/ink" xmlns:am3d="http://schemas.microsoft.com/office/drawing/2017/model3d" xmlns:o="urn:schemas-microsoft-com:office:office" xmlns:oel="http://schemas.microsoft.com/office/2019/extlst" xmlns:r="http://schemas.openxmlformats.org/officeDocument/2006/relationships" xmlns:m="http://schemas.openxmlformats.org/officeDocument/2006/math" xmlns:v="urn:schemas-microsoft-com:vml" xmlns:wp14="http://schemas.microsoft.com/office/word/2010/wordprocessingDrawing" xmlns:wp="http://schemas.openxmlformats.org/drawingml/2006/wordprocessingDrawing" xmlns:w10="urn:schemas-microsoft-com:office:word" xmlns:w="http://schemas.openxmlformats.org/wordprocessingml/2006/main" xmlns:w14="http://schemas.microsoft.com/office/word/2010/wordml" xmlns:w15="http://schemas.microsoft.com/office/word/2012/wordml" xmlns:w16cex="http://schemas.microsoft.com/office/word/2018/wordml/cex" xmlns:w16cid="http://schemas.microsoft.com/office/word/2016/wordml/cid" xmlns:w16="http://schemas.microsoft.com/office/word/2018/wordml" xmlns:w16sdtdh="http://schemas.microsoft.com/office/word/2020/wordml/sdtdatahash" xmlns:w16se="http://schemas.microsoft.com/office/word/2015/wordml/symex" xmlns:wpg="http://schemas.microsoft.com/office/word/2010/wordprocessingGroup" xmlns:wpi="http://schemas.microsoft.com/office/word/2010/wordprocessingInk" xmlns:wne="http://schemas.microsoft.com/office/word/2006/wordml" xmlns:wps="http://schemas.microsoft.com/office/word/2010/wordprocessingShape" mc:Ignorable="w14 w15 w16se w16cid w16 w16cex w16sdtdh wp14">
+<w:hdr xmlns:wpc="http://schemas.microsoft.com/office/word/2010/wordprocessingCanvas" xmlns:cx="http://schemas.microsoft.com/office/drawing/2014/chartex" xmlns:cx1="http://schemas.microsoft.com/office/drawing/2015/9/8/chartex" xmlns:cx2="http://schemas.microsoft.com/office/drawing/2015/10/21/chartex" xmlns:cx3="http://schemas.microsoft.com/office/drawing/2016/5/9/chartex" xmlns:cx4="http://schemas.microsoft.com/office/drawing/2016/5/10/chartex" xmlns:cx5="http://schemas.microsoft.com/office/drawing/2016/5/11/chartex" xmlns:cx6="http://schemas.microsoft.com/office/drawing/2016/5/12/chartex" xmlns:cx7="http://schemas.microsoft.com/office/drawing/2016/5/13/chartex" xmlns:cx8="http://schemas.microsoft.com/office/drawing/2016/5/14/chartex" xmlns:mc="http://schemas.openxmlformats.org/markup-compatibility/2006" xmlns:aink="http://schemas.microsoft.com/office/drawing/2016/ink" xmlns:am3d="http://schemas.microsoft.com/office/drawing/2017/model3d" xmlns:o="urn:schemas-microsoft-com:office:office" xmlns:oel="http://schemas.microsoft.com/office/2019/extlst" xmlns:r="http://schemas.openxmlformats.org/officeDocument/2006/relationships" xmlns:m="http://schemas.openxmlformats.org/officeDocument/2006/math" xmlns:v="urn:schemas-microsoft-com:vml" xmlns:wp14="http://schemas.microsoft.com/office/word/2010/wordprocessingDrawing" xmlns:wp="http://schemas.openxmlformats.org/drawingml/2006/wordprocessingDrawing" xmlns:w10="urn:schemas-microsoft-com:office:word" xmlns:w="http://schemas.openxmlformats.org/wordprocessingml/2006/main" xmlns:w14="http://schemas.microsoft.com/office/word/2010/wordml" xmlns:w15="http://schemas.microsoft.com/office/word/2012/wordml" xmlns:w16cex="http://schemas.microsoft.com/office/word/2018/wordml/cex" xmlns:w16cid="http://schemas.microsoft.com/office/word/2016/wordml/cid" xmlns:w16="http://schemas.microsoft.com/office/word/2018/wordml" xmlns:w16du="http://schemas.microsoft.com/office/word/2023/wordml/word16du" xmlns:w16sdtdh="http://schemas.microsoft.com/office/word/2020/wordml/sdtdatahash" xmlns:w16sdtfl="http://schemas.microsoft.com/office/word/2024/wordml/sdtformatlock" xmlns:w16se="http://schemas.microsoft.com/office/word/2015/wordml/symex" xmlns:wpg="http://schemas.microsoft.com/office/word/2010/wordprocessingGroup" xmlns:wpi="http://schemas.microsoft.com/office/word/2010/wordprocessingInk" xmlns:wne="http://schemas.microsoft.com/office/word/2006/wordml" xmlns:wps="http://schemas.microsoft.com/office/word/2010/wordprocessingShape" mc:Ignorable="w14 w15 w16se w16cid w16 w16cex w16sdtdh w16sdtfl w16du wp14">
   <w:p>
     <w:pPr>
       <w:pStyle w:val="Encabezado"/>
@@ -5945,7 +5878,7 @@
 </file>
 
 <file path=word/header2.xml><?xml version="1.0" encoding="utf-8"?>
-<w:hdr xmlns:wpc="http://schemas.microsoft.com/office/word/2010/wordprocessingCanvas" xmlns:cx="http://schemas.microsoft.com/office/drawing/2014/chartex" xmlns:cx1="http://schemas.microsoft.com/office/drawing/2015/9/8/chartex" xmlns:cx2="http://schemas.microsoft.com/office/drawing/2015/10/21/chartex" xmlns:cx3="http://schemas.microsoft.com/office/drawing/2016/5/9/chartex" xmlns:cx4="http://schemas.microsoft.com/office/drawing/2016/5/10/chartex" xmlns:cx5="http://schemas.microsoft.com/office/drawing/2016/5/11/chartex" xmlns:cx6="http://schemas.microsoft.com/office/drawing/2016/5/12/chartex" xmlns:cx7="http://schemas.microsoft.com/office/drawing/2016/5/13/chartex" xmlns:cx8="http://schemas.microsoft.com/office/drawing/2016/5/14/chartex" xmlns:mc="http://schemas.openxmlformats.org/markup-compatibility/2006" xmlns:aink="http://schemas.microsoft.com/office/drawing/2016/ink" xmlns:am3d="http://schemas.microsoft.com/office/drawing/2017/model3d" xmlns:o="urn:schemas-microsoft-com:office:office" xmlns:oel="http://schemas.microsoft.com/office/2019/extlst" xmlns:r="http://schemas.openxmlformats.org/officeDocument/2006/relationships" xmlns:m="http://schemas.openxmlformats.org/officeDocument/2006/math" xmlns:v="urn:schemas-microsoft-com:vml" xmlns:wp14="http://schemas.microsoft.com/office/word/2010/wordprocessingDrawing" xmlns:wp="http://schemas.openxmlformats.org/drawingml/2006/wordprocessingDrawing" xmlns:w10="urn:schemas-microsoft-com:office:word" xmlns:w="http://schemas.openxmlformats.org/wordprocessingml/2006/main" xmlns:w14="http://schemas.microsoft.com/office/word/2010/wordml" xmlns:w15="http://schemas.microsoft.com/office/word/2012/wordml" xmlns:w16cex="http://schemas.microsoft.com/office/word/2018/wordml/cex" xmlns:w16cid="http://schemas.microsoft.com/office/word/2016/wordml/cid" xmlns:w16="http://schemas.microsoft.com/office/word/2018/wordml" xmlns:w16sdtdh="http://schemas.microsoft.com/office/word/2020/wordml/sdtdatahash" xmlns:w16se="http://schemas.microsoft.com/office/word/2015/wordml/symex" xmlns:wpg="http://schemas.microsoft.com/office/word/2010/wordprocessingGroup" xmlns:wpi="http://schemas.microsoft.com/office/word/2010/wordprocessingInk" xmlns:wne="http://schemas.microsoft.com/office/word/2006/wordml" xmlns:wps="http://schemas.microsoft.com/office/word/2010/wordprocessingShape" mc:Ignorable="w14 w15 w16se w16cid w16 w16cex w16sdtdh wp14">
+<w:hdr xmlns:wpc="http://schemas.microsoft.com/office/word/2010/wordprocessingCanvas" xmlns:cx="http://schemas.microsoft.com/office/drawing/2014/chartex" xmlns:cx1="http://schemas.microsoft.com/office/drawing/2015/9/8/chartex" xmlns:cx2="http://schemas.microsoft.com/office/drawing/2015/10/21/chartex" xmlns:cx3="http://schemas.microsoft.com/office/drawing/2016/5/9/chartex" xmlns:cx4="http://schemas.microsoft.com/office/drawing/2016/5/10/chartex" xmlns:cx5="http://schemas.microsoft.com/office/drawing/2016/5/11/chartex" xmlns:cx6="http://schemas.microsoft.com/office/drawing/2016/5/12/chartex" xmlns:cx7="http://schemas.microsoft.com/office/drawing/2016/5/13/chartex" xmlns:cx8="http://schemas.microsoft.com/office/drawing/2016/5/14/chartex" xmlns:mc="http://schemas.openxmlformats.org/markup-compatibility/2006" xmlns:aink="http://schemas.microsoft.com/office/drawing/2016/ink" xmlns:am3d="http://schemas.microsoft.com/office/drawing/2017/model3d" xmlns:o="urn:schemas-microsoft-com:office:office" xmlns:oel="http://schemas.microsoft.com/office/2019/extlst" xmlns:r="http://schemas.openxmlformats.org/officeDocument/2006/relationships" xmlns:m="http://schemas.openxmlformats.org/officeDocument/2006/math" xmlns:v="urn:schemas-microsoft-com:vml" xmlns:wp14="http://schemas.microsoft.com/office/word/2010/wordprocessingDrawing" xmlns:wp="http://schemas.openxmlformats.org/drawingml/2006/wordprocessingDrawing" xmlns:w10="urn:schemas-microsoft-com:office:word" xmlns:w="http://schemas.openxmlformats.org/wordprocessingml/2006/main" xmlns:w14="http://schemas.microsoft.com/office/word/2010/wordml" xmlns:w15="http://schemas.microsoft.com/office/word/2012/wordml" xmlns:w16cex="http://schemas.microsoft.com/office/word/2018/wordml/cex" xmlns:w16cid="http://schemas.microsoft.com/office/word/2016/wordml/cid" xmlns:w16="http://schemas.microsoft.com/office/word/2018/wordml" xmlns:w16du="http://schemas.microsoft.com/office/word/2023/wordml/word16du" xmlns:w16sdtdh="http://schemas.microsoft.com/office/word/2020/wordml/sdtdatahash" xmlns:w16sdtfl="http://schemas.microsoft.com/office/word/2024/wordml/sdtformatlock" xmlns:w16se="http://schemas.microsoft.com/office/word/2015/wordml/symex" xmlns:wpg="http://schemas.microsoft.com/office/word/2010/wordprocessingGroup" xmlns:wpi="http://schemas.microsoft.com/office/word/2010/wordprocessingInk" xmlns:wne="http://schemas.microsoft.com/office/word/2006/wordml" xmlns:wps="http://schemas.microsoft.com/office/word/2010/wordprocessingShape" mc:Ignorable="w14 w15 w16se w16cid w16 w16cex w16sdtdh w16sdtfl w16du wp14">
   <w:p>
     <w:pPr>
       <w:pStyle w:val="Encabezado"/>
@@ -6024,121 +5957,8 @@
 </file>
 
 <file path=word/numbering.xml><?xml version="1.0" encoding="utf-8"?>
-<w:numbering xmlns:wpc="http://schemas.microsoft.com/office/word/2010/wordprocessingCanvas" xmlns:cx="http://schemas.microsoft.com/office/drawing/2014/chartex" xmlns:cx1="http://schemas.microsoft.com/office/drawing/2015/9/8/chartex" xmlns:cx2="http://schemas.microsoft.com/office/drawing/2015/10/21/chartex" xmlns:cx3="http://schemas.microsoft.com/office/drawing/2016/5/9/chartex" xmlns:cx4="http://schemas.microsoft.com/office/drawing/2016/5/10/chartex" xmlns:cx5="http://schemas.microsoft.com/office/drawing/2016/5/11/chartex" xmlns:cx6="http://schemas.microsoft.com/office/drawing/2016/5/12/chartex" xmlns:cx7="http://schemas.microsoft.com/office/drawing/2016/5/13/chartex" xmlns:cx8="http://schemas.microsoft.com/office/drawing/2016/5/14/chartex" xmlns:mc="http://schemas.openxmlformats.org/markup-compatibility/2006" xmlns:aink="http://schemas.microsoft.com/office/drawing/2016/ink" xmlns:am3d="http://schemas.microsoft.com/office/drawing/2017/model3d" xmlns:o="urn:schemas-microsoft-com:office:office" xmlns:oel="http://schemas.microsoft.com/office/2019/extlst" xmlns:r="http://schemas.openxmlformats.org/officeDocument/2006/relationships" xmlns:m="http://schemas.openxmlformats.org/officeDocument/2006/math" xmlns:v="urn:schemas-microsoft-com:vml" xmlns:wp14="http://schemas.microsoft.com/office/word/2010/wordprocessingDrawing" xmlns:wp="http://schemas.openxmlformats.org/drawingml/2006/wordprocessingDrawing" xmlns:w10="urn:schemas-microsoft-com:office:word" xmlns:w="http://schemas.openxmlformats.org/wordprocessingml/2006/main" xmlns:w14="http://schemas.microsoft.com/office/word/2010/wordml" xmlns:w15="http://schemas.microsoft.com/office/word/2012/wordml" xmlns:w16cex="http://schemas.microsoft.com/office/word/2018/wordml/cex" xmlns:w16cid="http://schemas.microsoft.com/office/word/2016/wordml/cid" xmlns:w16="http://schemas.microsoft.com/office/word/2018/wordml" xmlns:w16sdtdh="http://schemas.microsoft.com/office/word/2020/wordml/sdtdatahash" xmlns:w16se="http://schemas.microsoft.com/office/word/2015/wordml/symex" xmlns:wpg="http://schemas.microsoft.com/office/word/2010/wordprocessingGroup" xmlns:wpi="http://schemas.microsoft.com/office/word/2010/wordprocessingInk" xmlns:wne="http://schemas.microsoft.com/office/word/2006/wordml" xmlns:wps="http://schemas.microsoft.com/office/word/2010/wordprocessingShape" mc:Ignorable="w14 w15 w16se w16cid w16 w16cex w16sdtdh wp14">
+<w:numbering xmlns:wpc="http://schemas.microsoft.com/office/word/2010/wordprocessingCanvas" xmlns:cx="http://schemas.microsoft.com/office/drawing/2014/chartex" xmlns:cx1="http://schemas.microsoft.com/office/drawing/2015/9/8/chartex" xmlns:cx2="http://schemas.microsoft.com/office/drawing/2015/10/21/chartex" xmlns:cx3="http://schemas.microsoft.com/office/drawing/2016/5/9/chartex" xmlns:cx4="http://schemas.microsoft.com/office/drawing/2016/5/10/chartex" xmlns:cx5="http://schemas.microsoft.com/office/drawing/2016/5/11/chartex" xmlns:cx6="http://schemas.microsoft.com/office/drawing/2016/5/12/chartex" xmlns:cx7="http://schemas.microsoft.com/office/drawing/2016/5/13/chartex" xmlns:cx8="http://schemas.microsoft.com/office/drawing/2016/5/14/chartex" xmlns:mc="http://schemas.openxmlformats.org/markup-compatibility/2006" xmlns:aink="http://schemas.microsoft.com/office/drawing/2016/ink" xmlns:am3d="http://schemas.microsoft.com/office/drawing/2017/model3d" xmlns:o="urn:schemas-microsoft-com:office:office" xmlns:oel="http://schemas.microsoft.com/office/2019/extlst" xmlns:r="http://schemas.openxmlformats.org/officeDocument/2006/relationships" xmlns:m="http://schemas.openxmlformats.org/officeDocument/2006/math" xmlns:v="urn:schemas-microsoft-com:vml" xmlns:wp14="http://schemas.microsoft.com/office/word/2010/wordprocessingDrawing" xmlns:wp="http://schemas.openxmlformats.org/drawingml/2006/wordprocessingDrawing" xmlns:w10="urn:schemas-microsoft-com:office:word" xmlns:w="http://schemas.openxmlformats.org/wordprocessingml/2006/main" xmlns:w14="http://schemas.microsoft.com/office/word/2010/wordml" xmlns:w15="http://schemas.microsoft.com/office/word/2012/wordml" xmlns:w16cex="http://schemas.microsoft.com/office/word/2018/wordml/cex" xmlns:w16cid="http://schemas.microsoft.com/office/word/2016/wordml/cid" xmlns:w16="http://schemas.microsoft.com/office/word/2018/wordml" xmlns:w16du="http://schemas.microsoft.com/office/word/2023/wordml/word16du" xmlns:w16sdtdh="http://schemas.microsoft.com/office/word/2020/wordml/sdtdatahash" xmlns:w16sdtfl="http://schemas.microsoft.com/office/word/2024/wordml/sdtformatlock" xmlns:w16se="http://schemas.microsoft.com/office/word/2015/wordml/symex" xmlns:wpg="http://schemas.microsoft.com/office/word/2010/wordprocessingGroup" xmlns:wpi="http://schemas.microsoft.com/office/word/2010/wordprocessingInk" xmlns:wne="http://schemas.microsoft.com/office/word/2006/wordml" xmlns:wps="http://schemas.microsoft.com/office/word/2010/wordprocessingShape" mc:Ignorable="w14 w15 w16se w16cid w16 w16cex w16sdtdh w16sdtfl w16du wp14">
   <w:abstractNum w:abstractNumId="0" w15:restartNumberingAfterBreak="0">
-    <w:nsid w:val="00697B6D"/>
-    <w:multiLevelType w:val="hybridMultilevel"/>
-    <w:tmpl w:val="A1769598"/>
-    <w:lvl w:ilvl="0" w:tplc="240A0001">
-      <w:start w:val="1"/>
-      <w:numFmt w:val="bullet"/>
-      <w:lvlText w:val=""/>
-      <w:lvlJc w:val="left"/>
-      <w:pPr>
-        <w:ind w:left="720" w:hanging="360"/>
-      </w:pPr>
-      <w:rPr>
-        <w:rFonts w:ascii="Symbol" w:hAnsi="Symbol" w:hint="default"/>
-      </w:rPr>
-    </w:lvl>
-    <w:lvl w:ilvl="1" w:tplc="240A0003" w:tentative="1">
-      <w:start w:val="1"/>
-      <w:numFmt w:val="bullet"/>
-      <w:lvlText w:val="o"/>
-      <w:lvlJc w:val="left"/>
-      <w:pPr>
-        <w:ind w:left="1440" w:hanging="360"/>
-      </w:pPr>
-      <w:rPr>
-        <w:rFonts w:ascii="Courier New" w:hAnsi="Courier New" w:cs="Courier New" w:hint="default"/>
-      </w:rPr>
-    </w:lvl>
-    <w:lvl w:ilvl="2" w:tplc="240A0005" w:tentative="1">
-      <w:start w:val="1"/>
-      <w:numFmt w:val="bullet"/>
-      <w:lvlText w:val=""/>
-      <w:lvlJc w:val="left"/>
-      <w:pPr>
-        <w:ind w:left="2160" w:hanging="360"/>
-      </w:pPr>
-      <w:rPr>
-        <w:rFonts w:ascii="Wingdings" w:hAnsi="Wingdings" w:hint="default"/>
-      </w:rPr>
-    </w:lvl>
-    <w:lvl w:ilvl="3" w:tplc="240A0001" w:tentative="1">
-      <w:start w:val="1"/>
-      <w:numFmt w:val="bullet"/>
-      <w:lvlText w:val=""/>
-      <w:lvlJc w:val="left"/>
-      <w:pPr>
-        <w:ind w:left="2880" w:hanging="360"/>
-      </w:pPr>
-      <w:rPr>
-        <w:rFonts w:ascii="Symbol" w:hAnsi="Symbol" w:hint="default"/>
-      </w:rPr>
-    </w:lvl>
-    <w:lvl w:ilvl="4" w:tplc="240A0003" w:tentative="1">
-      <w:start w:val="1"/>
-      <w:numFmt w:val="bullet"/>
-      <w:lvlText w:val="o"/>
-      <w:lvlJc w:val="left"/>
-      <w:pPr>
-        <w:ind w:left="3600" w:hanging="360"/>
-      </w:pPr>
-      <w:rPr>
-        <w:rFonts w:ascii="Courier New" w:hAnsi="Courier New" w:cs="Courier New" w:hint="default"/>
-      </w:rPr>
-    </w:lvl>
-    <w:lvl w:ilvl="5" w:tplc="240A0005" w:tentative="1">
-      <w:start w:val="1"/>
-      <w:numFmt w:val="bullet"/>
-      <w:lvlText w:val=""/>
-      <w:lvlJc w:val="left"/>
-      <w:pPr>
-        <w:ind w:left="4320" w:hanging="360"/>
-      </w:pPr>
-      <w:rPr>
-        <w:rFonts w:ascii="Wingdings" w:hAnsi="Wingdings" w:hint="default"/>
-      </w:rPr>
-    </w:lvl>
-    <w:lvl w:ilvl="6" w:tplc="240A0001" w:tentative="1">
-      <w:start w:val="1"/>
-      <w:numFmt w:val="bullet"/>
-      <w:lvlText w:val=""/>
-      <w:lvlJc w:val="left"/>
-      <w:pPr>
-        <w:ind w:left="5040" w:hanging="360"/>
-      </w:pPr>
-      <w:rPr>
-        <w:rFonts w:ascii="Symbol" w:hAnsi="Symbol" w:hint="default"/>
-      </w:rPr>
-    </w:lvl>
-    <w:lvl w:ilvl="7" w:tplc="240A0003" w:tentative="1">
-      <w:start w:val="1"/>
-      <w:numFmt w:val="bullet"/>
-      <w:lvlText w:val="o"/>
-      <w:lvlJc w:val="left"/>
-      <w:pPr>
-        <w:ind w:left="5760" w:hanging="360"/>
-      </w:pPr>
-      <w:rPr>
-        <w:rFonts w:ascii="Courier New" w:hAnsi="Courier New" w:cs="Courier New" w:hint="default"/>
-      </w:rPr>
-    </w:lvl>
-    <w:lvl w:ilvl="8" w:tplc="240A0005" w:tentative="1">
-      <w:start w:val="1"/>
-      <w:numFmt w:val="bullet"/>
-      <w:lvlText w:val=""/>
-      <w:lvlJc w:val="left"/>
-      <w:pPr>
-        <w:ind w:left="6480" w:hanging="360"/>
-      </w:pPr>
-      <w:rPr>
-        <w:rFonts w:ascii="Wingdings" w:hAnsi="Wingdings" w:hint="default"/>
-      </w:rPr>
-    </w:lvl>
-  </w:abstractNum>
-  <w:abstractNum w:abstractNumId="1" w15:restartNumberingAfterBreak="0">
     <w:nsid w:val="018A4BE2"/>
     <w:multiLevelType w:val="hybridMultilevel"/>
     <w:tmpl w:val="BD72354A"/>
@@ -6250,182 +6070,7 @@
       </w:rPr>
     </w:lvl>
   </w:abstractNum>
-  <w:abstractNum w:abstractNumId="2" w15:restartNumberingAfterBreak="0">
-    <w:nsid w:val="07BB37C6"/>
-    <w:multiLevelType w:val="hybridMultilevel"/>
-    <w:tmpl w:val="E8D27620"/>
-    <w:lvl w:ilvl="0" w:tplc="080A000F">
-      <w:start w:val="1"/>
-      <w:numFmt w:val="decimal"/>
-      <w:lvlText w:val="%1."/>
-      <w:lvlJc w:val="left"/>
-      <w:pPr>
-        <w:ind w:left="720" w:hanging="360"/>
-      </w:pPr>
-    </w:lvl>
-    <w:lvl w:ilvl="1" w:tplc="080A0019" w:tentative="1">
-      <w:start w:val="1"/>
-      <w:numFmt w:val="lowerLetter"/>
-      <w:lvlText w:val="%2."/>
-      <w:lvlJc w:val="left"/>
-      <w:pPr>
-        <w:ind w:left="1440" w:hanging="360"/>
-      </w:pPr>
-    </w:lvl>
-    <w:lvl w:ilvl="2" w:tplc="080A001B" w:tentative="1">
-      <w:start w:val="1"/>
-      <w:numFmt w:val="lowerRoman"/>
-      <w:lvlText w:val="%3."/>
-      <w:lvlJc w:val="right"/>
-      <w:pPr>
-        <w:ind w:left="2160" w:hanging="180"/>
-      </w:pPr>
-    </w:lvl>
-    <w:lvl w:ilvl="3" w:tplc="080A000F" w:tentative="1">
-      <w:start w:val="1"/>
-      <w:numFmt w:val="decimal"/>
-      <w:lvlText w:val="%4."/>
-      <w:lvlJc w:val="left"/>
-      <w:pPr>
-        <w:ind w:left="2880" w:hanging="360"/>
-      </w:pPr>
-    </w:lvl>
-    <w:lvl w:ilvl="4" w:tplc="080A0019" w:tentative="1">
-      <w:start w:val="1"/>
-      <w:numFmt w:val="lowerLetter"/>
-      <w:lvlText w:val="%5."/>
-      <w:lvlJc w:val="left"/>
-      <w:pPr>
-        <w:ind w:left="3600" w:hanging="360"/>
-      </w:pPr>
-    </w:lvl>
-    <w:lvl w:ilvl="5" w:tplc="080A001B" w:tentative="1">
-      <w:start w:val="1"/>
-      <w:numFmt w:val="lowerRoman"/>
-      <w:lvlText w:val="%6."/>
-      <w:lvlJc w:val="right"/>
-      <w:pPr>
-        <w:ind w:left="4320" w:hanging="180"/>
-      </w:pPr>
-    </w:lvl>
-    <w:lvl w:ilvl="6" w:tplc="080A000F" w:tentative="1">
-      <w:start w:val="1"/>
-      <w:numFmt w:val="decimal"/>
-      <w:lvlText w:val="%7."/>
-      <w:lvlJc w:val="left"/>
-      <w:pPr>
-        <w:ind w:left="5040" w:hanging="360"/>
-      </w:pPr>
-    </w:lvl>
-    <w:lvl w:ilvl="7" w:tplc="080A0019" w:tentative="1">
-      <w:start w:val="1"/>
-      <w:numFmt w:val="lowerLetter"/>
-      <w:lvlText w:val="%8."/>
-      <w:lvlJc w:val="left"/>
-      <w:pPr>
-        <w:ind w:left="5760" w:hanging="360"/>
-      </w:pPr>
-    </w:lvl>
-    <w:lvl w:ilvl="8" w:tplc="080A001B" w:tentative="1">
-      <w:start w:val="1"/>
-      <w:numFmt w:val="lowerRoman"/>
-      <w:lvlText w:val="%9."/>
-      <w:lvlJc w:val="right"/>
-      <w:pPr>
-        <w:ind w:left="6480" w:hanging="180"/>
-      </w:pPr>
-    </w:lvl>
-  </w:abstractNum>
-  <w:abstractNum w:abstractNumId="3" w15:restartNumberingAfterBreak="0">
-    <w:nsid w:val="081F3AB5"/>
-    <w:multiLevelType w:val="hybridMultilevel"/>
-    <w:tmpl w:val="0F6AA924"/>
-    <w:lvl w:ilvl="0" w:tplc="240A000F">
-      <w:start w:val="1"/>
-      <w:numFmt w:val="decimal"/>
-      <w:lvlText w:val="%1."/>
-      <w:lvlJc w:val="left"/>
-      <w:pPr>
-        <w:ind w:left="720" w:hanging="360"/>
-      </w:pPr>
-      <w:rPr>
-        <w:rFonts w:hint="default"/>
-      </w:rPr>
-    </w:lvl>
-    <w:lvl w:ilvl="1" w:tplc="240A0019" w:tentative="1">
-      <w:start w:val="1"/>
-      <w:numFmt w:val="lowerLetter"/>
-      <w:lvlText w:val="%2."/>
-      <w:lvlJc w:val="left"/>
-      <w:pPr>
-        <w:ind w:left="1440" w:hanging="360"/>
-      </w:pPr>
-    </w:lvl>
-    <w:lvl w:ilvl="2" w:tplc="240A001B" w:tentative="1">
-      <w:start w:val="1"/>
-      <w:numFmt w:val="lowerRoman"/>
-      <w:lvlText w:val="%3."/>
-      <w:lvlJc w:val="right"/>
-      <w:pPr>
-        <w:ind w:left="2160" w:hanging="180"/>
-      </w:pPr>
-    </w:lvl>
-    <w:lvl w:ilvl="3" w:tplc="240A000F" w:tentative="1">
-      <w:start w:val="1"/>
-      <w:numFmt w:val="decimal"/>
-      <w:lvlText w:val="%4."/>
-      <w:lvlJc w:val="left"/>
-      <w:pPr>
-        <w:ind w:left="2880" w:hanging="360"/>
-      </w:pPr>
-    </w:lvl>
-    <w:lvl w:ilvl="4" w:tplc="240A0019" w:tentative="1">
-      <w:start w:val="1"/>
-      <w:numFmt w:val="lowerLetter"/>
-      <w:lvlText w:val="%5."/>
-      <w:lvlJc w:val="left"/>
-      <w:pPr>
-        <w:ind w:left="3600" w:hanging="360"/>
-      </w:pPr>
-    </w:lvl>
-    <w:lvl w:ilvl="5" w:tplc="240A001B" w:tentative="1">
-      <w:start w:val="1"/>
-      <w:numFmt w:val="lowerRoman"/>
-      <w:lvlText w:val="%6."/>
-      <w:lvlJc w:val="right"/>
-      <w:pPr>
-        <w:ind w:left="4320" w:hanging="180"/>
-      </w:pPr>
-    </w:lvl>
-    <w:lvl w:ilvl="6" w:tplc="240A000F" w:tentative="1">
-      <w:start w:val="1"/>
-      <w:numFmt w:val="decimal"/>
-      <w:lvlText w:val="%7."/>
-      <w:lvlJc w:val="left"/>
-      <w:pPr>
-        <w:ind w:left="5040" w:hanging="360"/>
-      </w:pPr>
-    </w:lvl>
-    <w:lvl w:ilvl="7" w:tplc="240A0019" w:tentative="1">
-      <w:start w:val="1"/>
-      <w:numFmt w:val="lowerLetter"/>
-      <w:lvlText w:val="%8."/>
-      <w:lvlJc w:val="left"/>
-      <w:pPr>
-        <w:ind w:left="5760" w:hanging="360"/>
-      </w:pPr>
-    </w:lvl>
-    <w:lvl w:ilvl="8" w:tplc="240A001B" w:tentative="1">
-      <w:start w:val="1"/>
-      <w:numFmt w:val="lowerRoman"/>
-      <w:lvlText w:val="%9."/>
-      <w:lvlJc w:val="right"/>
-      <w:pPr>
-        <w:ind w:left="6480" w:hanging="180"/>
-      </w:pPr>
-    </w:lvl>
-  </w:abstractNum>
-  <w:abstractNum w:abstractNumId="4" w15:restartNumberingAfterBreak="0">
+  <w:abstractNum w:abstractNumId="1" w15:restartNumberingAfterBreak="0">
     <w:nsid w:val="0AD428D1"/>
     <w:multiLevelType w:val="multilevel"/>
     <w:tmpl w:val="116CE246"/>
@@ -6547,346 +6192,7 @@
       </w:rPr>
     </w:lvl>
   </w:abstractNum>
-  <w:abstractNum w:abstractNumId="5" w15:restartNumberingAfterBreak="0">
-    <w:nsid w:val="0B363602"/>
-    <w:multiLevelType w:val="hybridMultilevel"/>
-    <w:tmpl w:val="581EFE4A"/>
-    <w:lvl w:ilvl="0" w:tplc="240A0001">
-      <w:start w:val="1"/>
-      <w:numFmt w:val="bullet"/>
-      <w:lvlText w:val=""/>
-      <w:lvlJc w:val="left"/>
-      <w:pPr>
-        <w:ind w:left="720" w:hanging="360"/>
-      </w:pPr>
-      <w:rPr>
-        <w:rFonts w:ascii="Symbol" w:hAnsi="Symbol" w:hint="default"/>
-      </w:rPr>
-    </w:lvl>
-    <w:lvl w:ilvl="1" w:tplc="240A0003" w:tentative="1">
-      <w:start w:val="1"/>
-      <w:numFmt w:val="bullet"/>
-      <w:lvlText w:val="o"/>
-      <w:lvlJc w:val="left"/>
-      <w:pPr>
-        <w:ind w:left="1440" w:hanging="360"/>
-      </w:pPr>
-      <w:rPr>
-        <w:rFonts w:ascii="Courier New" w:hAnsi="Courier New" w:cs="Courier New" w:hint="default"/>
-      </w:rPr>
-    </w:lvl>
-    <w:lvl w:ilvl="2" w:tplc="240A0005" w:tentative="1">
-      <w:start w:val="1"/>
-      <w:numFmt w:val="bullet"/>
-      <w:lvlText w:val=""/>
-      <w:lvlJc w:val="left"/>
-      <w:pPr>
-        <w:ind w:left="2160" w:hanging="360"/>
-      </w:pPr>
-      <w:rPr>
-        <w:rFonts w:ascii="Wingdings" w:hAnsi="Wingdings" w:hint="default"/>
-      </w:rPr>
-    </w:lvl>
-    <w:lvl w:ilvl="3" w:tplc="240A0001" w:tentative="1">
-      <w:start w:val="1"/>
-      <w:numFmt w:val="bullet"/>
-      <w:lvlText w:val=""/>
-      <w:lvlJc w:val="left"/>
-      <w:pPr>
-        <w:ind w:left="2880" w:hanging="360"/>
-      </w:pPr>
-      <w:rPr>
-        <w:rFonts w:ascii="Symbol" w:hAnsi="Symbol" w:hint="default"/>
-      </w:rPr>
-    </w:lvl>
-    <w:lvl w:ilvl="4" w:tplc="240A0003" w:tentative="1">
-      <w:start w:val="1"/>
-      <w:numFmt w:val="bullet"/>
-      <w:lvlText w:val="o"/>
-      <w:lvlJc w:val="left"/>
-      <w:pPr>
-        <w:ind w:left="3600" w:hanging="360"/>
-      </w:pPr>
-      <w:rPr>
-        <w:rFonts w:ascii="Courier New" w:hAnsi="Courier New" w:cs="Courier New" w:hint="default"/>
-      </w:rPr>
-    </w:lvl>
-    <w:lvl w:ilvl="5" w:tplc="240A0005" w:tentative="1">
-      <w:start w:val="1"/>
-      <w:numFmt w:val="bullet"/>
-      <w:lvlText w:val=""/>
-      <w:lvlJc w:val="left"/>
-      <w:pPr>
-        <w:ind w:left="4320" w:hanging="360"/>
-      </w:pPr>
-      <w:rPr>
-        <w:rFonts w:ascii="Wingdings" w:hAnsi="Wingdings" w:hint="default"/>
-      </w:rPr>
-    </w:lvl>
-    <w:lvl w:ilvl="6" w:tplc="240A0001" w:tentative="1">
-      <w:start w:val="1"/>
-      <w:numFmt w:val="bullet"/>
-      <w:lvlText w:val=""/>
-      <w:lvlJc w:val="left"/>
-      <w:pPr>
-        <w:ind w:left="5040" w:hanging="360"/>
-      </w:pPr>
-      <w:rPr>
-        <w:rFonts w:ascii="Symbol" w:hAnsi="Symbol" w:hint="default"/>
-      </w:rPr>
-    </w:lvl>
-    <w:lvl w:ilvl="7" w:tplc="240A0003" w:tentative="1">
-      <w:start w:val="1"/>
-      <w:numFmt w:val="bullet"/>
-      <w:lvlText w:val="o"/>
-      <w:lvlJc w:val="left"/>
-      <w:pPr>
-        <w:ind w:left="5760" w:hanging="360"/>
-      </w:pPr>
-      <w:rPr>
-        <w:rFonts w:ascii="Courier New" w:hAnsi="Courier New" w:cs="Courier New" w:hint="default"/>
-      </w:rPr>
-    </w:lvl>
-    <w:lvl w:ilvl="8" w:tplc="240A0005" w:tentative="1">
-      <w:start w:val="1"/>
-      <w:numFmt w:val="bullet"/>
-      <w:lvlText w:val=""/>
-      <w:lvlJc w:val="left"/>
-      <w:pPr>
-        <w:ind w:left="6480" w:hanging="360"/>
-      </w:pPr>
-      <w:rPr>
-        <w:rFonts w:ascii="Wingdings" w:hAnsi="Wingdings" w:hint="default"/>
-      </w:rPr>
-    </w:lvl>
-  </w:abstractNum>
-  <w:abstractNum w:abstractNumId="6" w15:restartNumberingAfterBreak="0">
-    <w:nsid w:val="0D00748A"/>
-    <w:multiLevelType w:val="hybridMultilevel"/>
-    <w:tmpl w:val="66C05E60"/>
-    <w:lvl w:ilvl="0" w:tplc="240A0001">
-      <w:start w:val="1"/>
-      <w:numFmt w:val="bullet"/>
-      <w:lvlText w:val=""/>
-      <w:lvlJc w:val="left"/>
-      <w:pPr>
-        <w:ind w:left="720" w:hanging="360"/>
-      </w:pPr>
-      <w:rPr>
-        <w:rFonts w:ascii="Symbol" w:hAnsi="Symbol" w:hint="default"/>
-      </w:rPr>
-    </w:lvl>
-    <w:lvl w:ilvl="1" w:tplc="240A0003" w:tentative="1">
-      <w:start w:val="1"/>
-      <w:numFmt w:val="bullet"/>
-      <w:lvlText w:val="o"/>
-      <w:lvlJc w:val="left"/>
-      <w:pPr>
-        <w:ind w:left="1440" w:hanging="360"/>
-      </w:pPr>
-      <w:rPr>
-        <w:rFonts w:ascii="Courier New" w:hAnsi="Courier New" w:cs="Courier New" w:hint="default"/>
-      </w:rPr>
-    </w:lvl>
-    <w:lvl w:ilvl="2" w:tplc="240A0005" w:tentative="1">
-      <w:start w:val="1"/>
-      <w:numFmt w:val="bullet"/>
-      <w:lvlText w:val=""/>
-      <w:lvlJc w:val="left"/>
-      <w:pPr>
-        <w:ind w:left="2160" w:hanging="360"/>
-      </w:pPr>
-      <w:rPr>
-        <w:rFonts w:ascii="Wingdings" w:hAnsi="Wingdings" w:hint="default"/>
-      </w:rPr>
-    </w:lvl>
-    <w:lvl w:ilvl="3" w:tplc="240A0001" w:tentative="1">
-      <w:start w:val="1"/>
-      <w:numFmt w:val="bullet"/>
-      <w:lvlText w:val=""/>
-      <w:lvlJc w:val="left"/>
-      <w:pPr>
-        <w:ind w:left="2880" w:hanging="360"/>
-      </w:pPr>
-      <w:rPr>
-        <w:rFonts w:ascii="Symbol" w:hAnsi="Symbol" w:hint="default"/>
-      </w:rPr>
-    </w:lvl>
-    <w:lvl w:ilvl="4" w:tplc="240A0003" w:tentative="1">
-      <w:start w:val="1"/>
-      <w:numFmt w:val="bullet"/>
-      <w:lvlText w:val="o"/>
-      <w:lvlJc w:val="left"/>
-      <w:pPr>
-        <w:ind w:left="3600" w:hanging="360"/>
-      </w:pPr>
-      <w:rPr>
-        <w:rFonts w:ascii="Courier New" w:hAnsi="Courier New" w:cs="Courier New" w:hint="default"/>
-      </w:rPr>
-    </w:lvl>
-    <w:lvl w:ilvl="5" w:tplc="240A0005" w:tentative="1">
-      <w:start w:val="1"/>
-      <w:numFmt w:val="bullet"/>
-      <w:lvlText w:val=""/>
-      <w:lvlJc w:val="left"/>
-      <w:pPr>
-        <w:ind w:left="4320" w:hanging="360"/>
-      </w:pPr>
-      <w:rPr>
-        <w:rFonts w:ascii="Wingdings" w:hAnsi="Wingdings" w:hint="default"/>
-      </w:rPr>
-    </w:lvl>
-    <w:lvl w:ilvl="6" w:tplc="240A0001" w:tentative="1">
-      <w:start w:val="1"/>
-      <w:numFmt w:val="bullet"/>
-      <w:lvlText w:val=""/>
-      <w:lvlJc w:val="left"/>
-      <w:pPr>
-        <w:ind w:left="5040" w:hanging="360"/>
-      </w:pPr>
-      <w:rPr>
-        <w:rFonts w:ascii="Symbol" w:hAnsi="Symbol" w:hint="default"/>
-      </w:rPr>
-    </w:lvl>
-    <w:lvl w:ilvl="7" w:tplc="240A0003" w:tentative="1">
-      <w:start w:val="1"/>
-      <w:numFmt w:val="bullet"/>
-      <w:lvlText w:val="o"/>
-      <w:lvlJc w:val="left"/>
-      <w:pPr>
-        <w:ind w:left="5760" w:hanging="360"/>
-      </w:pPr>
-      <w:rPr>
-        <w:rFonts w:ascii="Courier New" w:hAnsi="Courier New" w:cs="Courier New" w:hint="default"/>
-      </w:rPr>
-    </w:lvl>
-    <w:lvl w:ilvl="8" w:tplc="240A0005" w:tentative="1">
-      <w:start w:val="1"/>
-      <w:numFmt w:val="bullet"/>
-      <w:lvlText w:val=""/>
-      <w:lvlJc w:val="left"/>
-      <w:pPr>
-        <w:ind w:left="6480" w:hanging="360"/>
-      </w:pPr>
-      <w:rPr>
-        <w:rFonts w:ascii="Wingdings" w:hAnsi="Wingdings" w:hint="default"/>
-      </w:rPr>
-    </w:lvl>
-  </w:abstractNum>
-  <w:abstractNum w:abstractNumId="7" w15:restartNumberingAfterBreak="0">
-    <w:nsid w:val="0E806A94"/>
-    <w:multiLevelType w:val="hybridMultilevel"/>
-    <w:tmpl w:val="D6F88A3A"/>
-    <w:lvl w:ilvl="0" w:tplc="240A0001">
-      <w:start w:val="1"/>
-      <w:numFmt w:val="bullet"/>
-      <w:lvlText w:val=""/>
-      <w:lvlJc w:val="left"/>
-      <w:pPr>
-        <w:ind w:left="720" w:hanging="360"/>
-      </w:pPr>
-      <w:rPr>
-        <w:rFonts w:ascii="Symbol" w:hAnsi="Symbol" w:hint="default"/>
-      </w:rPr>
-    </w:lvl>
-    <w:lvl w:ilvl="1" w:tplc="240A0003" w:tentative="1">
-      <w:start w:val="1"/>
-      <w:numFmt w:val="bullet"/>
-      <w:lvlText w:val="o"/>
-      <w:lvlJc w:val="left"/>
-      <w:pPr>
-        <w:ind w:left="1440" w:hanging="360"/>
-      </w:pPr>
-      <w:rPr>
-        <w:rFonts w:ascii="Courier New" w:hAnsi="Courier New" w:cs="Courier New" w:hint="default"/>
-      </w:rPr>
-    </w:lvl>
-    <w:lvl w:ilvl="2" w:tplc="240A0005" w:tentative="1">
-      <w:start w:val="1"/>
-      <w:numFmt w:val="bullet"/>
-      <w:lvlText w:val=""/>
-      <w:lvlJc w:val="left"/>
-      <w:pPr>
-        <w:ind w:left="2160" w:hanging="360"/>
-      </w:pPr>
-      <w:rPr>
-        <w:rFonts w:ascii="Wingdings" w:hAnsi="Wingdings" w:hint="default"/>
-      </w:rPr>
-    </w:lvl>
-    <w:lvl w:ilvl="3" w:tplc="240A0001" w:tentative="1">
-      <w:start w:val="1"/>
-      <w:numFmt w:val="bullet"/>
-      <w:lvlText w:val=""/>
-      <w:lvlJc w:val="left"/>
-      <w:pPr>
-        <w:ind w:left="2880" w:hanging="360"/>
-      </w:pPr>
-      <w:rPr>
-        <w:rFonts w:ascii="Symbol" w:hAnsi="Symbol" w:hint="default"/>
-      </w:rPr>
-    </w:lvl>
-    <w:lvl w:ilvl="4" w:tplc="240A0003" w:tentative="1">
-      <w:start w:val="1"/>
-      <w:numFmt w:val="bullet"/>
-      <w:lvlText w:val="o"/>
-      <w:lvlJc w:val="left"/>
-      <w:pPr>
-        <w:ind w:left="3600" w:hanging="360"/>
-      </w:pPr>
-      <w:rPr>
-        <w:rFonts w:ascii="Courier New" w:hAnsi="Courier New" w:cs="Courier New" w:hint="default"/>
-      </w:rPr>
-    </w:lvl>
-    <w:lvl w:ilvl="5" w:tplc="240A0005" w:tentative="1">
-      <w:start w:val="1"/>
-      <w:numFmt w:val="bullet"/>
-      <w:lvlText w:val=""/>
-      <w:lvlJc w:val="left"/>
-      <w:pPr>
-        <w:ind w:left="4320" w:hanging="360"/>
-      </w:pPr>
-      <w:rPr>
-        <w:rFonts w:ascii="Wingdings" w:hAnsi="Wingdings" w:hint="default"/>
-      </w:rPr>
-    </w:lvl>
-    <w:lvl w:ilvl="6" w:tplc="240A0001" w:tentative="1">
-      <w:start w:val="1"/>
-      <w:numFmt w:val="bullet"/>
-      <w:lvlText w:val=""/>
-      <w:lvlJc w:val="left"/>
-      <w:pPr>
-        <w:ind w:left="5040" w:hanging="360"/>
-      </w:pPr>
-      <w:rPr>
-        <w:rFonts w:ascii="Symbol" w:hAnsi="Symbol" w:hint="default"/>
-      </w:rPr>
-    </w:lvl>
-    <w:lvl w:ilvl="7" w:tplc="240A0003" w:tentative="1">
-      <w:start w:val="1"/>
-      <w:numFmt w:val="bullet"/>
-      <w:lvlText w:val="o"/>
-      <w:lvlJc w:val="left"/>
-      <w:pPr>
-        <w:ind w:left="5760" w:hanging="360"/>
-      </w:pPr>
-      <w:rPr>
-        <w:rFonts w:ascii="Courier New" w:hAnsi="Courier New" w:cs="Courier New" w:hint="default"/>
-      </w:rPr>
-    </w:lvl>
-    <w:lvl w:ilvl="8" w:tplc="240A0005" w:tentative="1">
-      <w:start w:val="1"/>
-      <w:numFmt w:val="bullet"/>
-      <w:lvlText w:val=""/>
-      <w:lvlJc w:val="left"/>
-      <w:pPr>
-        <w:ind w:left="6480" w:hanging="360"/>
-      </w:pPr>
-      <w:rPr>
-        <w:rFonts w:ascii="Wingdings" w:hAnsi="Wingdings" w:hint="default"/>
-      </w:rPr>
-    </w:lvl>
-  </w:abstractNum>
-  <w:abstractNum w:abstractNumId="8" w15:restartNumberingAfterBreak="0">
+  <w:abstractNum w:abstractNumId="2" w15:restartNumberingAfterBreak="0">
     <w:nsid w:val="0FBC5077"/>
     <w:multiLevelType w:val="hybridMultilevel"/>
     <w:tmpl w:val="82CC60CA"/>
@@ -6975,206 +6281,7 @@
       </w:pPr>
     </w:lvl>
   </w:abstractNum>
-  <w:abstractNum w:abstractNumId="9" w15:restartNumberingAfterBreak="0">
-    <w:nsid w:val="12236E94"/>
-    <w:multiLevelType w:val="hybridMultilevel"/>
-    <w:tmpl w:val="058E9B6A"/>
-    <w:lvl w:ilvl="0" w:tplc="240A000F">
-      <w:start w:val="1"/>
-      <w:numFmt w:val="decimal"/>
-      <w:lvlText w:val="%1."/>
-      <w:lvlJc w:val="left"/>
-      <w:pPr>
-        <w:ind w:left="720" w:hanging="360"/>
-      </w:pPr>
-    </w:lvl>
-    <w:lvl w:ilvl="1" w:tplc="240A0019" w:tentative="1">
-      <w:start w:val="1"/>
-      <w:numFmt w:val="lowerLetter"/>
-      <w:lvlText w:val="%2."/>
-      <w:lvlJc w:val="left"/>
-      <w:pPr>
-        <w:ind w:left="1440" w:hanging="360"/>
-      </w:pPr>
-    </w:lvl>
-    <w:lvl w:ilvl="2" w:tplc="240A001B" w:tentative="1">
-      <w:start w:val="1"/>
-      <w:numFmt w:val="lowerRoman"/>
-      <w:lvlText w:val="%3."/>
-      <w:lvlJc w:val="right"/>
-      <w:pPr>
-        <w:ind w:left="2160" w:hanging="180"/>
-      </w:pPr>
-    </w:lvl>
-    <w:lvl w:ilvl="3" w:tplc="240A000F" w:tentative="1">
-      <w:start w:val="1"/>
-      <w:numFmt w:val="decimal"/>
-      <w:lvlText w:val="%4."/>
-      <w:lvlJc w:val="left"/>
-      <w:pPr>
-        <w:ind w:left="2880" w:hanging="360"/>
-      </w:pPr>
-    </w:lvl>
-    <w:lvl w:ilvl="4" w:tplc="240A0019" w:tentative="1">
-      <w:start w:val="1"/>
-      <w:numFmt w:val="lowerLetter"/>
-      <w:lvlText w:val="%5."/>
-      <w:lvlJc w:val="left"/>
-      <w:pPr>
-        <w:ind w:left="3600" w:hanging="360"/>
-      </w:pPr>
-    </w:lvl>
-    <w:lvl w:ilvl="5" w:tplc="240A001B" w:tentative="1">
-      <w:start w:val="1"/>
-      <w:numFmt w:val="lowerRoman"/>
-      <w:lvlText w:val="%6."/>
-      <w:lvlJc w:val="right"/>
-      <w:pPr>
-        <w:ind w:left="4320" w:hanging="180"/>
-      </w:pPr>
-    </w:lvl>
-    <w:lvl w:ilvl="6" w:tplc="240A000F" w:tentative="1">
-      <w:start w:val="1"/>
-      <w:numFmt w:val="decimal"/>
-      <w:lvlText w:val="%7."/>
-      <w:lvlJc w:val="left"/>
-      <w:pPr>
-        <w:ind w:left="5040" w:hanging="360"/>
-      </w:pPr>
-    </w:lvl>
-    <w:lvl w:ilvl="7" w:tplc="240A0019" w:tentative="1">
-      <w:start w:val="1"/>
-      <w:numFmt w:val="lowerLetter"/>
-      <w:lvlText w:val="%8."/>
-      <w:lvlJc w:val="left"/>
-      <w:pPr>
-        <w:ind w:left="5760" w:hanging="360"/>
-      </w:pPr>
-    </w:lvl>
-    <w:lvl w:ilvl="8" w:tplc="240A001B" w:tentative="1">
-      <w:start w:val="1"/>
-      <w:numFmt w:val="lowerRoman"/>
-      <w:lvlText w:val="%9."/>
-      <w:lvlJc w:val="right"/>
-      <w:pPr>
-        <w:ind w:left="6480" w:hanging="180"/>
-      </w:pPr>
-    </w:lvl>
-  </w:abstractNum>
-  <w:abstractNum w:abstractNumId="10" w15:restartNumberingAfterBreak="0">
-    <w:nsid w:val="125D1E16"/>
-    <w:multiLevelType w:val="hybridMultilevel"/>
-    <w:tmpl w:val="E7CC3638"/>
-    <w:lvl w:ilvl="0" w:tplc="240A0001">
-      <w:start w:val="1"/>
-      <w:numFmt w:val="bullet"/>
-      <w:lvlText w:val=""/>
-      <w:lvlJc w:val="left"/>
-      <w:pPr>
-        <w:ind w:left="720" w:hanging="360"/>
-      </w:pPr>
-      <w:rPr>
-        <w:rFonts w:ascii="Symbol" w:hAnsi="Symbol" w:hint="default"/>
-      </w:rPr>
-    </w:lvl>
-    <w:lvl w:ilvl="1" w:tplc="240A0003" w:tentative="1">
-      <w:start w:val="1"/>
-      <w:numFmt w:val="bullet"/>
-      <w:lvlText w:val="o"/>
-      <w:lvlJc w:val="left"/>
-      <w:pPr>
-        <w:ind w:left="1440" w:hanging="360"/>
-      </w:pPr>
-      <w:rPr>
-        <w:rFonts w:ascii="Courier New" w:hAnsi="Courier New" w:cs="Courier New" w:hint="default"/>
-      </w:rPr>
-    </w:lvl>
-    <w:lvl w:ilvl="2" w:tplc="240A0005" w:tentative="1">
-      <w:start w:val="1"/>
-      <w:numFmt w:val="bullet"/>
-      <w:lvlText w:val=""/>
-      <w:lvlJc w:val="left"/>
-      <w:pPr>
-        <w:ind w:left="2160" w:hanging="360"/>
-      </w:pPr>
-      <w:rPr>
-        <w:rFonts w:ascii="Wingdings" w:hAnsi="Wingdings" w:hint="default"/>
-      </w:rPr>
-    </w:lvl>
-    <w:lvl w:ilvl="3" w:tplc="240A0001" w:tentative="1">
-      <w:start w:val="1"/>
-      <w:numFmt w:val="bullet"/>
-      <w:lvlText w:val=""/>
-      <w:lvlJc w:val="left"/>
-      <w:pPr>
-        <w:ind w:left="2880" w:hanging="360"/>
-      </w:pPr>
-      <w:rPr>
-        <w:rFonts w:ascii="Symbol" w:hAnsi="Symbol" w:hint="default"/>
-      </w:rPr>
-    </w:lvl>
-    <w:lvl w:ilvl="4" w:tplc="240A0003" w:tentative="1">
-      <w:start w:val="1"/>
-      <w:numFmt w:val="bullet"/>
-      <w:lvlText w:val="o"/>
-      <w:lvlJc w:val="left"/>
-      <w:pPr>
-        <w:ind w:left="3600" w:hanging="360"/>
-      </w:pPr>
-      <w:rPr>
-        <w:rFonts w:ascii="Courier New" w:hAnsi="Courier New" w:cs="Courier New" w:hint="default"/>
-      </w:rPr>
-    </w:lvl>
-    <w:lvl w:ilvl="5" w:tplc="240A0005" w:tentative="1">
-      <w:start w:val="1"/>
-      <w:numFmt w:val="bullet"/>
-      <w:lvlText w:val=""/>
-      <w:lvlJc w:val="left"/>
-      <w:pPr>
-        <w:ind w:left="4320" w:hanging="360"/>
-      </w:pPr>
-      <w:rPr>
-        <w:rFonts w:ascii="Wingdings" w:hAnsi="Wingdings" w:hint="default"/>
-      </w:rPr>
-    </w:lvl>
-    <w:lvl w:ilvl="6" w:tplc="240A0001" w:tentative="1">
-      <w:start w:val="1"/>
-      <w:numFmt w:val="bullet"/>
-      <w:lvlText w:val=""/>
-      <w:lvlJc w:val="left"/>
-      <w:pPr>
-        <w:ind w:left="5040" w:hanging="360"/>
-      </w:pPr>
-      <w:rPr>
-        <w:rFonts w:ascii="Symbol" w:hAnsi="Symbol" w:hint="default"/>
-      </w:rPr>
-    </w:lvl>
-    <w:lvl w:ilvl="7" w:tplc="240A0003" w:tentative="1">
-      <w:start w:val="1"/>
-      <w:numFmt w:val="bullet"/>
-      <w:lvlText w:val="o"/>
-      <w:lvlJc w:val="left"/>
-      <w:pPr>
-        <w:ind w:left="5760" w:hanging="360"/>
-      </w:pPr>
-      <w:rPr>
-        <w:rFonts w:ascii="Courier New" w:hAnsi="Courier New" w:cs="Courier New" w:hint="default"/>
-      </w:rPr>
-    </w:lvl>
-    <w:lvl w:ilvl="8" w:tplc="240A0005" w:tentative="1">
-      <w:start w:val="1"/>
-      <w:numFmt w:val="bullet"/>
-      <w:lvlText w:val=""/>
-      <w:lvlJc w:val="left"/>
-      <w:pPr>
-        <w:ind w:left="6480" w:hanging="360"/>
-      </w:pPr>
-      <w:rPr>
-        <w:rFonts w:ascii="Wingdings" w:hAnsi="Wingdings" w:hint="default"/>
-      </w:rPr>
-    </w:lvl>
-  </w:abstractNum>
-  <w:abstractNum w:abstractNumId="11" w15:restartNumberingAfterBreak="0">
+  <w:abstractNum w:abstractNumId="3" w15:restartNumberingAfterBreak="0">
     <w:nsid w:val="130B433E"/>
     <w:multiLevelType w:val="hybridMultilevel"/>
     <w:tmpl w:val="730626CC"/>
@@ -7263,219 +6370,7 @@
       </w:pPr>
     </w:lvl>
   </w:abstractNum>
-  <w:abstractNum w:abstractNumId="12" w15:restartNumberingAfterBreak="0">
-    <w:nsid w:val="1391576A"/>
-    <w:multiLevelType w:val="hybridMultilevel"/>
-    <w:tmpl w:val="FFFFFFFF"/>
-    <w:lvl w:ilvl="0" w:tplc="93FEDE5C">
-      <w:start w:val="1"/>
-      <w:numFmt w:val="bullet"/>
-      <w:lvlText w:val="•"/>
-      <w:lvlJc w:val="left"/>
-      <w:pPr>
-        <w:ind w:left="720" w:firstLine="0"/>
-      </w:pPr>
-      <w:rPr>
-        <w:rFonts w:ascii="Arial" w:eastAsia="Arial" w:hAnsi="Arial" w:cs="Arial"/>
-        <w:b w:val="0"/>
-        <w:i w:val="0"/>
-        <w:strike w:val="0"/>
-        <w:dstrike w:val="0"/>
-        <w:color w:val="000000"/>
-        <w:sz w:val="22"/>
-        <w:szCs w:val="22"/>
-        <w:u w:val="none" w:color="000000"/>
-        <w:effect w:val="none"/>
-        <w:bdr w:val="none" w:sz="0" w:space="0" w:color="auto" w:frame="1"/>
-        <w:vertAlign w:val="baseline"/>
-      </w:rPr>
-    </w:lvl>
-    <w:lvl w:ilvl="1" w:tplc="00C02794">
-      <w:start w:val="1"/>
-      <w:numFmt w:val="bullet"/>
-      <w:lvlText w:val="o"/>
-      <w:lvlJc w:val="left"/>
-      <w:pPr>
-        <w:ind w:left="1440" w:firstLine="0"/>
-      </w:pPr>
-      <w:rPr>
-        <w:rFonts w:ascii="Segoe UI Symbol" w:eastAsia="Segoe UI Symbol" w:hAnsi="Segoe UI Symbol" w:cs="Segoe UI Symbol"/>
-        <w:b w:val="0"/>
-        <w:i w:val="0"/>
-        <w:strike w:val="0"/>
-        <w:dstrike w:val="0"/>
-        <w:color w:val="000000"/>
-        <w:sz w:val="22"/>
-        <w:szCs w:val="22"/>
-        <w:u w:val="none" w:color="000000"/>
-        <w:effect w:val="none"/>
-        <w:bdr w:val="none" w:sz="0" w:space="0" w:color="auto" w:frame="1"/>
-        <w:vertAlign w:val="baseline"/>
-      </w:rPr>
-    </w:lvl>
-    <w:lvl w:ilvl="2" w:tplc="CCCE967C">
-      <w:start w:val="1"/>
-      <w:numFmt w:val="bullet"/>
-      <w:lvlText w:val="▪"/>
-      <w:lvlJc w:val="left"/>
-      <w:pPr>
-        <w:ind w:left="2160" w:firstLine="0"/>
-      </w:pPr>
-      <w:rPr>
-        <w:rFonts w:ascii="Segoe UI Symbol" w:eastAsia="Segoe UI Symbol" w:hAnsi="Segoe UI Symbol" w:cs="Segoe UI Symbol"/>
-        <w:b w:val="0"/>
-        <w:i w:val="0"/>
-        <w:strike w:val="0"/>
-        <w:dstrike w:val="0"/>
-        <w:color w:val="000000"/>
-        <w:sz w:val="22"/>
-        <w:szCs w:val="22"/>
-        <w:u w:val="none" w:color="000000"/>
-        <w:effect w:val="none"/>
-        <w:bdr w:val="none" w:sz="0" w:space="0" w:color="auto" w:frame="1"/>
-        <w:vertAlign w:val="baseline"/>
-      </w:rPr>
-    </w:lvl>
-    <w:lvl w:ilvl="3" w:tplc="87F43130">
-      <w:start w:val="1"/>
-      <w:numFmt w:val="bullet"/>
-      <w:lvlText w:val="•"/>
-      <w:lvlJc w:val="left"/>
-      <w:pPr>
-        <w:ind w:left="2880" w:firstLine="0"/>
-      </w:pPr>
-      <w:rPr>
-        <w:rFonts w:ascii="Arial" w:eastAsia="Arial" w:hAnsi="Arial" w:cs="Arial"/>
-        <w:b w:val="0"/>
-        <w:i w:val="0"/>
-        <w:strike w:val="0"/>
-        <w:dstrike w:val="0"/>
-        <w:color w:val="000000"/>
-        <w:sz w:val="22"/>
-        <w:szCs w:val="22"/>
-        <w:u w:val="none" w:color="000000"/>
-        <w:effect w:val="none"/>
-        <w:bdr w:val="none" w:sz="0" w:space="0" w:color="auto" w:frame="1"/>
-        <w:vertAlign w:val="baseline"/>
-      </w:rPr>
-    </w:lvl>
-    <w:lvl w:ilvl="4" w:tplc="7C9A99B4">
-      <w:start w:val="1"/>
-      <w:numFmt w:val="bullet"/>
-      <w:lvlText w:val="o"/>
-      <w:lvlJc w:val="left"/>
-      <w:pPr>
-        <w:ind w:left="3600" w:firstLine="0"/>
-      </w:pPr>
-      <w:rPr>
-        <w:rFonts w:ascii="Segoe UI Symbol" w:eastAsia="Segoe UI Symbol" w:hAnsi="Segoe UI Symbol" w:cs="Segoe UI Symbol"/>
-        <w:b w:val="0"/>
-        <w:i w:val="0"/>
-        <w:strike w:val="0"/>
-        <w:dstrike w:val="0"/>
-        <w:color w:val="000000"/>
-        <w:sz w:val="22"/>
-        <w:szCs w:val="22"/>
-        <w:u w:val="none" w:color="000000"/>
-        <w:effect w:val="none"/>
-        <w:bdr w:val="none" w:sz="0" w:space="0" w:color="auto" w:frame="1"/>
-        <w:vertAlign w:val="baseline"/>
-      </w:rPr>
-    </w:lvl>
-    <w:lvl w:ilvl="5" w:tplc="11FA1D12">
-      <w:start w:val="1"/>
-      <w:numFmt w:val="bullet"/>
-      <w:lvlText w:val="▪"/>
-      <w:lvlJc w:val="left"/>
-      <w:pPr>
-        <w:ind w:left="4320" w:firstLine="0"/>
-      </w:pPr>
-      <w:rPr>
-        <w:rFonts w:ascii="Segoe UI Symbol" w:eastAsia="Segoe UI Symbol" w:hAnsi="Segoe UI Symbol" w:cs="Segoe UI Symbol"/>
-        <w:b w:val="0"/>
-        <w:i w:val="0"/>
-        <w:strike w:val="0"/>
-        <w:dstrike w:val="0"/>
-        <w:color w:val="000000"/>
-        <w:sz w:val="22"/>
-        <w:szCs w:val="22"/>
-        <w:u w:val="none" w:color="000000"/>
-        <w:effect w:val="none"/>
-        <w:bdr w:val="none" w:sz="0" w:space="0" w:color="auto" w:frame="1"/>
-        <w:vertAlign w:val="baseline"/>
-      </w:rPr>
-    </w:lvl>
-    <w:lvl w:ilvl="6" w:tplc="B90A33C2">
-      <w:start w:val="1"/>
-      <w:numFmt w:val="bullet"/>
-      <w:lvlText w:val="•"/>
-      <w:lvlJc w:val="left"/>
-      <w:pPr>
-        <w:ind w:left="5040" w:firstLine="0"/>
-      </w:pPr>
-      <w:rPr>
-        <w:rFonts w:ascii="Arial" w:eastAsia="Arial" w:hAnsi="Arial" w:cs="Arial"/>
-        <w:b w:val="0"/>
-        <w:i w:val="0"/>
-        <w:strike w:val="0"/>
-        <w:dstrike w:val="0"/>
-        <w:color w:val="000000"/>
-        <w:sz w:val="22"/>
-        <w:szCs w:val="22"/>
-        <w:u w:val="none" w:color="000000"/>
-        <w:effect w:val="none"/>
-        <w:bdr w:val="none" w:sz="0" w:space="0" w:color="auto" w:frame="1"/>
-        <w:vertAlign w:val="baseline"/>
-      </w:rPr>
-    </w:lvl>
-    <w:lvl w:ilvl="7" w:tplc="23E2EEBA">
-      <w:start w:val="1"/>
-      <w:numFmt w:val="bullet"/>
-      <w:lvlText w:val="o"/>
-      <w:lvlJc w:val="left"/>
-      <w:pPr>
-        <w:ind w:left="5760" w:firstLine="0"/>
-      </w:pPr>
-      <w:rPr>
-        <w:rFonts w:ascii="Segoe UI Symbol" w:eastAsia="Segoe UI Symbol" w:hAnsi="Segoe UI Symbol" w:cs="Segoe UI Symbol"/>
-        <w:b w:val="0"/>
-        <w:i w:val="0"/>
-        <w:strike w:val="0"/>
-        <w:dstrike w:val="0"/>
-        <w:color w:val="000000"/>
-        <w:sz w:val="22"/>
-        <w:szCs w:val="22"/>
-        <w:u w:val="none" w:color="000000"/>
-        <w:effect w:val="none"/>
-        <w:bdr w:val="none" w:sz="0" w:space="0" w:color="auto" w:frame="1"/>
-        <w:vertAlign w:val="baseline"/>
-      </w:rPr>
-    </w:lvl>
-    <w:lvl w:ilvl="8" w:tplc="F3188D8A">
-      <w:start w:val="1"/>
-      <w:numFmt w:val="bullet"/>
-      <w:lvlText w:val="▪"/>
-      <w:lvlJc w:val="left"/>
-      <w:pPr>
-        <w:ind w:left="6480" w:firstLine="0"/>
-      </w:pPr>
-      <w:rPr>
-        <w:rFonts w:ascii="Segoe UI Symbol" w:eastAsia="Segoe UI Symbol" w:hAnsi="Segoe UI Symbol" w:cs="Segoe UI Symbol"/>
-        <w:b w:val="0"/>
-        <w:i w:val="0"/>
-        <w:strike w:val="0"/>
-        <w:dstrike w:val="0"/>
-        <w:color w:val="000000"/>
-        <w:sz w:val="22"/>
-        <w:szCs w:val="22"/>
-        <w:u w:val="none" w:color="000000"/>
-        <w:effect w:val="none"/>
-        <w:bdr w:val="none" w:sz="0" w:space="0" w:color="auto" w:frame="1"/>
-        <w:vertAlign w:val="baseline"/>
-      </w:rPr>
-    </w:lvl>
-  </w:abstractNum>
-  <w:abstractNum w:abstractNumId="13" w15:restartNumberingAfterBreak="0">
+  <w:abstractNum w:abstractNumId="4" w15:restartNumberingAfterBreak="0">
     <w:nsid w:val="180F296A"/>
     <w:multiLevelType w:val="hybridMultilevel"/>
     <w:tmpl w:val="8B361FD6"/>
@@ -7564,233 +6459,7 @@
       </w:pPr>
     </w:lvl>
   </w:abstractNum>
-  <w:abstractNum w:abstractNumId="14" w15:restartNumberingAfterBreak="0">
-    <w:nsid w:val="19976285"/>
-    <w:multiLevelType w:val="hybridMultilevel"/>
-    <w:tmpl w:val="8F6A4C0C"/>
-    <w:lvl w:ilvl="0" w:tplc="240A0001">
-      <w:start w:val="1"/>
-      <w:numFmt w:val="bullet"/>
-      <w:lvlText w:val=""/>
-      <w:lvlJc w:val="left"/>
-      <w:pPr>
-        <w:ind w:left="720" w:hanging="360"/>
-      </w:pPr>
-      <w:rPr>
-        <w:rFonts w:ascii="Symbol" w:hAnsi="Symbol" w:hint="default"/>
-      </w:rPr>
-    </w:lvl>
-    <w:lvl w:ilvl="1" w:tplc="240A0003" w:tentative="1">
-      <w:start w:val="1"/>
-      <w:numFmt w:val="bullet"/>
-      <w:lvlText w:val="o"/>
-      <w:lvlJc w:val="left"/>
-      <w:pPr>
-        <w:ind w:left="1440" w:hanging="360"/>
-      </w:pPr>
-      <w:rPr>
-        <w:rFonts w:ascii="Courier New" w:hAnsi="Courier New" w:cs="Courier New" w:hint="default"/>
-      </w:rPr>
-    </w:lvl>
-    <w:lvl w:ilvl="2" w:tplc="240A0005" w:tentative="1">
-      <w:start w:val="1"/>
-      <w:numFmt w:val="bullet"/>
-      <w:lvlText w:val=""/>
-      <w:lvlJc w:val="left"/>
-      <w:pPr>
-        <w:ind w:left="2160" w:hanging="360"/>
-      </w:pPr>
-      <w:rPr>
-        <w:rFonts w:ascii="Wingdings" w:hAnsi="Wingdings" w:hint="default"/>
-      </w:rPr>
-    </w:lvl>
-    <w:lvl w:ilvl="3" w:tplc="240A0001" w:tentative="1">
-      <w:start w:val="1"/>
-      <w:numFmt w:val="bullet"/>
-      <w:lvlText w:val=""/>
-      <w:lvlJc w:val="left"/>
-      <w:pPr>
-        <w:ind w:left="2880" w:hanging="360"/>
-      </w:pPr>
-      <w:rPr>
-        <w:rFonts w:ascii="Symbol" w:hAnsi="Symbol" w:hint="default"/>
-      </w:rPr>
-    </w:lvl>
-    <w:lvl w:ilvl="4" w:tplc="240A0003" w:tentative="1">
-      <w:start w:val="1"/>
-      <w:numFmt w:val="bullet"/>
-      <w:lvlText w:val="o"/>
-      <w:lvlJc w:val="left"/>
-      <w:pPr>
-        <w:ind w:left="3600" w:hanging="360"/>
-      </w:pPr>
-      <w:rPr>
-        <w:rFonts w:ascii="Courier New" w:hAnsi="Courier New" w:cs="Courier New" w:hint="default"/>
-      </w:rPr>
-    </w:lvl>
-    <w:lvl w:ilvl="5" w:tplc="240A0005" w:tentative="1">
-      <w:start w:val="1"/>
-      <w:numFmt w:val="bullet"/>
-      <w:lvlText w:val=""/>
-      <w:lvlJc w:val="left"/>
-      <w:pPr>
-        <w:ind w:left="4320" w:hanging="360"/>
-      </w:pPr>
-      <w:rPr>
-        <w:rFonts w:ascii="Wingdings" w:hAnsi="Wingdings" w:hint="default"/>
-      </w:rPr>
-    </w:lvl>
-    <w:lvl w:ilvl="6" w:tplc="240A0001" w:tentative="1">
-      <w:start w:val="1"/>
-      <w:numFmt w:val="bullet"/>
-      <w:lvlText w:val=""/>
-      <w:lvlJc w:val="left"/>
-      <w:pPr>
-        <w:ind w:left="5040" w:hanging="360"/>
-      </w:pPr>
-      <w:rPr>
-        <w:rFonts w:ascii="Symbol" w:hAnsi="Symbol" w:hint="default"/>
-      </w:rPr>
-    </w:lvl>
-    <w:lvl w:ilvl="7" w:tplc="240A0003" w:tentative="1">
-      <w:start w:val="1"/>
-      <w:numFmt w:val="bullet"/>
-      <w:lvlText w:val="o"/>
-      <w:lvlJc w:val="left"/>
-      <w:pPr>
-        <w:ind w:left="5760" w:hanging="360"/>
-      </w:pPr>
-      <w:rPr>
-        <w:rFonts w:ascii="Courier New" w:hAnsi="Courier New" w:cs="Courier New" w:hint="default"/>
-      </w:rPr>
-    </w:lvl>
-    <w:lvl w:ilvl="8" w:tplc="240A0005" w:tentative="1">
-      <w:start w:val="1"/>
-      <w:numFmt w:val="bullet"/>
-      <w:lvlText w:val=""/>
-      <w:lvlJc w:val="left"/>
-      <w:pPr>
-        <w:ind w:left="6480" w:hanging="360"/>
-      </w:pPr>
-      <w:rPr>
-        <w:rFonts w:ascii="Wingdings" w:hAnsi="Wingdings" w:hint="default"/>
-      </w:rPr>
-    </w:lvl>
-  </w:abstractNum>
-  <w:abstractNum w:abstractNumId="15" w15:restartNumberingAfterBreak="0">
-    <w:nsid w:val="1BB06EF8"/>
-    <w:multiLevelType w:val="hybridMultilevel"/>
-    <w:tmpl w:val="F14204F8"/>
-    <w:lvl w:ilvl="0" w:tplc="240A0001">
-      <w:start w:val="1"/>
-      <w:numFmt w:val="bullet"/>
-      <w:lvlText w:val=""/>
-      <w:lvlJc w:val="left"/>
-      <w:pPr>
-        <w:ind w:left="720" w:hanging="360"/>
-      </w:pPr>
-      <w:rPr>
-        <w:rFonts w:ascii="Symbol" w:hAnsi="Symbol" w:hint="default"/>
-      </w:rPr>
-    </w:lvl>
-    <w:lvl w:ilvl="1" w:tplc="240A0003" w:tentative="1">
-      <w:start w:val="1"/>
-      <w:numFmt w:val="bullet"/>
-      <w:lvlText w:val="o"/>
-      <w:lvlJc w:val="left"/>
-      <w:pPr>
-        <w:ind w:left="1440" w:hanging="360"/>
-      </w:pPr>
-      <w:rPr>
-        <w:rFonts w:ascii="Courier New" w:hAnsi="Courier New" w:cs="Courier New" w:hint="default"/>
-      </w:rPr>
-    </w:lvl>
-    <w:lvl w:ilvl="2" w:tplc="240A0005" w:tentative="1">
-      <w:start w:val="1"/>
-      <w:numFmt w:val="bullet"/>
-      <w:lvlText w:val=""/>
-      <w:lvlJc w:val="left"/>
-      <w:pPr>
-        <w:ind w:left="2160" w:hanging="360"/>
-      </w:pPr>
-      <w:rPr>
-        <w:rFonts w:ascii="Wingdings" w:hAnsi="Wingdings" w:hint="default"/>
-      </w:rPr>
-    </w:lvl>
-    <w:lvl w:ilvl="3" w:tplc="240A0001" w:tentative="1">
-      <w:start w:val="1"/>
-      <w:numFmt w:val="bullet"/>
-      <w:lvlText w:val=""/>
-      <w:lvlJc w:val="left"/>
-      <w:pPr>
-        <w:ind w:left="2880" w:hanging="360"/>
-      </w:pPr>
-      <w:rPr>
-        <w:rFonts w:ascii="Symbol" w:hAnsi="Symbol" w:hint="default"/>
-      </w:rPr>
-    </w:lvl>
-    <w:lvl w:ilvl="4" w:tplc="240A0003" w:tentative="1">
-      <w:start w:val="1"/>
-      <w:numFmt w:val="bullet"/>
-      <w:lvlText w:val="o"/>
-      <w:lvlJc w:val="left"/>
-      <w:pPr>
-        <w:ind w:left="3600" w:hanging="360"/>
-      </w:pPr>
-      <w:rPr>
-        <w:rFonts w:ascii="Courier New" w:hAnsi="Courier New" w:cs="Courier New" w:hint="default"/>
-      </w:rPr>
-    </w:lvl>
-    <w:lvl w:ilvl="5" w:tplc="240A0005" w:tentative="1">
-      <w:start w:val="1"/>
-      <w:numFmt w:val="bullet"/>
-      <w:lvlText w:val=""/>
-      <w:lvlJc w:val="left"/>
-      <w:pPr>
-        <w:ind w:left="4320" w:hanging="360"/>
-      </w:pPr>
-      <w:rPr>
-        <w:rFonts w:ascii="Wingdings" w:hAnsi="Wingdings" w:hint="default"/>
-      </w:rPr>
-    </w:lvl>
-    <w:lvl w:ilvl="6" w:tplc="240A0001" w:tentative="1">
-      <w:start w:val="1"/>
-      <w:numFmt w:val="bullet"/>
-      <w:lvlText w:val=""/>
-      <w:lvlJc w:val="left"/>
-      <w:pPr>
-        <w:ind w:left="5040" w:hanging="360"/>
-      </w:pPr>
-      <w:rPr>
-        <w:rFonts w:ascii="Symbol" w:hAnsi="Symbol" w:hint="default"/>
-      </w:rPr>
-    </w:lvl>
-    <w:lvl w:ilvl="7" w:tplc="240A0003" w:tentative="1">
-      <w:start w:val="1"/>
-      <w:numFmt w:val="bullet"/>
-      <w:lvlText w:val="o"/>
-      <w:lvlJc w:val="left"/>
-      <w:pPr>
-        <w:ind w:left="5760" w:hanging="360"/>
-      </w:pPr>
-      <w:rPr>
-        <w:rFonts w:ascii="Courier New" w:hAnsi="Courier New" w:cs="Courier New" w:hint="default"/>
-      </w:rPr>
-    </w:lvl>
-    <w:lvl w:ilvl="8" w:tplc="240A0005" w:tentative="1">
-      <w:start w:val="1"/>
-      <w:numFmt w:val="bullet"/>
-      <w:lvlText w:val=""/>
-      <w:lvlJc w:val="left"/>
-      <w:pPr>
-        <w:ind w:left="6480" w:hanging="360"/>
-      </w:pPr>
-      <w:rPr>
-        <w:rFonts w:ascii="Wingdings" w:hAnsi="Wingdings" w:hint="default"/>
-      </w:rPr>
-    </w:lvl>
-  </w:abstractNum>
-  <w:abstractNum w:abstractNumId="16" w15:restartNumberingAfterBreak="0">
+  <w:abstractNum w:abstractNumId="5" w15:restartNumberingAfterBreak="0">
     <w:nsid w:val="1EB11736"/>
     <w:multiLevelType w:val="hybridMultilevel"/>
     <w:tmpl w:val="DF2C1482"/>
@@ -7879,1821 +6548,7 @@
       </w:pPr>
     </w:lvl>
   </w:abstractNum>
-  <w:abstractNum w:abstractNumId="17" w15:restartNumberingAfterBreak="0">
-    <w:nsid w:val="23D67DA5"/>
-    <w:multiLevelType w:val="hybridMultilevel"/>
-    <w:tmpl w:val="B240BB22"/>
-    <w:lvl w:ilvl="0" w:tplc="8E70F82E">
-      <w:start w:val="1"/>
-      <w:numFmt w:val="decimal"/>
-      <w:lvlText w:val="%1."/>
-      <w:lvlJc w:val="left"/>
-      <w:pPr>
-        <w:ind w:left="1060" w:hanging="700"/>
-      </w:pPr>
-      <w:rPr>
-        <w:rFonts w:hint="default"/>
-      </w:rPr>
-    </w:lvl>
-    <w:lvl w:ilvl="1" w:tplc="040A0019">
-      <w:start w:val="1"/>
-      <w:numFmt w:val="lowerLetter"/>
-      <w:lvlText w:val="%2."/>
-      <w:lvlJc w:val="left"/>
-      <w:pPr>
-        <w:ind w:left="1440" w:hanging="360"/>
-      </w:pPr>
-    </w:lvl>
-    <w:lvl w:ilvl="2" w:tplc="040A001B" w:tentative="1">
-      <w:start w:val="1"/>
-      <w:numFmt w:val="lowerRoman"/>
-      <w:lvlText w:val="%3."/>
-      <w:lvlJc w:val="right"/>
-      <w:pPr>
-        <w:ind w:left="2160" w:hanging="180"/>
-      </w:pPr>
-    </w:lvl>
-    <w:lvl w:ilvl="3" w:tplc="040A000F" w:tentative="1">
-      <w:start w:val="1"/>
-      <w:numFmt w:val="decimal"/>
-      <w:lvlText w:val="%4."/>
-      <w:lvlJc w:val="left"/>
-      <w:pPr>
-        <w:ind w:left="2880" w:hanging="360"/>
-      </w:pPr>
-    </w:lvl>
-    <w:lvl w:ilvl="4" w:tplc="040A0019" w:tentative="1">
-      <w:start w:val="1"/>
-      <w:numFmt w:val="lowerLetter"/>
-      <w:lvlText w:val="%5."/>
-      <w:lvlJc w:val="left"/>
-      <w:pPr>
-        <w:ind w:left="3600" w:hanging="360"/>
-      </w:pPr>
-    </w:lvl>
-    <w:lvl w:ilvl="5" w:tplc="040A001B" w:tentative="1">
-      <w:start w:val="1"/>
-      <w:numFmt w:val="lowerRoman"/>
-      <w:lvlText w:val="%6."/>
-      <w:lvlJc w:val="right"/>
-      <w:pPr>
-        <w:ind w:left="4320" w:hanging="180"/>
-      </w:pPr>
-    </w:lvl>
-    <w:lvl w:ilvl="6" w:tplc="040A000F" w:tentative="1">
-      <w:start w:val="1"/>
-      <w:numFmt w:val="decimal"/>
-      <w:lvlText w:val="%7."/>
-      <w:lvlJc w:val="left"/>
-      <w:pPr>
-        <w:ind w:left="5040" w:hanging="360"/>
-      </w:pPr>
-    </w:lvl>
-    <w:lvl w:ilvl="7" w:tplc="040A0019" w:tentative="1">
-      <w:start w:val="1"/>
-      <w:numFmt w:val="lowerLetter"/>
-      <w:lvlText w:val="%8."/>
-      <w:lvlJc w:val="left"/>
-      <w:pPr>
-        <w:ind w:left="5760" w:hanging="360"/>
-      </w:pPr>
-    </w:lvl>
-    <w:lvl w:ilvl="8" w:tplc="040A001B" w:tentative="1">
-      <w:start w:val="1"/>
-      <w:numFmt w:val="lowerRoman"/>
-      <w:lvlText w:val="%9."/>
-      <w:lvlJc w:val="right"/>
-      <w:pPr>
-        <w:ind w:left="6480" w:hanging="180"/>
-      </w:pPr>
-    </w:lvl>
-  </w:abstractNum>
-  <w:abstractNum w:abstractNumId="18" w15:restartNumberingAfterBreak="0">
-    <w:nsid w:val="2635764F"/>
-    <w:multiLevelType w:val="hybridMultilevel"/>
-    <w:tmpl w:val="4AE0090A"/>
-    <w:lvl w:ilvl="0" w:tplc="240A0001">
-      <w:start w:val="1"/>
-      <w:numFmt w:val="bullet"/>
-      <w:lvlText w:val=""/>
-      <w:lvlJc w:val="left"/>
-      <w:pPr>
-        <w:ind w:left="720" w:hanging="360"/>
-      </w:pPr>
-      <w:rPr>
-        <w:rFonts w:ascii="Symbol" w:hAnsi="Symbol" w:hint="default"/>
-      </w:rPr>
-    </w:lvl>
-    <w:lvl w:ilvl="1" w:tplc="240A0003" w:tentative="1">
-      <w:start w:val="1"/>
-      <w:numFmt w:val="bullet"/>
-      <w:lvlText w:val="o"/>
-      <w:lvlJc w:val="left"/>
-      <w:pPr>
-        <w:ind w:left="1440" w:hanging="360"/>
-      </w:pPr>
-      <w:rPr>
-        <w:rFonts w:ascii="Courier New" w:hAnsi="Courier New" w:cs="Courier New" w:hint="default"/>
-      </w:rPr>
-    </w:lvl>
-    <w:lvl w:ilvl="2" w:tplc="240A0005" w:tentative="1">
-      <w:start w:val="1"/>
-      <w:numFmt w:val="bullet"/>
-      <w:lvlText w:val=""/>
-      <w:lvlJc w:val="left"/>
-      <w:pPr>
-        <w:ind w:left="2160" w:hanging="360"/>
-      </w:pPr>
-      <w:rPr>
-        <w:rFonts w:ascii="Wingdings" w:hAnsi="Wingdings" w:hint="default"/>
-      </w:rPr>
-    </w:lvl>
-    <w:lvl w:ilvl="3" w:tplc="240A0001" w:tentative="1">
-      <w:start w:val="1"/>
-      <w:numFmt w:val="bullet"/>
-      <w:lvlText w:val=""/>
-      <w:lvlJc w:val="left"/>
-      <w:pPr>
-        <w:ind w:left="2880" w:hanging="360"/>
-      </w:pPr>
-      <w:rPr>
-        <w:rFonts w:ascii="Symbol" w:hAnsi="Symbol" w:hint="default"/>
-      </w:rPr>
-    </w:lvl>
-    <w:lvl w:ilvl="4" w:tplc="240A0003" w:tentative="1">
-      <w:start w:val="1"/>
-      <w:numFmt w:val="bullet"/>
-      <w:lvlText w:val="o"/>
-      <w:lvlJc w:val="left"/>
-      <w:pPr>
-        <w:ind w:left="3600" w:hanging="360"/>
-      </w:pPr>
-      <w:rPr>
-        <w:rFonts w:ascii="Courier New" w:hAnsi="Courier New" w:cs="Courier New" w:hint="default"/>
-      </w:rPr>
-    </w:lvl>
-    <w:lvl w:ilvl="5" w:tplc="240A0005" w:tentative="1">
-      <w:start w:val="1"/>
-      <w:numFmt w:val="bullet"/>
-      <w:lvlText w:val=""/>
-      <w:lvlJc w:val="left"/>
-      <w:pPr>
-        <w:ind w:left="4320" w:hanging="360"/>
-      </w:pPr>
-      <w:rPr>
-        <w:rFonts w:ascii="Wingdings" w:hAnsi="Wingdings" w:hint="default"/>
-      </w:rPr>
-    </w:lvl>
-    <w:lvl w:ilvl="6" w:tplc="240A0001" w:tentative="1">
-      <w:start w:val="1"/>
-      <w:numFmt w:val="bullet"/>
-      <w:lvlText w:val=""/>
-      <w:lvlJc w:val="left"/>
-      <w:pPr>
-        <w:ind w:left="5040" w:hanging="360"/>
-      </w:pPr>
-      <w:rPr>
-        <w:rFonts w:ascii="Symbol" w:hAnsi="Symbol" w:hint="default"/>
-      </w:rPr>
-    </w:lvl>
-    <w:lvl w:ilvl="7" w:tplc="240A0003" w:tentative="1">
-      <w:start w:val="1"/>
-      <w:numFmt w:val="bullet"/>
-      <w:lvlText w:val="o"/>
-      <w:lvlJc w:val="left"/>
-      <w:pPr>
-        <w:ind w:left="5760" w:hanging="360"/>
-      </w:pPr>
-      <w:rPr>
-        <w:rFonts w:ascii="Courier New" w:hAnsi="Courier New" w:cs="Courier New" w:hint="default"/>
-      </w:rPr>
-    </w:lvl>
-    <w:lvl w:ilvl="8" w:tplc="240A0005" w:tentative="1">
-      <w:start w:val="1"/>
-      <w:numFmt w:val="bullet"/>
-      <w:lvlText w:val=""/>
-      <w:lvlJc w:val="left"/>
-      <w:pPr>
-        <w:ind w:left="6480" w:hanging="360"/>
-      </w:pPr>
-      <w:rPr>
-        <w:rFonts w:ascii="Wingdings" w:hAnsi="Wingdings" w:hint="default"/>
-      </w:rPr>
-    </w:lvl>
-  </w:abstractNum>
-  <w:abstractNum w:abstractNumId="19" w15:restartNumberingAfterBreak="0">
-    <w:nsid w:val="26E2707C"/>
-    <w:multiLevelType w:val="hybridMultilevel"/>
-    <w:tmpl w:val="2C447040"/>
-    <w:lvl w:ilvl="0" w:tplc="080A0001">
-      <w:start w:val="1"/>
-      <w:numFmt w:val="bullet"/>
-      <w:lvlText w:val=""/>
-      <w:lvlJc w:val="left"/>
-      <w:pPr>
-        <w:ind w:left="720" w:hanging="360"/>
-      </w:pPr>
-      <w:rPr>
-        <w:rFonts w:ascii="Symbol" w:hAnsi="Symbol" w:hint="default"/>
-      </w:rPr>
-    </w:lvl>
-    <w:lvl w:ilvl="1" w:tplc="080A0003" w:tentative="1">
-      <w:start w:val="1"/>
-      <w:numFmt w:val="bullet"/>
-      <w:lvlText w:val="o"/>
-      <w:lvlJc w:val="left"/>
-      <w:pPr>
-        <w:ind w:left="1440" w:hanging="360"/>
-      </w:pPr>
-      <w:rPr>
-        <w:rFonts w:ascii="Courier New" w:hAnsi="Courier New" w:cs="Courier New" w:hint="default"/>
-      </w:rPr>
-    </w:lvl>
-    <w:lvl w:ilvl="2" w:tplc="080A0005" w:tentative="1">
-      <w:start w:val="1"/>
-      <w:numFmt w:val="bullet"/>
-      <w:lvlText w:val=""/>
-      <w:lvlJc w:val="left"/>
-      <w:pPr>
-        <w:ind w:left="2160" w:hanging="360"/>
-      </w:pPr>
-      <w:rPr>
-        <w:rFonts w:ascii="Wingdings" w:hAnsi="Wingdings" w:hint="default"/>
-      </w:rPr>
-    </w:lvl>
-    <w:lvl w:ilvl="3" w:tplc="080A0001" w:tentative="1">
-      <w:start w:val="1"/>
-      <w:numFmt w:val="bullet"/>
-      <w:lvlText w:val=""/>
-      <w:lvlJc w:val="left"/>
-      <w:pPr>
-        <w:ind w:left="2880" w:hanging="360"/>
-      </w:pPr>
-      <w:rPr>
-        <w:rFonts w:ascii="Symbol" w:hAnsi="Symbol" w:hint="default"/>
-      </w:rPr>
-    </w:lvl>
-    <w:lvl w:ilvl="4" w:tplc="080A0003" w:tentative="1">
-      <w:start w:val="1"/>
-      <w:numFmt w:val="bullet"/>
-      <w:lvlText w:val="o"/>
-      <w:lvlJc w:val="left"/>
-      <w:pPr>
-        <w:ind w:left="3600" w:hanging="360"/>
-      </w:pPr>
-      <w:rPr>
-        <w:rFonts w:ascii="Courier New" w:hAnsi="Courier New" w:cs="Courier New" w:hint="default"/>
-      </w:rPr>
-    </w:lvl>
-    <w:lvl w:ilvl="5" w:tplc="080A0005" w:tentative="1">
-      <w:start w:val="1"/>
-      <w:numFmt w:val="bullet"/>
-      <w:lvlText w:val=""/>
-      <w:lvlJc w:val="left"/>
-      <w:pPr>
-        <w:ind w:left="4320" w:hanging="360"/>
-      </w:pPr>
-      <w:rPr>
-        <w:rFonts w:ascii="Wingdings" w:hAnsi="Wingdings" w:hint="default"/>
-      </w:rPr>
-    </w:lvl>
-    <w:lvl w:ilvl="6" w:tplc="080A0001" w:tentative="1">
-      <w:start w:val="1"/>
-      <w:numFmt w:val="bullet"/>
-      <w:lvlText w:val=""/>
-      <w:lvlJc w:val="left"/>
-      <w:pPr>
-        <w:ind w:left="5040" w:hanging="360"/>
-      </w:pPr>
-      <w:rPr>
-        <w:rFonts w:ascii="Symbol" w:hAnsi="Symbol" w:hint="default"/>
-      </w:rPr>
-    </w:lvl>
-    <w:lvl w:ilvl="7" w:tplc="080A0003" w:tentative="1">
-      <w:start w:val="1"/>
-      <w:numFmt w:val="bullet"/>
-      <w:lvlText w:val="o"/>
-      <w:lvlJc w:val="left"/>
-      <w:pPr>
-        <w:ind w:left="5760" w:hanging="360"/>
-      </w:pPr>
-      <w:rPr>
-        <w:rFonts w:ascii="Courier New" w:hAnsi="Courier New" w:cs="Courier New" w:hint="default"/>
-      </w:rPr>
-    </w:lvl>
-    <w:lvl w:ilvl="8" w:tplc="080A0005" w:tentative="1">
-      <w:start w:val="1"/>
-      <w:numFmt w:val="bullet"/>
-      <w:lvlText w:val=""/>
-      <w:lvlJc w:val="left"/>
-      <w:pPr>
-        <w:ind w:left="6480" w:hanging="360"/>
-      </w:pPr>
-      <w:rPr>
-        <w:rFonts w:ascii="Wingdings" w:hAnsi="Wingdings" w:hint="default"/>
-      </w:rPr>
-    </w:lvl>
-  </w:abstractNum>
-  <w:abstractNum w:abstractNumId="20" w15:restartNumberingAfterBreak="0">
-    <w:nsid w:val="293C2E4E"/>
-    <w:multiLevelType w:val="hybridMultilevel"/>
-    <w:tmpl w:val="FFFFFFFF"/>
-    <w:lvl w:ilvl="0" w:tplc="4F889A3A">
-      <w:start w:val="1"/>
-      <w:numFmt w:val="bullet"/>
-      <w:lvlText w:val="●"/>
-      <w:lvlJc w:val="left"/>
-      <w:pPr>
-        <w:ind w:left="720" w:firstLine="0"/>
-      </w:pPr>
-      <w:rPr>
-        <w:rFonts w:ascii="Arial" w:eastAsia="Arial" w:hAnsi="Arial" w:cs="Arial"/>
-        <w:b w:val="0"/>
-        <w:i w:val="0"/>
-        <w:strike w:val="0"/>
-        <w:dstrike w:val="0"/>
-        <w:color w:val="000000"/>
-        <w:sz w:val="22"/>
-        <w:szCs w:val="22"/>
-        <w:u w:val="none" w:color="000000"/>
-        <w:effect w:val="none"/>
-        <w:bdr w:val="none" w:sz="0" w:space="0" w:color="auto" w:frame="1"/>
-        <w:vertAlign w:val="baseline"/>
-      </w:rPr>
-    </w:lvl>
-    <w:lvl w:ilvl="1" w:tplc="3296FAD2">
-      <w:start w:val="1"/>
-      <w:numFmt w:val="bullet"/>
-      <w:lvlText w:val="o"/>
-      <w:lvlJc w:val="left"/>
-      <w:pPr>
-        <w:ind w:left="1440" w:firstLine="0"/>
-      </w:pPr>
-      <w:rPr>
-        <w:rFonts w:ascii="Arial" w:eastAsia="Arial" w:hAnsi="Arial" w:cs="Arial"/>
-        <w:b w:val="0"/>
-        <w:i w:val="0"/>
-        <w:strike w:val="0"/>
-        <w:dstrike w:val="0"/>
-        <w:color w:val="000000"/>
-        <w:sz w:val="22"/>
-        <w:szCs w:val="22"/>
-        <w:u w:val="none" w:color="000000"/>
-        <w:effect w:val="none"/>
-        <w:bdr w:val="none" w:sz="0" w:space="0" w:color="auto" w:frame="1"/>
-        <w:vertAlign w:val="baseline"/>
-      </w:rPr>
-    </w:lvl>
-    <w:lvl w:ilvl="2" w:tplc="0FF69BC0">
-      <w:start w:val="1"/>
-      <w:numFmt w:val="bullet"/>
-      <w:lvlText w:val="▪"/>
-      <w:lvlJc w:val="left"/>
-      <w:pPr>
-        <w:ind w:left="2160" w:firstLine="0"/>
-      </w:pPr>
-      <w:rPr>
-        <w:rFonts w:ascii="Arial" w:eastAsia="Arial" w:hAnsi="Arial" w:cs="Arial"/>
-        <w:b w:val="0"/>
-        <w:i w:val="0"/>
-        <w:strike w:val="0"/>
-        <w:dstrike w:val="0"/>
-        <w:color w:val="000000"/>
-        <w:sz w:val="22"/>
-        <w:szCs w:val="22"/>
-        <w:u w:val="none" w:color="000000"/>
-        <w:effect w:val="none"/>
-        <w:bdr w:val="none" w:sz="0" w:space="0" w:color="auto" w:frame="1"/>
-        <w:vertAlign w:val="baseline"/>
-      </w:rPr>
-    </w:lvl>
-    <w:lvl w:ilvl="3" w:tplc="AC280228">
-      <w:start w:val="1"/>
-      <w:numFmt w:val="bullet"/>
-      <w:lvlText w:val="•"/>
-      <w:lvlJc w:val="left"/>
-      <w:pPr>
-        <w:ind w:left="2880" w:firstLine="0"/>
-      </w:pPr>
-      <w:rPr>
-        <w:rFonts w:ascii="Arial" w:eastAsia="Arial" w:hAnsi="Arial" w:cs="Arial"/>
-        <w:b w:val="0"/>
-        <w:i w:val="0"/>
-        <w:strike w:val="0"/>
-        <w:dstrike w:val="0"/>
-        <w:color w:val="000000"/>
-        <w:sz w:val="22"/>
-        <w:szCs w:val="22"/>
-        <w:u w:val="none" w:color="000000"/>
-        <w:effect w:val="none"/>
-        <w:bdr w:val="none" w:sz="0" w:space="0" w:color="auto" w:frame="1"/>
-        <w:vertAlign w:val="baseline"/>
-      </w:rPr>
-    </w:lvl>
-    <w:lvl w:ilvl="4" w:tplc="0BF62132">
-      <w:start w:val="1"/>
-      <w:numFmt w:val="bullet"/>
-      <w:lvlText w:val="o"/>
-      <w:lvlJc w:val="left"/>
-      <w:pPr>
-        <w:ind w:left="3600" w:firstLine="0"/>
-      </w:pPr>
-      <w:rPr>
-        <w:rFonts w:ascii="Arial" w:eastAsia="Arial" w:hAnsi="Arial" w:cs="Arial"/>
-        <w:b w:val="0"/>
-        <w:i w:val="0"/>
-        <w:strike w:val="0"/>
-        <w:dstrike w:val="0"/>
-        <w:color w:val="000000"/>
-        <w:sz w:val="22"/>
-        <w:szCs w:val="22"/>
-        <w:u w:val="none" w:color="000000"/>
-        <w:effect w:val="none"/>
-        <w:bdr w:val="none" w:sz="0" w:space="0" w:color="auto" w:frame="1"/>
-        <w:vertAlign w:val="baseline"/>
-      </w:rPr>
-    </w:lvl>
-    <w:lvl w:ilvl="5" w:tplc="D92AA3C4">
-      <w:start w:val="1"/>
-      <w:numFmt w:val="bullet"/>
-      <w:lvlText w:val="▪"/>
-      <w:lvlJc w:val="left"/>
-      <w:pPr>
-        <w:ind w:left="4320" w:firstLine="0"/>
-      </w:pPr>
-      <w:rPr>
-        <w:rFonts w:ascii="Arial" w:eastAsia="Arial" w:hAnsi="Arial" w:cs="Arial"/>
-        <w:b w:val="0"/>
-        <w:i w:val="0"/>
-        <w:strike w:val="0"/>
-        <w:dstrike w:val="0"/>
-        <w:color w:val="000000"/>
-        <w:sz w:val="22"/>
-        <w:szCs w:val="22"/>
-        <w:u w:val="none" w:color="000000"/>
-        <w:effect w:val="none"/>
-        <w:bdr w:val="none" w:sz="0" w:space="0" w:color="auto" w:frame="1"/>
-        <w:vertAlign w:val="baseline"/>
-      </w:rPr>
-    </w:lvl>
-    <w:lvl w:ilvl="6" w:tplc="03A4F2EA">
-      <w:start w:val="1"/>
-      <w:numFmt w:val="bullet"/>
-      <w:lvlText w:val="•"/>
-      <w:lvlJc w:val="left"/>
-      <w:pPr>
-        <w:ind w:left="5040" w:firstLine="0"/>
-      </w:pPr>
-      <w:rPr>
-        <w:rFonts w:ascii="Arial" w:eastAsia="Arial" w:hAnsi="Arial" w:cs="Arial"/>
-        <w:b w:val="0"/>
-        <w:i w:val="0"/>
-        <w:strike w:val="0"/>
-        <w:dstrike w:val="0"/>
-        <w:color w:val="000000"/>
-        <w:sz w:val="22"/>
-        <w:szCs w:val="22"/>
-        <w:u w:val="none" w:color="000000"/>
-        <w:effect w:val="none"/>
-        <w:bdr w:val="none" w:sz="0" w:space="0" w:color="auto" w:frame="1"/>
-        <w:vertAlign w:val="baseline"/>
-      </w:rPr>
-    </w:lvl>
-    <w:lvl w:ilvl="7" w:tplc="8F4CD170">
-      <w:start w:val="1"/>
-      <w:numFmt w:val="bullet"/>
-      <w:lvlText w:val="o"/>
-      <w:lvlJc w:val="left"/>
-      <w:pPr>
-        <w:ind w:left="5760" w:firstLine="0"/>
-      </w:pPr>
-      <w:rPr>
-        <w:rFonts w:ascii="Arial" w:eastAsia="Arial" w:hAnsi="Arial" w:cs="Arial"/>
-        <w:b w:val="0"/>
-        <w:i w:val="0"/>
-        <w:strike w:val="0"/>
-        <w:dstrike w:val="0"/>
-        <w:color w:val="000000"/>
-        <w:sz w:val="22"/>
-        <w:szCs w:val="22"/>
-        <w:u w:val="none" w:color="000000"/>
-        <w:effect w:val="none"/>
-        <w:bdr w:val="none" w:sz="0" w:space="0" w:color="auto" w:frame="1"/>
-        <w:vertAlign w:val="baseline"/>
-      </w:rPr>
-    </w:lvl>
-    <w:lvl w:ilvl="8" w:tplc="633EA542">
-      <w:start w:val="1"/>
-      <w:numFmt w:val="bullet"/>
-      <w:lvlText w:val="▪"/>
-      <w:lvlJc w:val="left"/>
-      <w:pPr>
-        <w:ind w:left="6480" w:firstLine="0"/>
-      </w:pPr>
-      <w:rPr>
-        <w:rFonts w:ascii="Arial" w:eastAsia="Arial" w:hAnsi="Arial" w:cs="Arial"/>
-        <w:b w:val="0"/>
-        <w:i w:val="0"/>
-        <w:strike w:val="0"/>
-        <w:dstrike w:val="0"/>
-        <w:color w:val="000000"/>
-        <w:sz w:val="22"/>
-        <w:szCs w:val="22"/>
-        <w:u w:val="none" w:color="000000"/>
-        <w:effect w:val="none"/>
-        <w:bdr w:val="none" w:sz="0" w:space="0" w:color="auto" w:frame="1"/>
-        <w:vertAlign w:val="baseline"/>
-      </w:rPr>
-    </w:lvl>
-  </w:abstractNum>
-  <w:abstractNum w:abstractNumId="21" w15:restartNumberingAfterBreak="0">
-    <w:nsid w:val="2D58547C"/>
-    <w:multiLevelType w:val="hybridMultilevel"/>
-    <w:tmpl w:val="C610C960"/>
-    <w:lvl w:ilvl="0" w:tplc="56AA53BC">
-      <w:numFmt w:val="bullet"/>
-      <w:lvlText w:val="•"/>
-      <w:lvlJc w:val="left"/>
-      <w:pPr>
-        <w:ind w:left="720" w:hanging="360"/>
-      </w:pPr>
-      <w:rPr>
-        <w:rFonts w:ascii="Arial" w:eastAsiaTheme="minorEastAsia" w:hAnsi="Arial" w:cs="Arial" w:hint="default"/>
-      </w:rPr>
-    </w:lvl>
-    <w:lvl w:ilvl="1" w:tplc="080A0003" w:tentative="1">
-      <w:start w:val="1"/>
-      <w:numFmt w:val="bullet"/>
-      <w:lvlText w:val="o"/>
-      <w:lvlJc w:val="left"/>
-      <w:pPr>
-        <w:ind w:left="1440" w:hanging="360"/>
-      </w:pPr>
-      <w:rPr>
-        <w:rFonts w:ascii="Courier New" w:hAnsi="Courier New" w:cs="Courier New" w:hint="default"/>
-      </w:rPr>
-    </w:lvl>
-    <w:lvl w:ilvl="2" w:tplc="080A0005" w:tentative="1">
-      <w:start w:val="1"/>
-      <w:numFmt w:val="bullet"/>
-      <w:lvlText w:val=""/>
-      <w:lvlJc w:val="left"/>
-      <w:pPr>
-        <w:ind w:left="2160" w:hanging="360"/>
-      </w:pPr>
-      <w:rPr>
-        <w:rFonts w:ascii="Wingdings" w:hAnsi="Wingdings" w:hint="default"/>
-      </w:rPr>
-    </w:lvl>
-    <w:lvl w:ilvl="3" w:tplc="080A0001" w:tentative="1">
-      <w:start w:val="1"/>
-      <w:numFmt w:val="bullet"/>
-      <w:lvlText w:val=""/>
-      <w:lvlJc w:val="left"/>
-      <w:pPr>
-        <w:ind w:left="2880" w:hanging="360"/>
-      </w:pPr>
-      <w:rPr>
-        <w:rFonts w:ascii="Symbol" w:hAnsi="Symbol" w:hint="default"/>
-      </w:rPr>
-    </w:lvl>
-    <w:lvl w:ilvl="4" w:tplc="080A0003" w:tentative="1">
-      <w:start w:val="1"/>
-      <w:numFmt w:val="bullet"/>
-      <w:lvlText w:val="o"/>
-      <w:lvlJc w:val="left"/>
-      <w:pPr>
-        <w:ind w:left="3600" w:hanging="360"/>
-      </w:pPr>
-      <w:rPr>
-        <w:rFonts w:ascii="Courier New" w:hAnsi="Courier New" w:cs="Courier New" w:hint="default"/>
-      </w:rPr>
-    </w:lvl>
-    <w:lvl w:ilvl="5" w:tplc="080A0005" w:tentative="1">
-      <w:start w:val="1"/>
-      <w:numFmt w:val="bullet"/>
-      <w:lvlText w:val=""/>
-      <w:lvlJc w:val="left"/>
-      <w:pPr>
-        <w:ind w:left="4320" w:hanging="360"/>
-      </w:pPr>
-      <w:rPr>
-        <w:rFonts w:ascii="Wingdings" w:hAnsi="Wingdings" w:hint="default"/>
-      </w:rPr>
-    </w:lvl>
-    <w:lvl w:ilvl="6" w:tplc="080A0001" w:tentative="1">
-      <w:start w:val="1"/>
-      <w:numFmt w:val="bullet"/>
-      <w:lvlText w:val=""/>
-      <w:lvlJc w:val="left"/>
-      <w:pPr>
-        <w:ind w:left="5040" w:hanging="360"/>
-      </w:pPr>
-      <w:rPr>
-        <w:rFonts w:ascii="Symbol" w:hAnsi="Symbol" w:hint="default"/>
-      </w:rPr>
-    </w:lvl>
-    <w:lvl w:ilvl="7" w:tplc="080A0003" w:tentative="1">
-      <w:start w:val="1"/>
-      <w:numFmt w:val="bullet"/>
-      <w:lvlText w:val="o"/>
-      <w:lvlJc w:val="left"/>
-      <w:pPr>
-        <w:ind w:left="5760" w:hanging="360"/>
-      </w:pPr>
-      <w:rPr>
-        <w:rFonts w:ascii="Courier New" w:hAnsi="Courier New" w:cs="Courier New" w:hint="default"/>
-      </w:rPr>
-    </w:lvl>
-    <w:lvl w:ilvl="8" w:tplc="080A0005" w:tentative="1">
-      <w:start w:val="1"/>
-      <w:numFmt w:val="bullet"/>
-      <w:lvlText w:val=""/>
-      <w:lvlJc w:val="left"/>
-      <w:pPr>
-        <w:ind w:left="6480" w:hanging="360"/>
-      </w:pPr>
-      <w:rPr>
-        <w:rFonts w:ascii="Wingdings" w:hAnsi="Wingdings" w:hint="default"/>
-      </w:rPr>
-    </w:lvl>
-  </w:abstractNum>
-  <w:abstractNum w:abstractNumId="22" w15:restartNumberingAfterBreak="0">
-    <w:nsid w:val="2F64430D"/>
-    <w:multiLevelType w:val="hybridMultilevel"/>
-    <w:tmpl w:val="3CDA042E"/>
-    <w:lvl w:ilvl="0" w:tplc="240A0001">
-      <w:start w:val="1"/>
-      <w:numFmt w:val="bullet"/>
-      <w:lvlText w:val=""/>
-      <w:lvlJc w:val="left"/>
-      <w:pPr>
-        <w:ind w:left="720" w:hanging="360"/>
-      </w:pPr>
-      <w:rPr>
-        <w:rFonts w:ascii="Symbol" w:hAnsi="Symbol" w:hint="default"/>
-      </w:rPr>
-    </w:lvl>
-    <w:lvl w:ilvl="1" w:tplc="240A0003" w:tentative="1">
-      <w:start w:val="1"/>
-      <w:numFmt w:val="bullet"/>
-      <w:lvlText w:val="o"/>
-      <w:lvlJc w:val="left"/>
-      <w:pPr>
-        <w:ind w:left="1440" w:hanging="360"/>
-      </w:pPr>
-      <w:rPr>
-        <w:rFonts w:ascii="Courier New" w:hAnsi="Courier New" w:cs="Courier New" w:hint="default"/>
-      </w:rPr>
-    </w:lvl>
-    <w:lvl w:ilvl="2" w:tplc="240A0005" w:tentative="1">
-      <w:start w:val="1"/>
-      <w:numFmt w:val="bullet"/>
-      <w:lvlText w:val=""/>
-      <w:lvlJc w:val="left"/>
-      <w:pPr>
-        <w:ind w:left="2160" w:hanging="360"/>
-      </w:pPr>
-      <w:rPr>
-        <w:rFonts w:ascii="Wingdings" w:hAnsi="Wingdings" w:hint="default"/>
-      </w:rPr>
-    </w:lvl>
-    <w:lvl w:ilvl="3" w:tplc="240A0001" w:tentative="1">
-      <w:start w:val="1"/>
-      <w:numFmt w:val="bullet"/>
-      <w:lvlText w:val=""/>
-      <w:lvlJc w:val="left"/>
-      <w:pPr>
-        <w:ind w:left="2880" w:hanging="360"/>
-      </w:pPr>
-      <w:rPr>
-        <w:rFonts w:ascii="Symbol" w:hAnsi="Symbol" w:hint="default"/>
-      </w:rPr>
-    </w:lvl>
-    <w:lvl w:ilvl="4" w:tplc="240A0003" w:tentative="1">
-      <w:start w:val="1"/>
-      <w:numFmt w:val="bullet"/>
-      <w:lvlText w:val="o"/>
-      <w:lvlJc w:val="left"/>
-      <w:pPr>
-        <w:ind w:left="3600" w:hanging="360"/>
-      </w:pPr>
-      <w:rPr>
-        <w:rFonts w:ascii="Courier New" w:hAnsi="Courier New" w:cs="Courier New" w:hint="default"/>
-      </w:rPr>
-    </w:lvl>
-    <w:lvl w:ilvl="5" w:tplc="240A0005" w:tentative="1">
-      <w:start w:val="1"/>
-      <w:numFmt w:val="bullet"/>
-      <w:lvlText w:val=""/>
-      <w:lvlJc w:val="left"/>
-      <w:pPr>
-        <w:ind w:left="4320" w:hanging="360"/>
-      </w:pPr>
-      <w:rPr>
-        <w:rFonts w:ascii="Wingdings" w:hAnsi="Wingdings" w:hint="default"/>
-      </w:rPr>
-    </w:lvl>
-    <w:lvl w:ilvl="6" w:tplc="240A0001" w:tentative="1">
-      <w:start w:val="1"/>
-      <w:numFmt w:val="bullet"/>
-      <w:lvlText w:val=""/>
-      <w:lvlJc w:val="left"/>
-      <w:pPr>
-        <w:ind w:left="5040" w:hanging="360"/>
-      </w:pPr>
-      <w:rPr>
-        <w:rFonts w:ascii="Symbol" w:hAnsi="Symbol" w:hint="default"/>
-      </w:rPr>
-    </w:lvl>
-    <w:lvl w:ilvl="7" w:tplc="240A0003" w:tentative="1">
-      <w:start w:val="1"/>
-      <w:numFmt w:val="bullet"/>
-      <w:lvlText w:val="o"/>
-      <w:lvlJc w:val="left"/>
-      <w:pPr>
-        <w:ind w:left="5760" w:hanging="360"/>
-      </w:pPr>
-      <w:rPr>
-        <w:rFonts w:ascii="Courier New" w:hAnsi="Courier New" w:cs="Courier New" w:hint="default"/>
-      </w:rPr>
-    </w:lvl>
-    <w:lvl w:ilvl="8" w:tplc="240A0005" w:tentative="1">
-      <w:start w:val="1"/>
-      <w:numFmt w:val="bullet"/>
-      <w:lvlText w:val=""/>
-      <w:lvlJc w:val="left"/>
-      <w:pPr>
-        <w:ind w:left="6480" w:hanging="360"/>
-      </w:pPr>
-      <w:rPr>
-        <w:rFonts w:ascii="Wingdings" w:hAnsi="Wingdings" w:hint="default"/>
-      </w:rPr>
-    </w:lvl>
-  </w:abstractNum>
-  <w:abstractNum w:abstractNumId="23" w15:restartNumberingAfterBreak="0">
-    <w:nsid w:val="326E67C3"/>
-    <w:multiLevelType w:val="hybridMultilevel"/>
-    <w:tmpl w:val="D4149CF0"/>
-    <w:lvl w:ilvl="0" w:tplc="080A000F">
-      <w:start w:val="1"/>
-      <w:numFmt w:val="decimal"/>
-      <w:lvlText w:val="%1."/>
-      <w:lvlJc w:val="left"/>
-      <w:pPr>
-        <w:ind w:left="720" w:hanging="360"/>
-      </w:pPr>
-    </w:lvl>
-    <w:lvl w:ilvl="1" w:tplc="080A0019" w:tentative="1">
-      <w:start w:val="1"/>
-      <w:numFmt w:val="lowerLetter"/>
-      <w:lvlText w:val="%2."/>
-      <w:lvlJc w:val="left"/>
-      <w:pPr>
-        <w:ind w:left="1440" w:hanging="360"/>
-      </w:pPr>
-    </w:lvl>
-    <w:lvl w:ilvl="2" w:tplc="080A001B" w:tentative="1">
-      <w:start w:val="1"/>
-      <w:numFmt w:val="lowerRoman"/>
-      <w:lvlText w:val="%3."/>
-      <w:lvlJc w:val="right"/>
-      <w:pPr>
-        <w:ind w:left="2160" w:hanging="180"/>
-      </w:pPr>
-    </w:lvl>
-    <w:lvl w:ilvl="3" w:tplc="080A000F" w:tentative="1">
-      <w:start w:val="1"/>
-      <w:numFmt w:val="decimal"/>
-      <w:lvlText w:val="%4."/>
-      <w:lvlJc w:val="left"/>
-      <w:pPr>
-        <w:ind w:left="2880" w:hanging="360"/>
-      </w:pPr>
-    </w:lvl>
-    <w:lvl w:ilvl="4" w:tplc="080A0019" w:tentative="1">
-      <w:start w:val="1"/>
-      <w:numFmt w:val="lowerLetter"/>
-      <w:lvlText w:val="%5."/>
-      <w:lvlJc w:val="left"/>
-      <w:pPr>
-        <w:ind w:left="3600" w:hanging="360"/>
-      </w:pPr>
-    </w:lvl>
-    <w:lvl w:ilvl="5" w:tplc="080A001B" w:tentative="1">
-      <w:start w:val="1"/>
-      <w:numFmt w:val="lowerRoman"/>
-      <w:lvlText w:val="%6."/>
-      <w:lvlJc w:val="right"/>
-      <w:pPr>
-        <w:ind w:left="4320" w:hanging="180"/>
-      </w:pPr>
-    </w:lvl>
-    <w:lvl w:ilvl="6" w:tplc="080A000F" w:tentative="1">
-      <w:start w:val="1"/>
-      <w:numFmt w:val="decimal"/>
-      <w:lvlText w:val="%7."/>
-      <w:lvlJc w:val="left"/>
-      <w:pPr>
-        <w:ind w:left="5040" w:hanging="360"/>
-      </w:pPr>
-    </w:lvl>
-    <w:lvl w:ilvl="7" w:tplc="080A0019" w:tentative="1">
-      <w:start w:val="1"/>
-      <w:numFmt w:val="lowerLetter"/>
-      <w:lvlText w:val="%8."/>
-      <w:lvlJc w:val="left"/>
-      <w:pPr>
-        <w:ind w:left="5760" w:hanging="360"/>
-      </w:pPr>
-    </w:lvl>
-    <w:lvl w:ilvl="8" w:tplc="080A001B" w:tentative="1">
-      <w:start w:val="1"/>
-      <w:numFmt w:val="lowerRoman"/>
-      <w:lvlText w:val="%9."/>
-      <w:lvlJc w:val="right"/>
-      <w:pPr>
-        <w:ind w:left="6480" w:hanging="180"/>
-      </w:pPr>
-    </w:lvl>
-  </w:abstractNum>
-  <w:abstractNum w:abstractNumId="24" w15:restartNumberingAfterBreak="0">
-    <w:nsid w:val="361C1709"/>
-    <w:multiLevelType w:val="hybridMultilevel"/>
-    <w:tmpl w:val="D9D45196"/>
-    <w:lvl w:ilvl="0" w:tplc="080A000F">
-      <w:start w:val="1"/>
-      <w:numFmt w:val="decimal"/>
-      <w:lvlText w:val="%1."/>
-      <w:lvlJc w:val="left"/>
-      <w:pPr>
-        <w:ind w:left="720" w:hanging="360"/>
-      </w:pPr>
-    </w:lvl>
-    <w:lvl w:ilvl="1" w:tplc="080A0019" w:tentative="1">
-      <w:start w:val="1"/>
-      <w:numFmt w:val="lowerLetter"/>
-      <w:lvlText w:val="%2."/>
-      <w:lvlJc w:val="left"/>
-      <w:pPr>
-        <w:ind w:left="1440" w:hanging="360"/>
-      </w:pPr>
-    </w:lvl>
-    <w:lvl w:ilvl="2" w:tplc="080A001B" w:tentative="1">
-      <w:start w:val="1"/>
-      <w:numFmt w:val="lowerRoman"/>
-      <w:lvlText w:val="%3."/>
-      <w:lvlJc w:val="right"/>
-      <w:pPr>
-        <w:ind w:left="2160" w:hanging="180"/>
-      </w:pPr>
-    </w:lvl>
-    <w:lvl w:ilvl="3" w:tplc="080A000F" w:tentative="1">
-      <w:start w:val="1"/>
-      <w:numFmt w:val="decimal"/>
-      <w:lvlText w:val="%4."/>
-      <w:lvlJc w:val="left"/>
-      <w:pPr>
-        <w:ind w:left="2880" w:hanging="360"/>
-      </w:pPr>
-    </w:lvl>
-    <w:lvl w:ilvl="4" w:tplc="080A0019" w:tentative="1">
-      <w:start w:val="1"/>
-      <w:numFmt w:val="lowerLetter"/>
-      <w:lvlText w:val="%5."/>
-      <w:lvlJc w:val="left"/>
-      <w:pPr>
-        <w:ind w:left="3600" w:hanging="360"/>
-      </w:pPr>
-    </w:lvl>
-    <w:lvl w:ilvl="5" w:tplc="080A001B" w:tentative="1">
-      <w:start w:val="1"/>
-      <w:numFmt w:val="lowerRoman"/>
-      <w:lvlText w:val="%6."/>
-      <w:lvlJc w:val="right"/>
-      <w:pPr>
-        <w:ind w:left="4320" w:hanging="180"/>
-      </w:pPr>
-    </w:lvl>
-    <w:lvl w:ilvl="6" w:tplc="080A000F" w:tentative="1">
-      <w:start w:val="1"/>
-      <w:numFmt w:val="decimal"/>
-      <w:lvlText w:val="%7."/>
-      <w:lvlJc w:val="left"/>
-      <w:pPr>
-        <w:ind w:left="5040" w:hanging="360"/>
-      </w:pPr>
-    </w:lvl>
-    <w:lvl w:ilvl="7" w:tplc="080A0019" w:tentative="1">
-      <w:start w:val="1"/>
-      <w:numFmt w:val="lowerLetter"/>
-      <w:lvlText w:val="%8."/>
-      <w:lvlJc w:val="left"/>
-      <w:pPr>
-        <w:ind w:left="5760" w:hanging="360"/>
-      </w:pPr>
-    </w:lvl>
-    <w:lvl w:ilvl="8" w:tplc="080A001B" w:tentative="1">
-      <w:start w:val="1"/>
-      <w:numFmt w:val="lowerRoman"/>
-      <w:lvlText w:val="%9."/>
-      <w:lvlJc w:val="right"/>
-      <w:pPr>
-        <w:ind w:left="6480" w:hanging="180"/>
-      </w:pPr>
-    </w:lvl>
-  </w:abstractNum>
-  <w:abstractNum w:abstractNumId="25" w15:restartNumberingAfterBreak="0">
-    <w:nsid w:val="38276989"/>
-    <w:multiLevelType w:val="hybridMultilevel"/>
-    <w:tmpl w:val="FED273E6"/>
-    <w:lvl w:ilvl="0" w:tplc="ACAA82D2">
-      <w:start w:val="1"/>
-      <w:numFmt w:val="bullet"/>
-      <w:lvlText w:val=""/>
-      <w:lvlJc w:val="left"/>
-      <w:pPr>
-        <w:ind w:left="720"/>
-      </w:pPr>
-      <w:rPr>
-        <w:rFonts w:ascii="Wingdings" w:eastAsia="Wingdings" w:hAnsi="Wingdings" w:cs="Wingdings"/>
-        <w:b w:val="0"/>
-        <w:i w:val="0"/>
-        <w:strike w:val="0"/>
-        <w:dstrike w:val="0"/>
-        <w:color w:val="244061"/>
-        <w:sz w:val="22"/>
-        <w:szCs w:val="22"/>
-        <w:u w:val="none" w:color="000000"/>
-        <w:bdr w:val="none" w:sz="0" w:space="0" w:color="auto"/>
-        <w:shd w:val="clear" w:color="auto" w:fill="auto"/>
-        <w:vertAlign w:val="baseline"/>
-      </w:rPr>
-    </w:lvl>
-    <w:lvl w:ilvl="1" w:tplc="47FE271C">
-      <w:start w:val="1"/>
-      <w:numFmt w:val="bullet"/>
-      <w:lvlText w:val="o"/>
-      <w:lvlJc w:val="left"/>
-      <w:pPr>
-        <w:ind w:left="1440"/>
-      </w:pPr>
-      <w:rPr>
-        <w:rFonts w:ascii="Wingdings" w:eastAsia="Wingdings" w:hAnsi="Wingdings" w:cs="Wingdings"/>
-        <w:b w:val="0"/>
-        <w:i w:val="0"/>
-        <w:strike w:val="0"/>
-        <w:dstrike w:val="0"/>
-        <w:color w:val="244061"/>
-        <w:sz w:val="22"/>
-        <w:szCs w:val="22"/>
-        <w:u w:val="none" w:color="000000"/>
-        <w:bdr w:val="none" w:sz="0" w:space="0" w:color="auto"/>
-        <w:shd w:val="clear" w:color="auto" w:fill="auto"/>
-        <w:vertAlign w:val="baseline"/>
-      </w:rPr>
-    </w:lvl>
-    <w:lvl w:ilvl="2" w:tplc="E9202084">
-      <w:start w:val="1"/>
-      <w:numFmt w:val="bullet"/>
-      <w:lvlText w:val="▪"/>
-      <w:lvlJc w:val="left"/>
-      <w:pPr>
-        <w:ind w:left="2160"/>
-      </w:pPr>
-      <w:rPr>
-        <w:rFonts w:ascii="Wingdings" w:eastAsia="Wingdings" w:hAnsi="Wingdings" w:cs="Wingdings"/>
-        <w:b w:val="0"/>
-        <w:i w:val="0"/>
-        <w:strike w:val="0"/>
-        <w:dstrike w:val="0"/>
-        <w:color w:val="244061"/>
-        <w:sz w:val="22"/>
-        <w:szCs w:val="22"/>
-        <w:u w:val="none" w:color="000000"/>
-        <w:bdr w:val="none" w:sz="0" w:space="0" w:color="auto"/>
-        <w:shd w:val="clear" w:color="auto" w:fill="auto"/>
-        <w:vertAlign w:val="baseline"/>
-      </w:rPr>
-    </w:lvl>
-    <w:lvl w:ilvl="3" w:tplc="D0BA09F0">
-      <w:start w:val="1"/>
-      <w:numFmt w:val="bullet"/>
-      <w:lvlText w:val="•"/>
-      <w:lvlJc w:val="left"/>
-      <w:pPr>
-        <w:ind w:left="2880"/>
-      </w:pPr>
-      <w:rPr>
-        <w:rFonts w:ascii="Wingdings" w:eastAsia="Wingdings" w:hAnsi="Wingdings" w:cs="Wingdings"/>
-        <w:b w:val="0"/>
-        <w:i w:val="0"/>
-        <w:strike w:val="0"/>
-        <w:dstrike w:val="0"/>
-        <w:color w:val="244061"/>
-        <w:sz w:val="22"/>
-        <w:szCs w:val="22"/>
-        <w:u w:val="none" w:color="000000"/>
-        <w:bdr w:val="none" w:sz="0" w:space="0" w:color="auto"/>
-        <w:shd w:val="clear" w:color="auto" w:fill="auto"/>
-        <w:vertAlign w:val="baseline"/>
-      </w:rPr>
-    </w:lvl>
-    <w:lvl w:ilvl="4" w:tplc="76400950">
-      <w:start w:val="1"/>
-      <w:numFmt w:val="bullet"/>
-      <w:lvlText w:val="o"/>
-      <w:lvlJc w:val="left"/>
-      <w:pPr>
-        <w:ind w:left="3600"/>
-      </w:pPr>
-      <w:rPr>
-        <w:rFonts w:ascii="Wingdings" w:eastAsia="Wingdings" w:hAnsi="Wingdings" w:cs="Wingdings"/>
-        <w:b w:val="0"/>
-        <w:i w:val="0"/>
-        <w:strike w:val="0"/>
-        <w:dstrike w:val="0"/>
-        <w:color w:val="244061"/>
-        <w:sz w:val="22"/>
-        <w:szCs w:val="22"/>
-        <w:u w:val="none" w:color="000000"/>
-        <w:bdr w:val="none" w:sz="0" w:space="0" w:color="auto"/>
-        <w:shd w:val="clear" w:color="auto" w:fill="auto"/>
-        <w:vertAlign w:val="baseline"/>
-      </w:rPr>
-    </w:lvl>
-    <w:lvl w:ilvl="5" w:tplc="AB86A622">
-      <w:start w:val="1"/>
-      <w:numFmt w:val="bullet"/>
-      <w:lvlText w:val="▪"/>
-      <w:lvlJc w:val="left"/>
-      <w:pPr>
-        <w:ind w:left="4320"/>
-      </w:pPr>
-      <w:rPr>
-        <w:rFonts w:ascii="Wingdings" w:eastAsia="Wingdings" w:hAnsi="Wingdings" w:cs="Wingdings"/>
-        <w:b w:val="0"/>
-        <w:i w:val="0"/>
-        <w:strike w:val="0"/>
-        <w:dstrike w:val="0"/>
-        <w:color w:val="244061"/>
-        <w:sz w:val="22"/>
-        <w:szCs w:val="22"/>
-        <w:u w:val="none" w:color="000000"/>
-        <w:bdr w:val="none" w:sz="0" w:space="0" w:color="auto"/>
-        <w:shd w:val="clear" w:color="auto" w:fill="auto"/>
-        <w:vertAlign w:val="baseline"/>
-      </w:rPr>
-    </w:lvl>
-    <w:lvl w:ilvl="6" w:tplc="144855C8">
-      <w:start w:val="1"/>
-      <w:numFmt w:val="bullet"/>
-      <w:lvlText w:val="•"/>
-      <w:lvlJc w:val="left"/>
-      <w:pPr>
-        <w:ind w:left="5040"/>
-      </w:pPr>
-      <w:rPr>
-        <w:rFonts w:ascii="Wingdings" w:eastAsia="Wingdings" w:hAnsi="Wingdings" w:cs="Wingdings"/>
-        <w:b w:val="0"/>
-        <w:i w:val="0"/>
-        <w:strike w:val="0"/>
-        <w:dstrike w:val="0"/>
-        <w:color w:val="244061"/>
-        <w:sz w:val="22"/>
-        <w:szCs w:val="22"/>
-        <w:u w:val="none" w:color="000000"/>
-        <w:bdr w:val="none" w:sz="0" w:space="0" w:color="auto"/>
-        <w:shd w:val="clear" w:color="auto" w:fill="auto"/>
-        <w:vertAlign w:val="baseline"/>
-      </w:rPr>
-    </w:lvl>
-    <w:lvl w:ilvl="7" w:tplc="41D02184">
-      <w:start w:val="1"/>
-      <w:numFmt w:val="bullet"/>
-      <w:lvlText w:val="o"/>
-      <w:lvlJc w:val="left"/>
-      <w:pPr>
-        <w:ind w:left="5760"/>
-      </w:pPr>
-      <w:rPr>
-        <w:rFonts w:ascii="Wingdings" w:eastAsia="Wingdings" w:hAnsi="Wingdings" w:cs="Wingdings"/>
-        <w:b w:val="0"/>
-        <w:i w:val="0"/>
-        <w:strike w:val="0"/>
-        <w:dstrike w:val="0"/>
-        <w:color w:val="244061"/>
-        <w:sz w:val="22"/>
-        <w:szCs w:val="22"/>
-        <w:u w:val="none" w:color="000000"/>
-        <w:bdr w:val="none" w:sz="0" w:space="0" w:color="auto"/>
-        <w:shd w:val="clear" w:color="auto" w:fill="auto"/>
-        <w:vertAlign w:val="baseline"/>
-      </w:rPr>
-    </w:lvl>
-    <w:lvl w:ilvl="8" w:tplc="3E5230D0">
-      <w:start w:val="1"/>
-      <w:numFmt w:val="bullet"/>
-      <w:lvlText w:val="▪"/>
-      <w:lvlJc w:val="left"/>
-      <w:pPr>
-        <w:ind w:left="6480"/>
-      </w:pPr>
-      <w:rPr>
-        <w:rFonts w:ascii="Wingdings" w:eastAsia="Wingdings" w:hAnsi="Wingdings" w:cs="Wingdings"/>
-        <w:b w:val="0"/>
-        <w:i w:val="0"/>
-        <w:strike w:val="0"/>
-        <w:dstrike w:val="0"/>
-        <w:color w:val="244061"/>
-        <w:sz w:val="22"/>
-        <w:szCs w:val="22"/>
-        <w:u w:val="none" w:color="000000"/>
-        <w:bdr w:val="none" w:sz="0" w:space="0" w:color="auto"/>
-        <w:shd w:val="clear" w:color="auto" w:fill="auto"/>
-        <w:vertAlign w:val="baseline"/>
-      </w:rPr>
-    </w:lvl>
-  </w:abstractNum>
-  <w:abstractNum w:abstractNumId="26" w15:restartNumberingAfterBreak="0">
-    <w:nsid w:val="38DE5872"/>
-    <w:multiLevelType w:val="hybridMultilevel"/>
-    <w:tmpl w:val="B0089A20"/>
-    <w:lvl w:ilvl="0" w:tplc="240A0001">
-      <w:start w:val="1"/>
-      <w:numFmt w:val="bullet"/>
-      <w:lvlText w:val=""/>
-      <w:lvlJc w:val="left"/>
-      <w:pPr>
-        <w:ind w:left="720" w:hanging="360"/>
-      </w:pPr>
-      <w:rPr>
-        <w:rFonts w:ascii="Symbol" w:hAnsi="Symbol" w:hint="default"/>
-      </w:rPr>
-    </w:lvl>
-    <w:lvl w:ilvl="1" w:tplc="240A0003" w:tentative="1">
-      <w:start w:val="1"/>
-      <w:numFmt w:val="bullet"/>
-      <w:lvlText w:val="o"/>
-      <w:lvlJc w:val="left"/>
-      <w:pPr>
-        <w:ind w:left="1440" w:hanging="360"/>
-      </w:pPr>
-      <w:rPr>
-        <w:rFonts w:ascii="Courier New" w:hAnsi="Courier New" w:cs="Courier New" w:hint="default"/>
-      </w:rPr>
-    </w:lvl>
-    <w:lvl w:ilvl="2" w:tplc="240A0005" w:tentative="1">
-      <w:start w:val="1"/>
-      <w:numFmt w:val="bullet"/>
-      <w:lvlText w:val=""/>
-      <w:lvlJc w:val="left"/>
-      <w:pPr>
-        <w:ind w:left="2160" w:hanging="360"/>
-      </w:pPr>
-      <w:rPr>
-        <w:rFonts w:ascii="Wingdings" w:hAnsi="Wingdings" w:hint="default"/>
-      </w:rPr>
-    </w:lvl>
-    <w:lvl w:ilvl="3" w:tplc="240A0001" w:tentative="1">
-      <w:start w:val="1"/>
-      <w:numFmt w:val="bullet"/>
-      <w:lvlText w:val=""/>
-      <w:lvlJc w:val="left"/>
-      <w:pPr>
-        <w:ind w:left="2880" w:hanging="360"/>
-      </w:pPr>
-      <w:rPr>
-        <w:rFonts w:ascii="Symbol" w:hAnsi="Symbol" w:hint="default"/>
-      </w:rPr>
-    </w:lvl>
-    <w:lvl w:ilvl="4" w:tplc="240A0003" w:tentative="1">
-      <w:start w:val="1"/>
-      <w:numFmt w:val="bullet"/>
-      <w:lvlText w:val="o"/>
-      <w:lvlJc w:val="left"/>
-      <w:pPr>
-        <w:ind w:left="3600" w:hanging="360"/>
-      </w:pPr>
-      <w:rPr>
-        <w:rFonts w:ascii="Courier New" w:hAnsi="Courier New" w:cs="Courier New" w:hint="default"/>
-      </w:rPr>
-    </w:lvl>
-    <w:lvl w:ilvl="5" w:tplc="240A0005" w:tentative="1">
-      <w:start w:val="1"/>
-      <w:numFmt w:val="bullet"/>
-      <w:lvlText w:val=""/>
-      <w:lvlJc w:val="left"/>
-      <w:pPr>
-        <w:ind w:left="4320" w:hanging="360"/>
-      </w:pPr>
-      <w:rPr>
-        <w:rFonts w:ascii="Wingdings" w:hAnsi="Wingdings" w:hint="default"/>
-      </w:rPr>
-    </w:lvl>
-    <w:lvl w:ilvl="6" w:tplc="240A0001" w:tentative="1">
-      <w:start w:val="1"/>
-      <w:numFmt w:val="bullet"/>
-      <w:lvlText w:val=""/>
-      <w:lvlJc w:val="left"/>
-      <w:pPr>
-        <w:ind w:left="5040" w:hanging="360"/>
-      </w:pPr>
-      <w:rPr>
-        <w:rFonts w:ascii="Symbol" w:hAnsi="Symbol" w:hint="default"/>
-      </w:rPr>
-    </w:lvl>
-    <w:lvl w:ilvl="7" w:tplc="240A0003" w:tentative="1">
-      <w:start w:val="1"/>
-      <w:numFmt w:val="bullet"/>
-      <w:lvlText w:val="o"/>
-      <w:lvlJc w:val="left"/>
-      <w:pPr>
-        <w:ind w:left="5760" w:hanging="360"/>
-      </w:pPr>
-      <w:rPr>
-        <w:rFonts w:ascii="Courier New" w:hAnsi="Courier New" w:cs="Courier New" w:hint="default"/>
-      </w:rPr>
-    </w:lvl>
-    <w:lvl w:ilvl="8" w:tplc="240A0005" w:tentative="1">
-      <w:start w:val="1"/>
-      <w:numFmt w:val="bullet"/>
-      <w:lvlText w:val=""/>
-      <w:lvlJc w:val="left"/>
-      <w:pPr>
-        <w:ind w:left="6480" w:hanging="360"/>
-      </w:pPr>
-      <w:rPr>
-        <w:rFonts w:ascii="Wingdings" w:hAnsi="Wingdings" w:hint="default"/>
-      </w:rPr>
-    </w:lvl>
-  </w:abstractNum>
-  <w:abstractNum w:abstractNumId="27" w15:restartNumberingAfterBreak="0">
-    <w:nsid w:val="3A2E4291"/>
-    <w:multiLevelType w:val="hybridMultilevel"/>
-    <w:tmpl w:val="FF0ACBF6"/>
-    <w:lvl w:ilvl="0" w:tplc="240A0001">
-      <w:start w:val="1"/>
-      <w:numFmt w:val="bullet"/>
-      <w:lvlText w:val=""/>
-      <w:lvlJc w:val="left"/>
-      <w:pPr>
-        <w:ind w:left="720" w:hanging="360"/>
-      </w:pPr>
-      <w:rPr>
-        <w:rFonts w:ascii="Symbol" w:hAnsi="Symbol" w:hint="default"/>
-      </w:rPr>
-    </w:lvl>
-    <w:lvl w:ilvl="1" w:tplc="240A0003" w:tentative="1">
-      <w:start w:val="1"/>
-      <w:numFmt w:val="bullet"/>
-      <w:lvlText w:val="o"/>
-      <w:lvlJc w:val="left"/>
-      <w:pPr>
-        <w:ind w:left="1440" w:hanging="360"/>
-      </w:pPr>
-      <w:rPr>
-        <w:rFonts w:ascii="Courier New" w:hAnsi="Courier New" w:cs="Courier New" w:hint="default"/>
-      </w:rPr>
-    </w:lvl>
-    <w:lvl w:ilvl="2" w:tplc="240A0005" w:tentative="1">
-      <w:start w:val="1"/>
-      <w:numFmt w:val="bullet"/>
-      <w:lvlText w:val=""/>
-      <w:lvlJc w:val="left"/>
-      <w:pPr>
-        <w:ind w:left="2160" w:hanging="360"/>
-      </w:pPr>
-      <w:rPr>
-        <w:rFonts w:ascii="Wingdings" w:hAnsi="Wingdings" w:hint="default"/>
-      </w:rPr>
-    </w:lvl>
-    <w:lvl w:ilvl="3" w:tplc="240A0001" w:tentative="1">
-      <w:start w:val="1"/>
-      <w:numFmt w:val="bullet"/>
-      <w:lvlText w:val=""/>
-      <w:lvlJc w:val="left"/>
-      <w:pPr>
-        <w:ind w:left="2880" w:hanging="360"/>
-      </w:pPr>
-      <w:rPr>
-        <w:rFonts w:ascii="Symbol" w:hAnsi="Symbol" w:hint="default"/>
-      </w:rPr>
-    </w:lvl>
-    <w:lvl w:ilvl="4" w:tplc="240A0003" w:tentative="1">
-      <w:start w:val="1"/>
-      <w:numFmt w:val="bullet"/>
-      <w:lvlText w:val="o"/>
-      <w:lvlJc w:val="left"/>
-      <w:pPr>
-        <w:ind w:left="3600" w:hanging="360"/>
-      </w:pPr>
-      <w:rPr>
-        <w:rFonts w:ascii="Courier New" w:hAnsi="Courier New" w:cs="Courier New" w:hint="default"/>
-      </w:rPr>
-    </w:lvl>
-    <w:lvl w:ilvl="5" w:tplc="240A0005" w:tentative="1">
-      <w:start w:val="1"/>
-      <w:numFmt w:val="bullet"/>
-      <w:lvlText w:val=""/>
-      <w:lvlJc w:val="left"/>
-      <w:pPr>
-        <w:ind w:left="4320" w:hanging="360"/>
-      </w:pPr>
-      <w:rPr>
-        <w:rFonts w:ascii="Wingdings" w:hAnsi="Wingdings" w:hint="default"/>
-      </w:rPr>
-    </w:lvl>
-    <w:lvl w:ilvl="6" w:tplc="240A0001" w:tentative="1">
-      <w:start w:val="1"/>
-      <w:numFmt w:val="bullet"/>
-      <w:lvlText w:val=""/>
-      <w:lvlJc w:val="left"/>
-      <w:pPr>
-        <w:ind w:left="5040" w:hanging="360"/>
-      </w:pPr>
-      <w:rPr>
-        <w:rFonts w:ascii="Symbol" w:hAnsi="Symbol" w:hint="default"/>
-      </w:rPr>
-    </w:lvl>
-    <w:lvl w:ilvl="7" w:tplc="240A0003" w:tentative="1">
-      <w:start w:val="1"/>
-      <w:numFmt w:val="bullet"/>
-      <w:lvlText w:val="o"/>
-      <w:lvlJc w:val="left"/>
-      <w:pPr>
-        <w:ind w:left="5760" w:hanging="360"/>
-      </w:pPr>
-      <w:rPr>
-        <w:rFonts w:ascii="Courier New" w:hAnsi="Courier New" w:cs="Courier New" w:hint="default"/>
-      </w:rPr>
-    </w:lvl>
-    <w:lvl w:ilvl="8" w:tplc="240A0005" w:tentative="1">
-      <w:start w:val="1"/>
-      <w:numFmt w:val="bullet"/>
-      <w:lvlText w:val=""/>
-      <w:lvlJc w:val="left"/>
-      <w:pPr>
-        <w:ind w:left="6480" w:hanging="360"/>
-      </w:pPr>
-      <w:rPr>
-        <w:rFonts w:ascii="Wingdings" w:hAnsi="Wingdings" w:hint="default"/>
-      </w:rPr>
-    </w:lvl>
-  </w:abstractNum>
-  <w:abstractNum w:abstractNumId="28" w15:restartNumberingAfterBreak="0">
-    <w:nsid w:val="3AD77E02"/>
-    <w:multiLevelType w:val="hybridMultilevel"/>
-    <w:tmpl w:val="C2966EB4"/>
-    <w:lvl w:ilvl="0" w:tplc="240A0001">
-      <w:start w:val="1"/>
-      <w:numFmt w:val="bullet"/>
-      <w:lvlText w:val=""/>
-      <w:lvlJc w:val="left"/>
-      <w:pPr>
-        <w:ind w:left="720" w:hanging="360"/>
-      </w:pPr>
-      <w:rPr>
-        <w:rFonts w:ascii="Symbol" w:hAnsi="Symbol" w:hint="default"/>
-      </w:rPr>
-    </w:lvl>
-    <w:lvl w:ilvl="1" w:tplc="240A0003" w:tentative="1">
-      <w:start w:val="1"/>
-      <w:numFmt w:val="bullet"/>
-      <w:lvlText w:val="o"/>
-      <w:lvlJc w:val="left"/>
-      <w:pPr>
-        <w:ind w:left="1440" w:hanging="360"/>
-      </w:pPr>
-      <w:rPr>
-        <w:rFonts w:ascii="Courier New" w:hAnsi="Courier New" w:cs="Courier New" w:hint="default"/>
-      </w:rPr>
-    </w:lvl>
-    <w:lvl w:ilvl="2" w:tplc="240A0005" w:tentative="1">
-      <w:start w:val="1"/>
-      <w:numFmt w:val="bullet"/>
-      <w:lvlText w:val=""/>
-      <w:lvlJc w:val="left"/>
-      <w:pPr>
-        <w:ind w:left="2160" w:hanging="360"/>
-      </w:pPr>
-      <w:rPr>
-        <w:rFonts w:ascii="Wingdings" w:hAnsi="Wingdings" w:hint="default"/>
-      </w:rPr>
-    </w:lvl>
-    <w:lvl w:ilvl="3" w:tplc="240A0001" w:tentative="1">
-      <w:start w:val="1"/>
-      <w:numFmt w:val="bullet"/>
-      <w:lvlText w:val=""/>
-      <w:lvlJc w:val="left"/>
-      <w:pPr>
-        <w:ind w:left="2880" w:hanging="360"/>
-      </w:pPr>
-      <w:rPr>
-        <w:rFonts w:ascii="Symbol" w:hAnsi="Symbol" w:hint="default"/>
-      </w:rPr>
-    </w:lvl>
-    <w:lvl w:ilvl="4" w:tplc="240A0003" w:tentative="1">
-      <w:start w:val="1"/>
-      <w:numFmt w:val="bullet"/>
-      <w:lvlText w:val="o"/>
-      <w:lvlJc w:val="left"/>
-      <w:pPr>
-        <w:ind w:left="3600" w:hanging="360"/>
-      </w:pPr>
-      <w:rPr>
-        <w:rFonts w:ascii="Courier New" w:hAnsi="Courier New" w:cs="Courier New" w:hint="default"/>
-      </w:rPr>
-    </w:lvl>
-    <w:lvl w:ilvl="5" w:tplc="240A0005" w:tentative="1">
-      <w:start w:val="1"/>
-      <w:numFmt w:val="bullet"/>
-      <w:lvlText w:val=""/>
-      <w:lvlJc w:val="left"/>
-      <w:pPr>
-        <w:ind w:left="4320" w:hanging="360"/>
-      </w:pPr>
-      <w:rPr>
-        <w:rFonts w:ascii="Wingdings" w:hAnsi="Wingdings" w:hint="default"/>
-      </w:rPr>
-    </w:lvl>
-    <w:lvl w:ilvl="6" w:tplc="240A0001" w:tentative="1">
-      <w:start w:val="1"/>
-      <w:numFmt w:val="bullet"/>
-      <w:lvlText w:val=""/>
-      <w:lvlJc w:val="left"/>
-      <w:pPr>
-        <w:ind w:left="5040" w:hanging="360"/>
-      </w:pPr>
-      <w:rPr>
-        <w:rFonts w:ascii="Symbol" w:hAnsi="Symbol" w:hint="default"/>
-      </w:rPr>
-    </w:lvl>
-    <w:lvl w:ilvl="7" w:tplc="240A0003" w:tentative="1">
-      <w:start w:val="1"/>
-      <w:numFmt w:val="bullet"/>
-      <w:lvlText w:val="o"/>
-      <w:lvlJc w:val="left"/>
-      <w:pPr>
-        <w:ind w:left="5760" w:hanging="360"/>
-      </w:pPr>
-      <w:rPr>
-        <w:rFonts w:ascii="Courier New" w:hAnsi="Courier New" w:cs="Courier New" w:hint="default"/>
-      </w:rPr>
-    </w:lvl>
-    <w:lvl w:ilvl="8" w:tplc="240A0005" w:tentative="1">
-      <w:start w:val="1"/>
-      <w:numFmt w:val="bullet"/>
-      <w:lvlText w:val=""/>
-      <w:lvlJc w:val="left"/>
-      <w:pPr>
-        <w:ind w:left="6480" w:hanging="360"/>
-      </w:pPr>
-      <w:rPr>
-        <w:rFonts w:ascii="Wingdings" w:hAnsi="Wingdings" w:hint="default"/>
-      </w:rPr>
-    </w:lvl>
-  </w:abstractNum>
-  <w:abstractNum w:abstractNumId="29" w15:restartNumberingAfterBreak="0">
-    <w:nsid w:val="3EE75E0C"/>
-    <w:multiLevelType w:val="hybridMultilevel"/>
-    <w:tmpl w:val="61F0D354"/>
-    <w:lvl w:ilvl="0" w:tplc="240A0001">
-      <w:start w:val="1"/>
-      <w:numFmt w:val="bullet"/>
-      <w:lvlText w:val=""/>
-      <w:lvlJc w:val="left"/>
-      <w:pPr>
-        <w:ind w:left="720" w:hanging="360"/>
-      </w:pPr>
-      <w:rPr>
-        <w:rFonts w:ascii="Symbol" w:hAnsi="Symbol" w:hint="default"/>
-      </w:rPr>
-    </w:lvl>
-    <w:lvl w:ilvl="1" w:tplc="240A0003" w:tentative="1">
-      <w:start w:val="1"/>
-      <w:numFmt w:val="bullet"/>
-      <w:lvlText w:val="o"/>
-      <w:lvlJc w:val="left"/>
-      <w:pPr>
-        <w:ind w:left="1440" w:hanging="360"/>
-      </w:pPr>
-      <w:rPr>
-        <w:rFonts w:ascii="Courier New" w:hAnsi="Courier New" w:cs="Courier New" w:hint="default"/>
-      </w:rPr>
-    </w:lvl>
-    <w:lvl w:ilvl="2" w:tplc="240A0005" w:tentative="1">
-      <w:start w:val="1"/>
-      <w:numFmt w:val="bullet"/>
-      <w:lvlText w:val=""/>
-      <w:lvlJc w:val="left"/>
-      <w:pPr>
-        <w:ind w:left="2160" w:hanging="360"/>
-      </w:pPr>
-      <w:rPr>
-        <w:rFonts w:ascii="Wingdings" w:hAnsi="Wingdings" w:hint="default"/>
-      </w:rPr>
-    </w:lvl>
-    <w:lvl w:ilvl="3" w:tplc="240A0001" w:tentative="1">
-      <w:start w:val="1"/>
-      <w:numFmt w:val="bullet"/>
-      <w:lvlText w:val=""/>
-      <w:lvlJc w:val="left"/>
-      <w:pPr>
-        <w:ind w:left="2880" w:hanging="360"/>
-      </w:pPr>
-      <w:rPr>
-        <w:rFonts w:ascii="Symbol" w:hAnsi="Symbol" w:hint="default"/>
-      </w:rPr>
-    </w:lvl>
-    <w:lvl w:ilvl="4" w:tplc="240A0003" w:tentative="1">
-      <w:start w:val="1"/>
-      <w:numFmt w:val="bullet"/>
-      <w:lvlText w:val="o"/>
-      <w:lvlJc w:val="left"/>
-      <w:pPr>
-        <w:ind w:left="3600" w:hanging="360"/>
-      </w:pPr>
-      <w:rPr>
-        <w:rFonts w:ascii="Courier New" w:hAnsi="Courier New" w:cs="Courier New" w:hint="default"/>
-      </w:rPr>
-    </w:lvl>
-    <w:lvl w:ilvl="5" w:tplc="240A0005" w:tentative="1">
-      <w:start w:val="1"/>
-      <w:numFmt w:val="bullet"/>
-      <w:lvlText w:val=""/>
-      <w:lvlJc w:val="left"/>
-      <w:pPr>
-        <w:ind w:left="4320" w:hanging="360"/>
-      </w:pPr>
-      <w:rPr>
-        <w:rFonts w:ascii="Wingdings" w:hAnsi="Wingdings" w:hint="default"/>
-      </w:rPr>
-    </w:lvl>
-    <w:lvl w:ilvl="6" w:tplc="240A0001" w:tentative="1">
-      <w:start w:val="1"/>
-      <w:numFmt w:val="bullet"/>
-      <w:lvlText w:val=""/>
-      <w:lvlJc w:val="left"/>
-      <w:pPr>
-        <w:ind w:left="5040" w:hanging="360"/>
-      </w:pPr>
-      <w:rPr>
-        <w:rFonts w:ascii="Symbol" w:hAnsi="Symbol" w:hint="default"/>
-      </w:rPr>
-    </w:lvl>
-    <w:lvl w:ilvl="7" w:tplc="240A0003" w:tentative="1">
-      <w:start w:val="1"/>
-      <w:numFmt w:val="bullet"/>
-      <w:lvlText w:val="o"/>
-      <w:lvlJc w:val="left"/>
-      <w:pPr>
-        <w:ind w:left="5760" w:hanging="360"/>
-      </w:pPr>
-      <w:rPr>
-        <w:rFonts w:ascii="Courier New" w:hAnsi="Courier New" w:cs="Courier New" w:hint="default"/>
-      </w:rPr>
-    </w:lvl>
-    <w:lvl w:ilvl="8" w:tplc="240A0005" w:tentative="1">
-      <w:start w:val="1"/>
-      <w:numFmt w:val="bullet"/>
-      <w:lvlText w:val=""/>
-      <w:lvlJc w:val="left"/>
-      <w:pPr>
-        <w:ind w:left="6480" w:hanging="360"/>
-      </w:pPr>
-      <w:rPr>
-        <w:rFonts w:ascii="Wingdings" w:hAnsi="Wingdings" w:hint="default"/>
-      </w:rPr>
-    </w:lvl>
-  </w:abstractNum>
-  <w:abstractNum w:abstractNumId="30" w15:restartNumberingAfterBreak="0">
-    <w:nsid w:val="40C90F42"/>
-    <w:multiLevelType w:val="hybridMultilevel"/>
-    <w:tmpl w:val="01D0F9B6"/>
-    <w:lvl w:ilvl="0" w:tplc="240A0001">
-      <w:start w:val="1"/>
-      <w:numFmt w:val="bullet"/>
-      <w:lvlText w:val=""/>
-      <w:lvlJc w:val="left"/>
-      <w:pPr>
-        <w:ind w:left="720" w:hanging="360"/>
-      </w:pPr>
-      <w:rPr>
-        <w:rFonts w:ascii="Symbol" w:hAnsi="Symbol" w:hint="default"/>
-      </w:rPr>
-    </w:lvl>
-    <w:lvl w:ilvl="1" w:tplc="240A0003" w:tentative="1">
-      <w:start w:val="1"/>
-      <w:numFmt w:val="bullet"/>
-      <w:lvlText w:val="o"/>
-      <w:lvlJc w:val="left"/>
-      <w:pPr>
-        <w:ind w:left="1440" w:hanging="360"/>
-      </w:pPr>
-      <w:rPr>
-        <w:rFonts w:ascii="Courier New" w:hAnsi="Courier New" w:cs="Courier New" w:hint="default"/>
-      </w:rPr>
-    </w:lvl>
-    <w:lvl w:ilvl="2" w:tplc="240A0005" w:tentative="1">
-      <w:start w:val="1"/>
-      <w:numFmt w:val="bullet"/>
-      <w:lvlText w:val=""/>
-      <w:lvlJc w:val="left"/>
-      <w:pPr>
-        <w:ind w:left="2160" w:hanging="360"/>
-      </w:pPr>
-      <w:rPr>
-        <w:rFonts w:ascii="Wingdings" w:hAnsi="Wingdings" w:hint="default"/>
-      </w:rPr>
-    </w:lvl>
-    <w:lvl w:ilvl="3" w:tplc="240A0001" w:tentative="1">
-      <w:start w:val="1"/>
-      <w:numFmt w:val="bullet"/>
-      <w:lvlText w:val=""/>
-      <w:lvlJc w:val="left"/>
-      <w:pPr>
-        <w:ind w:left="2880" w:hanging="360"/>
-      </w:pPr>
-      <w:rPr>
-        <w:rFonts w:ascii="Symbol" w:hAnsi="Symbol" w:hint="default"/>
-      </w:rPr>
-    </w:lvl>
-    <w:lvl w:ilvl="4" w:tplc="240A0003" w:tentative="1">
-      <w:start w:val="1"/>
-      <w:numFmt w:val="bullet"/>
-      <w:lvlText w:val="o"/>
-      <w:lvlJc w:val="left"/>
-      <w:pPr>
-        <w:ind w:left="3600" w:hanging="360"/>
-      </w:pPr>
-      <w:rPr>
-        <w:rFonts w:ascii="Courier New" w:hAnsi="Courier New" w:cs="Courier New" w:hint="default"/>
-      </w:rPr>
-    </w:lvl>
-    <w:lvl w:ilvl="5" w:tplc="240A0005" w:tentative="1">
-      <w:start w:val="1"/>
-      <w:numFmt w:val="bullet"/>
-      <w:lvlText w:val=""/>
-      <w:lvlJc w:val="left"/>
-      <w:pPr>
-        <w:ind w:left="4320" w:hanging="360"/>
-      </w:pPr>
-      <w:rPr>
-        <w:rFonts w:ascii="Wingdings" w:hAnsi="Wingdings" w:hint="default"/>
-      </w:rPr>
-    </w:lvl>
-    <w:lvl w:ilvl="6" w:tplc="240A0001" w:tentative="1">
-      <w:start w:val="1"/>
-      <w:numFmt w:val="bullet"/>
-      <w:lvlText w:val=""/>
-      <w:lvlJc w:val="left"/>
-      <w:pPr>
-        <w:ind w:left="5040" w:hanging="360"/>
-      </w:pPr>
-      <w:rPr>
-        <w:rFonts w:ascii="Symbol" w:hAnsi="Symbol" w:hint="default"/>
-      </w:rPr>
-    </w:lvl>
-    <w:lvl w:ilvl="7" w:tplc="240A0003" w:tentative="1">
-      <w:start w:val="1"/>
-      <w:numFmt w:val="bullet"/>
-      <w:lvlText w:val="o"/>
-      <w:lvlJc w:val="left"/>
-      <w:pPr>
-        <w:ind w:left="5760" w:hanging="360"/>
-      </w:pPr>
-      <w:rPr>
-        <w:rFonts w:ascii="Courier New" w:hAnsi="Courier New" w:cs="Courier New" w:hint="default"/>
-      </w:rPr>
-    </w:lvl>
-    <w:lvl w:ilvl="8" w:tplc="240A0005" w:tentative="1">
-      <w:start w:val="1"/>
-      <w:numFmt w:val="bullet"/>
-      <w:lvlText w:val=""/>
-      <w:lvlJc w:val="left"/>
-      <w:pPr>
-        <w:ind w:left="6480" w:hanging="360"/>
-      </w:pPr>
-      <w:rPr>
-        <w:rFonts w:ascii="Wingdings" w:hAnsi="Wingdings" w:hint="default"/>
-      </w:rPr>
-    </w:lvl>
-  </w:abstractNum>
-  <w:abstractNum w:abstractNumId="31" w15:restartNumberingAfterBreak="0">
-    <w:nsid w:val="42DC28A6"/>
-    <w:multiLevelType w:val="hybridMultilevel"/>
-    <w:tmpl w:val="5E6A83AE"/>
-    <w:lvl w:ilvl="0" w:tplc="240A0001">
-      <w:start w:val="1"/>
-      <w:numFmt w:val="bullet"/>
-      <w:lvlText w:val=""/>
-      <w:lvlJc w:val="left"/>
-      <w:pPr>
-        <w:ind w:left="720" w:hanging="360"/>
-      </w:pPr>
-      <w:rPr>
-        <w:rFonts w:ascii="Symbol" w:hAnsi="Symbol" w:hint="default"/>
-      </w:rPr>
-    </w:lvl>
-    <w:lvl w:ilvl="1" w:tplc="240A0003" w:tentative="1">
-      <w:start w:val="1"/>
-      <w:numFmt w:val="bullet"/>
-      <w:lvlText w:val="o"/>
-      <w:lvlJc w:val="left"/>
-      <w:pPr>
-        <w:ind w:left="1440" w:hanging="360"/>
-      </w:pPr>
-      <w:rPr>
-        <w:rFonts w:ascii="Courier New" w:hAnsi="Courier New" w:cs="Courier New" w:hint="default"/>
-      </w:rPr>
-    </w:lvl>
-    <w:lvl w:ilvl="2" w:tplc="240A0005" w:tentative="1">
-      <w:start w:val="1"/>
-      <w:numFmt w:val="bullet"/>
-      <w:lvlText w:val=""/>
-      <w:lvlJc w:val="left"/>
-      <w:pPr>
-        <w:ind w:left="2160" w:hanging="360"/>
-      </w:pPr>
-      <w:rPr>
-        <w:rFonts w:ascii="Wingdings" w:hAnsi="Wingdings" w:hint="default"/>
-      </w:rPr>
-    </w:lvl>
-    <w:lvl w:ilvl="3" w:tplc="240A0001" w:tentative="1">
-      <w:start w:val="1"/>
-      <w:numFmt w:val="bullet"/>
-      <w:lvlText w:val=""/>
-      <w:lvlJc w:val="left"/>
-      <w:pPr>
-        <w:ind w:left="2880" w:hanging="360"/>
-      </w:pPr>
-      <w:rPr>
-        <w:rFonts w:ascii="Symbol" w:hAnsi="Symbol" w:hint="default"/>
-      </w:rPr>
-    </w:lvl>
-    <w:lvl w:ilvl="4" w:tplc="240A0003" w:tentative="1">
-      <w:start w:val="1"/>
-      <w:numFmt w:val="bullet"/>
-      <w:lvlText w:val="o"/>
-      <w:lvlJc w:val="left"/>
-      <w:pPr>
-        <w:ind w:left="3600" w:hanging="360"/>
-      </w:pPr>
-      <w:rPr>
-        <w:rFonts w:ascii="Courier New" w:hAnsi="Courier New" w:cs="Courier New" w:hint="default"/>
-      </w:rPr>
-    </w:lvl>
-    <w:lvl w:ilvl="5" w:tplc="240A0005" w:tentative="1">
-      <w:start w:val="1"/>
-      <w:numFmt w:val="bullet"/>
-      <w:lvlText w:val=""/>
-      <w:lvlJc w:val="left"/>
-      <w:pPr>
-        <w:ind w:left="4320" w:hanging="360"/>
-      </w:pPr>
-      <w:rPr>
-        <w:rFonts w:ascii="Wingdings" w:hAnsi="Wingdings" w:hint="default"/>
-      </w:rPr>
-    </w:lvl>
-    <w:lvl w:ilvl="6" w:tplc="240A0001" w:tentative="1">
-      <w:start w:val="1"/>
-      <w:numFmt w:val="bullet"/>
-      <w:lvlText w:val=""/>
-      <w:lvlJc w:val="left"/>
-      <w:pPr>
-        <w:ind w:left="5040" w:hanging="360"/>
-      </w:pPr>
-      <w:rPr>
-        <w:rFonts w:ascii="Symbol" w:hAnsi="Symbol" w:hint="default"/>
-      </w:rPr>
-    </w:lvl>
-    <w:lvl w:ilvl="7" w:tplc="240A0003" w:tentative="1">
-      <w:start w:val="1"/>
-      <w:numFmt w:val="bullet"/>
-      <w:lvlText w:val="o"/>
-      <w:lvlJc w:val="left"/>
-      <w:pPr>
-        <w:ind w:left="5760" w:hanging="360"/>
-      </w:pPr>
-      <w:rPr>
-        <w:rFonts w:ascii="Courier New" w:hAnsi="Courier New" w:cs="Courier New" w:hint="default"/>
-      </w:rPr>
-    </w:lvl>
-    <w:lvl w:ilvl="8" w:tplc="240A0005" w:tentative="1">
-      <w:start w:val="1"/>
-      <w:numFmt w:val="bullet"/>
-      <w:lvlText w:val=""/>
-      <w:lvlJc w:val="left"/>
-      <w:pPr>
-        <w:ind w:left="6480" w:hanging="360"/>
-      </w:pPr>
-      <w:rPr>
-        <w:rFonts w:ascii="Wingdings" w:hAnsi="Wingdings" w:hint="default"/>
-      </w:rPr>
-    </w:lvl>
-  </w:abstractNum>
-  <w:abstractNum w:abstractNumId="32" w15:restartNumberingAfterBreak="0">
+  <w:abstractNum w:abstractNumId="6" w15:restartNumberingAfterBreak="0">
     <w:nsid w:val="47042A65"/>
     <w:multiLevelType w:val="hybridMultilevel"/>
     <w:tmpl w:val="33CCA614"/>
@@ -9806,322 +6661,7 @@
       </w:rPr>
     </w:lvl>
   </w:abstractNum>
-  <w:abstractNum w:abstractNumId="33" w15:restartNumberingAfterBreak="0">
-    <w:nsid w:val="4B983D85"/>
-    <w:multiLevelType w:val="hybridMultilevel"/>
-    <w:tmpl w:val="D8106B30"/>
-    <w:lvl w:ilvl="0" w:tplc="19229768">
-      <w:start w:val="1"/>
-      <w:numFmt w:val="decimal"/>
-      <w:lvlText w:val="%1."/>
-      <w:lvlJc w:val="left"/>
-      <w:pPr>
-        <w:ind w:left="1065" w:hanging="705"/>
-      </w:pPr>
-      <w:rPr>
-        <w:rFonts w:hint="default"/>
-      </w:rPr>
-    </w:lvl>
-    <w:lvl w:ilvl="1" w:tplc="240A0019" w:tentative="1">
-      <w:start w:val="1"/>
-      <w:numFmt w:val="lowerLetter"/>
-      <w:lvlText w:val="%2."/>
-      <w:lvlJc w:val="left"/>
-      <w:pPr>
-        <w:ind w:left="1440" w:hanging="360"/>
-      </w:pPr>
-    </w:lvl>
-    <w:lvl w:ilvl="2" w:tplc="240A001B" w:tentative="1">
-      <w:start w:val="1"/>
-      <w:numFmt w:val="lowerRoman"/>
-      <w:lvlText w:val="%3."/>
-      <w:lvlJc w:val="right"/>
-      <w:pPr>
-        <w:ind w:left="2160" w:hanging="180"/>
-      </w:pPr>
-    </w:lvl>
-    <w:lvl w:ilvl="3" w:tplc="240A000F" w:tentative="1">
-      <w:start w:val="1"/>
-      <w:numFmt w:val="decimal"/>
-      <w:lvlText w:val="%4."/>
-      <w:lvlJc w:val="left"/>
-      <w:pPr>
-        <w:ind w:left="2880" w:hanging="360"/>
-      </w:pPr>
-    </w:lvl>
-    <w:lvl w:ilvl="4" w:tplc="240A0019" w:tentative="1">
-      <w:start w:val="1"/>
-      <w:numFmt w:val="lowerLetter"/>
-      <w:lvlText w:val="%5."/>
-      <w:lvlJc w:val="left"/>
-      <w:pPr>
-        <w:ind w:left="3600" w:hanging="360"/>
-      </w:pPr>
-    </w:lvl>
-    <w:lvl w:ilvl="5" w:tplc="240A001B" w:tentative="1">
-      <w:start w:val="1"/>
-      <w:numFmt w:val="lowerRoman"/>
-      <w:lvlText w:val="%6."/>
-      <w:lvlJc w:val="right"/>
-      <w:pPr>
-        <w:ind w:left="4320" w:hanging="180"/>
-      </w:pPr>
-    </w:lvl>
-    <w:lvl w:ilvl="6" w:tplc="240A000F" w:tentative="1">
-      <w:start w:val="1"/>
-      <w:numFmt w:val="decimal"/>
-      <w:lvlText w:val="%7."/>
-      <w:lvlJc w:val="left"/>
-      <w:pPr>
-        <w:ind w:left="5040" w:hanging="360"/>
-      </w:pPr>
-    </w:lvl>
-    <w:lvl w:ilvl="7" w:tplc="240A0019" w:tentative="1">
-      <w:start w:val="1"/>
-      <w:numFmt w:val="lowerLetter"/>
-      <w:lvlText w:val="%8."/>
-      <w:lvlJc w:val="left"/>
-      <w:pPr>
-        <w:ind w:left="5760" w:hanging="360"/>
-      </w:pPr>
-    </w:lvl>
-    <w:lvl w:ilvl="8" w:tplc="240A001B" w:tentative="1">
-      <w:start w:val="1"/>
-      <w:numFmt w:val="lowerRoman"/>
-      <w:lvlText w:val="%9."/>
-      <w:lvlJc w:val="right"/>
-      <w:pPr>
-        <w:ind w:left="6480" w:hanging="180"/>
-      </w:pPr>
-    </w:lvl>
-  </w:abstractNum>
-  <w:abstractNum w:abstractNumId="34" w15:restartNumberingAfterBreak="0">
-    <w:nsid w:val="4BC75376"/>
-    <w:multiLevelType w:val="hybridMultilevel"/>
-    <w:tmpl w:val="3C20048C"/>
-    <w:lvl w:ilvl="0" w:tplc="240A0001">
-      <w:start w:val="1"/>
-      <w:numFmt w:val="bullet"/>
-      <w:lvlText w:val=""/>
-      <w:lvlJc w:val="left"/>
-      <w:pPr>
-        <w:ind w:left="720" w:hanging="360"/>
-      </w:pPr>
-      <w:rPr>
-        <w:rFonts w:ascii="Symbol" w:hAnsi="Symbol" w:hint="default"/>
-      </w:rPr>
-    </w:lvl>
-    <w:lvl w:ilvl="1" w:tplc="240A0003" w:tentative="1">
-      <w:start w:val="1"/>
-      <w:numFmt w:val="bullet"/>
-      <w:lvlText w:val="o"/>
-      <w:lvlJc w:val="left"/>
-      <w:pPr>
-        <w:ind w:left="1440" w:hanging="360"/>
-      </w:pPr>
-      <w:rPr>
-        <w:rFonts w:ascii="Courier New" w:hAnsi="Courier New" w:cs="Courier New" w:hint="default"/>
-      </w:rPr>
-    </w:lvl>
-    <w:lvl w:ilvl="2" w:tplc="240A0005" w:tentative="1">
-      <w:start w:val="1"/>
-      <w:numFmt w:val="bullet"/>
-      <w:lvlText w:val=""/>
-      <w:lvlJc w:val="left"/>
-      <w:pPr>
-        <w:ind w:left="2160" w:hanging="360"/>
-      </w:pPr>
-      <w:rPr>
-        <w:rFonts w:ascii="Wingdings" w:hAnsi="Wingdings" w:hint="default"/>
-      </w:rPr>
-    </w:lvl>
-    <w:lvl w:ilvl="3" w:tplc="240A0001" w:tentative="1">
-      <w:start w:val="1"/>
-      <w:numFmt w:val="bullet"/>
-      <w:lvlText w:val=""/>
-      <w:lvlJc w:val="left"/>
-      <w:pPr>
-        <w:ind w:left="2880" w:hanging="360"/>
-      </w:pPr>
-      <w:rPr>
-        <w:rFonts w:ascii="Symbol" w:hAnsi="Symbol" w:hint="default"/>
-      </w:rPr>
-    </w:lvl>
-    <w:lvl w:ilvl="4" w:tplc="240A0003" w:tentative="1">
-      <w:start w:val="1"/>
-      <w:numFmt w:val="bullet"/>
-      <w:lvlText w:val="o"/>
-      <w:lvlJc w:val="left"/>
-      <w:pPr>
-        <w:ind w:left="3600" w:hanging="360"/>
-      </w:pPr>
-      <w:rPr>
-        <w:rFonts w:ascii="Courier New" w:hAnsi="Courier New" w:cs="Courier New" w:hint="default"/>
-      </w:rPr>
-    </w:lvl>
-    <w:lvl w:ilvl="5" w:tplc="240A0005" w:tentative="1">
-      <w:start w:val="1"/>
-      <w:numFmt w:val="bullet"/>
-      <w:lvlText w:val=""/>
-      <w:lvlJc w:val="left"/>
-      <w:pPr>
-        <w:ind w:left="4320" w:hanging="360"/>
-      </w:pPr>
-      <w:rPr>
-        <w:rFonts w:ascii="Wingdings" w:hAnsi="Wingdings" w:hint="default"/>
-      </w:rPr>
-    </w:lvl>
-    <w:lvl w:ilvl="6" w:tplc="240A0001" w:tentative="1">
-      <w:start w:val="1"/>
-      <w:numFmt w:val="bullet"/>
-      <w:lvlText w:val=""/>
-      <w:lvlJc w:val="left"/>
-      <w:pPr>
-        <w:ind w:left="5040" w:hanging="360"/>
-      </w:pPr>
-      <w:rPr>
-        <w:rFonts w:ascii="Symbol" w:hAnsi="Symbol" w:hint="default"/>
-      </w:rPr>
-    </w:lvl>
-    <w:lvl w:ilvl="7" w:tplc="240A0003" w:tentative="1">
-      <w:start w:val="1"/>
-      <w:numFmt w:val="bullet"/>
-      <w:lvlText w:val="o"/>
-      <w:lvlJc w:val="left"/>
-      <w:pPr>
-        <w:ind w:left="5760" w:hanging="360"/>
-      </w:pPr>
-      <w:rPr>
-        <w:rFonts w:ascii="Courier New" w:hAnsi="Courier New" w:cs="Courier New" w:hint="default"/>
-      </w:rPr>
-    </w:lvl>
-    <w:lvl w:ilvl="8" w:tplc="240A0005" w:tentative="1">
-      <w:start w:val="1"/>
-      <w:numFmt w:val="bullet"/>
-      <w:lvlText w:val=""/>
-      <w:lvlJc w:val="left"/>
-      <w:pPr>
-        <w:ind w:left="6480" w:hanging="360"/>
-      </w:pPr>
-      <w:rPr>
-        <w:rFonts w:ascii="Wingdings" w:hAnsi="Wingdings" w:hint="default"/>
-      </w:rPr>
-    </w:lvl>
-  </w:abstractNum>
-  <w:abstractNum w:abstractNumId="35" w15:restartNumberingAfterBreak="0">
-    <w:nsid w:val="514E72BD"/>
-    <w:multiLevelType w:val="hybridMultilevel"/>
-    <w:tmpl w:val="1F44F10E"/>
-    <w:lvl w:ilvl="0" w:tplc="240A0001">
-      <w:start w:val="1"/>
-      <w:numFmt w:val="bullet"/>
-      <w:lvlText w:val=""/>
-      <w:lvlJc w:val="left"/>
-      <w:pPr>
-        <w:ind w:left="720" w:hanging="360"/>
-      </w:pPr>
-      <w:rPr>
-        <w:rFonts w:ascii="Symbol" w:hAnsi="Symbol" w:hint="default"/>
-      </w:rPr>
-    </w:lvl>
-    <w:lvl w:ilvl="1" w:tplc="240A0003" w:tentative="1">
-      <w:start w:val="1"/>
-      <w:numFmt w:val="bullet"/>
-      <w:lvlText w:val="o"/>
-      <w:lvlJc w:val="left"/>
-      <w:pPr>
-        <w:ind w:left="1440" w:hanging="360"/>
-      </w:pPr>
-      <w:rPr>
-        <w:rFonts w:ascii="Courier New" w:hAnsi="Courier New" w:cs="Courier New" w:hint="default"/>
-      </w:rPr>
-    </w:lvl>
-    <w:lvl w:ilvl="2" w:tplc="240A0005" w:tentative="1">
-      <w:start w:val="1"/>
-      <w:numFmt w:val="bullet"/>
-      <w:lvlText w:val=""/>
-      <w:lvlJc w:val="left"/>
-      <w:pPr>
-        <w:ind w:left="2160" w:hanging="360"/>
-      </w:pPr>
-      <w:rPr>
-        <w:rFonts w:ascii="Wingdings" w:hAnsi="Wingdings" w:hint="default"/>
-      </w:rPr>
-    </w:lvl>
-    <w:lvl w:ilvl="3" w:tplc="240A0001" w:tentative="1">
-      <w:start w:val="1"/>
-      <w:numFmt w:val="bullet"/>
-      <w:lvlText w:val=""/>
-      <w:lvlJc w:val="left"/>
-      <w:pPr>
-        <w:ind w:left="2880" w:hanging="360"/>
-      </w:pPr>
-      <w:rPr>
-        <w:rFonts w:ascii="Symbol" w:hAnsi="Symbol" w:hint="default"/>
-      </w:rPr>
-    </w:lvl>
-    <w:lvl w:ilvl="4" w:tplc="240A0003" w:tentative="1">
-      <w:start w:val="1"/>
-      <w:numFmt w:val="bullet"/>
-      <w:lvlText w:val="o"/>
-      <w:lvlJc w:val="left"/>
-      <w:pPr>
-        <w:ind w:left="3600" w:hanging="360"/>
-      </w:pPr>
-      <w:rPr>
-        <w:rFonts w:ascii="Courier New" w:hAnsi="Courier New" w:cs="Courier New" w:hint="default"/>
-      </w:rPr>
-    </w:lvl>
-    <w:lvl w:ilvl="5" w:tplc="240A0005" w:tentative="1">
-      <w:start w:val="1"/>
-      <w:numFmt w:val="bullet"/>
-      <w:lvlText w:val=""/>
-      <w:lvlJc w:val="left"/>
-      <w:pPr>
-        <w:ind w:left="4320" w:hanging="360"/>
-      </w:pPr>
-      <w:rPr>
-        <w:rFonts w:ascii="Wingdings" w:hAnsi="Wingdings" w:hint="default"/>
-      </w:rPr>
-    </w:lvl>
-    <w:lvl w:ilvl="6" w:tplc="240A0001" w:tentative="1">
-      <w:start w:val="1"/>
-      <w:numFmt w:val="bullet"/>
-      <w:lvlText w:val=""/>
-      <w:lvlJc w:val="left"/>
-      <w:pPr>
-        <w:ind w:left="5040" w:hanging="360"/>
-      </w:pPr>
-      <w:rPr>
-        <w:rFonts w:ascii="Symbol" w:hAnsi="Symbol" w:hint="default"/>
-      </w:rPr>
-    </w:lvl>
-    <w:lvl w:ilvl="7" w:tplc="240A0003" w:tentative="1">
-      <w:start w:val="1"/>
-      <w:numFmt w:val="bullet"/>
-      <w:lvlText w:val="o"/>
-      <w:lvlJc w:val="left"/>
-      <w:pPr>
-        <w:ind w:left="5760" w:hanging="360"/>
-      </w:pPr>
-      <w:rPr>
-        <w:rFonts w:ascii="Courier New" w:hAnsi="Courier New" w:cs="Courier New" w:hint="default"/>
-      </w:rPr>
-    </w:lvl>
-    <w:lvl w:ilvl="8" w:tplc="240A0005" w:tentative="1">
-      <w:start w:val="1"/>
-      <w:numFmt w:val="bullet"/>
-      <w:lvlText w:val=""/>
-      <w:lvlJc w:val="left"/>
-      <w:pPr>
-        <w:ind w:left="6480" w:hanging="360"/>
-      </w:pPr>
-      <w:rPr>
-        <w:rFonts w:ascii="Wingdings" w:hAnsi="Wingdings" w:hint="default"/>
-      </w:rPr>
-    </w:lvl>
-  </w:abstractNum>
-  <w:abstractNum w:abstractNumId="36" w15:restartNumberingAfterBreak="0">
+  <w:abstractNum w:abstractNumId="7" w15:restartNumberingAfterBreak="0">
     <w:nsid w:val="515F6DE2"/>
     <w:multiLevelType w:val="hybridMultilevel"/>
     <w:tmpl w:val="DCF4345C"/>
@@ -10210,7 +6750,7 @@
       </w:pPr>
     </w:lvl>
   </w:abstractNum>
-  <w:abstractNum w:abstractNumId="37" w15:restartNumberingAfterBreak="0">
+  <w:abstractNum w:abstractNumId="8" w15:restartNumberingAfterBreak="0">
     <w:nsid w:val="54C66A1A"/>
     <w:multiLevelType w:val="hybridMultilevel"/>
     <w:tmpl w:val="AD0EA472"/>
@@ -10322,747 +6862,7 @@
       </w:rPr>
     </w:lvl>
   </w:abstractNum>
-  <w:abstractNum w:abstractNumId="38" w15:restartNumberingAfterBreak="0">
-    <w:nsid w:val="57F76B45"/>
-    <w:multiLevelType w:val="hybridMultilevel"/>
-    <w:tmpl w:val="1B5045A2"/>
-    <w:lvl w:ilvl="0" w:tplc="080A000F">
-      <w:start w:val="1"/>
-      <w:numFmt w:val="decimal"/>
-      <w:lvlText w:val="%1."/>
-      <w:lvlJc w:val="left"/>
-      <w:pPr>
-        <w:ind w:left="720" w:hanging="360"/>
-      </w:pPr>
-    </w:lvl>
-    <w:lvl w:ilvl="1" w:tplc="080A0019" w:tentative="1">
-      <w:start w:val="1"/>
-      <w:numFmt w:val="lowerLetter"/>
-      <w:lvlText w:val="%2."/>
-      <w:lvlJc w:val="left"/>
-      <w:pPr>
-        <w:ind w:left="1440" w:hanging="360"/>
-      </w:pPr>
-    </w:lvl>
-    <w:lvl w:ilvl="2" w:tplc="080A001B" w:tentative="1">
-      <w:start w:val="1"/>
-      <w:numFmt w:val="lowerRoman"/>
-      <w:lvlText w:val="%3."/>
-      <w:lvlJc w:val="right"/>
-      <w:pPr>
-        <w:ind w:left="2160" w:hanging="180"/>
-      </w:pPr>
-    </w:lvl>
-    <w:lvl w:ilvl="3" w:tplc="080A000F" w:tentative="1">
-      <w:start w:val="1"/>
-      <w:numFmt w:val="decimal"/>
-      <w:lvlText w:val="%4."/>
-      <w:lvlJc w:val="left"/>
-      <w:pPr>
-        <w:ind w:left="2880" w:hanging="360"/>
-      </w:pPr>
-    </w:lvl>
-    <w:lvl w:ilvl="4" w:tplc="080A0019" w:tentative="1">
-      <w:start w:val="1"/>
-      <w:numFmt w:val="lowerLetter"/>
-      <w:lvlText w:val="%5."/>
-      <w:lvlJc w:val="left"/>
-      <w:pPr>
-        <w:ind w:left="3600" w:hanging="360"/>
-      </w:pPr>
-    </w:lvl>
-    <w:lvl w:ilvl="5" w:tplc="080A001B" w:tentative="1">
-      <w:start w:val="1"/>
-      <w:numFmt w:val="lowerRoman"/>
-      <w:lvlText w:val="%6."/>
-      <w:lvlJc w:val="right"/>
-      <w:pPr>
-        <w:ind w:left="4320" w:hanging="180"/>
-      </w:pPr>
-    </w:lvl>
-    <w:lvl w:ilvl="6" w:tplc="080A000F" w:tentative="1">
-      <w:start w:val="1"/>
-      <w:numFmt w:val="decimal"/>
-      <w:lvlText w:val="%7."/>
-      <w:lvlJc w:val="left"/>
-      <w:pPr>
-        <w:ind w:left="5040" w:hanging="360"/>
-      </w:pPr>
-    </w:lvl>
-    <w:lvl w:ilvl="7" w:tplc="080A0019" w:tentative="1">
-      <w:start w:val="1"/>
-      <w:numFmt w:val="lowerLetter"/>
-      <w:lvlText w:val="%8."/>
-      <w:lvlJc w:val="left"/>
-      <w:pPr>
-        <w:ind w:left="5760" w:hanging="360"/>
-      </w:pPr>
-    </w:lvl>
-    <w:lvl w:ilvl="8" w:tplc="080A001B" w:tentative="1">
-      <w:start w:val="1"/>
-      <w:numFmt w:val="lowerRoman"/>
-      <w:lvlText w:val="%9."/>
-      <w:lvlJc w:val="right"/>
-      <w:pPr>
-        <w:ind w:left="6480" w:hanging="180"/>
-      </w:pPr>
-    </w:lvl>
-  </w:abstractNum>
-  <w:abstractNum w:abstractNumId="39" w15:restartNumberingAfterBreak="0">
-    <w:nsid w:val="596661CA"/>
-    <w:multiLevelType w:val="hybridMultilevel"/>
-    <w:tmpl w:val="9CC0F7FC"/>
-    <w:lvl w:ilvl="0" w:tplc="080A0001">
-      <w:start w:val="1"/>
-      <w:numFmt w:val="bullet"/>
-      <w:lvlText w:val=""/>
-      <w:lvlJc w:val="left"/>
-      <w:pPr>
-        <w:ind w:left="720" w:hanging="360"/>
-      </w:pPr>
-      <w:rPr>
-        <w:rFonts w:ascii="Symbol" w:hAnsi="Symbol" w:hint="default"/>
-      </w:rPr>
-    </w:lvl>
-    <w:lvl w:ilvl="1" w:tplc="080A0003" w:tentative="1">
-      <w:start w:val="1"/>
-      <w:numFmt w:val="bullet"/>
-      <w:lvlText w:val="o"/>
-      <w:lvlJc w:val="left"/>
-      <w:pPr>
-        <w:ind w:left="1440" w:hanging="360"/>
-      </w:pPr>
-      <w:rPr>
-        <w:rFonts w:ascii="Courier New" w:hAnsi="Courier New" w:cs="Courier New" w:hint="default"/>
-      </w:rPr>
-    </w:lvl>
-    <w:lvl w:ilvl="2" w:tplc="080A0005" w:tentative="1">
-      <w:start w:val="1"/>
-      <w:numFmt w:val="bullet"/>
-      <w:lvlText w:val=""/>
-      <w:lvlJc w:val="left"/>
-      <w:pPr>
-        <w:ind w:left="2160" w:hanging="360"/>
-      </w:pPr>
-      <w:rPr>
-        <w:rFonts w:ascii="Wingdings" w:hAnsi="Wingdings" w:hint="default"/>
-      </w:rPr>
-    </w:lvl>
-    <w:lvl w:ilvl="3" w:tplc="080A0001" w:tentative="1">
-      <w:start w:val="1"/>
-      <w:numFmt w:val="bullet"/>
-      <w:lvlText w:val=""/>
-      <w:lvlJc w:val="left"/>
-      <w:pPr>
-        <w:ind w:left="2880" w:hanging="360"/>
-      </w:pPr>
-      <w:rPr>
-        <w:rFonts w:ascii="Symbol" w:hAnsi="Symbol" w:hint="default"/>
-      </w:rPr>
-    </w:lvl>
-    <w:lvl w:ilvl="4" w:tplc="080A0003" w:tentative="1">
-      <w:start w:val="1"/>
-      <w:numFmt w:val="bullet"/>
-      <w:lvlText w:val="o"/>
-      <w:lvlJc w:val="left"/>
-      <w:pPr>
-        <w:ind w:left="3600" w:hanging="360"/>
-      </w:pPr>
-      <w:rPr>
-        <w:rFonts w:ascii="Courier New" w:hAnsi="Courier New" w:cs="Courier New" w:hint="default"/>
-      </w:rPr>
-    </w:lvl>
-    <w:lvl w:ilvl="5" w:tplc="080A0005" w:tentative="1">
-      <w:start w:val="1"/>
-      <w:numFmt w:val="bullet"/>
-      <w:lvlText w:val=""/>
-      <w:lvlJc w:val="left"/>
-      <w:pPr>
-        <w:ind w:left="4320" w:hanging="360"/>
-      </w:pPr>
-      <w:rPr>
-        <w:rFonts w:ascii="Wingdings" w:hAnsi="Wingdings" w:hint="default"/>
-      </w:rPr>
-    </w:lvl>
-    <w:lvl w:ilvl="6" w:tplc="080A0001" w:tentative="1">
-      <w:start w:val="1"/>
-      <w:numFmt w:val="bullet"/>
-      <w:lvlText w:val=""/>
-      <w:lvlJc w:val="left"/>
-      <w:pPr>
-        <w:ind w:left="5040" w:hanging="360"/>
-      </w:pPr>
-      <w:rPr>
-        <w:rFonts w:ascii="Symbol" w:hAnsi="Symbol" w:hint="default"/>
-      </w:rPr>
-    </w:lvl>
-    <w:lvl w:ilvl="7" w:tplc="080A0003" w:tentative="1">
-      <w:start w:val="1"/>
-      <w:numFmt w:val="bullet"/>
-      <w:lvlText w:val="o"/>
-      <w:lvlJc w:val="left"/>
-      <w:pPr>
-        <w:ind w:left="5760" w:hanging="360"/>
-      </w:pPr>
-      <w:rPr>
-        <w:rFonts w:ascii="Courier New" w:hAnsi="Courier New" w:cs="Courier New" w:hint="default"/>
-      </w:rPr>
-    </w:lvl>
-    <w:lvl w:ilvl="8" w:tplc="080A0005" w:tentative="1">
-      <w:start w:val="1"/>
-      <w:numFmt w:val="bullet"/>
-      <w:lvlText w:val=""/>
-      <w:lvlJc w:val="left"/>
-      <w:pPr>
-        <w:ind w:left="6480" w:hanging="360"/>
-      </w:pPr>
-      <w:rPr>
-        <w:rFonts w:ascii="Wingdings" w:hAnsi="Wingdings" w:hint="default"/>
-      </w:rPr>
-    </w:lvl>
-  </w:abstractNum>
-  <w:abstractNum w:abstractNumId="40" w15:restartNumberingAfterBreak="0">
-    <w:nsid w:val="5C531386"/>
-    <w:multiLevelType w:val="hybridMultilevel"/>
-    <w:tmpl w:val="6F5EEEF6"/>
-    <w:lvl w:ilvl="0" w:tplc="240A0001">
-      <w:start w:val="1"/>
-      <w:numFmt w:val="bullet"/>
-      <w:lvlText w:val=""/>
-      <w:lvlJc w:val="left"/>
-      <w:pPr>
-        <w:ind w:left="720" w:hanging="360"/>
-      </w:pPr>
-      <w:rPr>
-        <w:rFonts w:ascii="Symbol" w:hAnsi="Symbol" w:hint="default"/>
-      </w:rPr>
-    </w:lvl>
-    <w:lvl w:ilvl="1" w:tplc="240A0003" w:tentative="1">
-      <w:start w:val="1"/>
-      <w:numFmt w:val="bullet"/>
-      <w:lvlText w:val="o"/>
-      <w:lvlJc w:val="left"/>
-      <w:pPr>
-        <w:ind w:left="1440" w:hanging="360"/>
-      </w:pPr>
-      <w:rPr>
-        <w:rFonts w:ascii="Courier New" w:hAnsi="Courier New" w:cs="Courier New" w:hint="default"/>
-      </w:rPr>
-    </w:lvl>
-    <w:lvl w:ilvl="2" w:tplc="240A0005" w:tentative="1">
-      <w:start w:val="1"/>
-      <w:numFmt w:val="bullet"/>
-      <w:lvlText w:val=""/>
-      <w:lvlJc w:val="left"/>
-      <w:pPr>
-        <w:ind w:left="2160" w:hanging="360"/>
-      </w:pPr>
-      <w:rPr>
-        <w:rFonts w:ascii="Wingdings" w:hAnsi="Wingdings" w:hint="default"/>
-      </w:rPr>
-    </w:lvl>
-    <w:lvl w:ilvl="3" w:tplc="240A0001" w:tentative="1">
-      <w:start w:val="1"/>
-      <w:numFmt w:val="bullet"/>
-      <w:lvlText w:val=""/>
-      <w:lvlJc w:val="left"/>
-      <w:pPr>
-        <w:ind w:left="2880" w:hanging="360"/>
-      </w:pPr>
-      <w:rPr>
-        <w:rFonts w:ascii="Symbol" w:hAnsi="Symbol" w:hint="default"/>
-      </w:rPr>
-    </w:lvl>
-    <w:lvl w:ilvl="4" w:tplc="240A0003" w:tentative="1">
-      <w:start w:val="1"/>
-      <w:numFmt w:val="bullet"/>
-      <w:lvlText w:val="o"/>
-      <w:lvlJc w:val="left"/>
-      <w:pPr>
-        <w:ind w:left="3600" w:hanging="360"/>
-      </w:pPr>
-      <w:rPr>
-        <w:rFonts w:ascii="Courier New" w:hAnsi="Courier New" w:cs="Courier New" w:hint="default"/>
-      </w:rPr>
-    </w:lvl>
-    <w:lvl w:ilvl="5" w:tplc="240A0005" w:tentative="1">
-      <w:start w:val="1"/>
-      <w:numFmt w:val="bullet"/>
-      <w:lvlText w:val=""/>
-      <w:lvlJc w:val="left"/>
-      <w:pPr>
-        <w:ind w:left="4320" w:hanging="360"/>
-      </w:pPr>
-      <w:rPr>
-        <w:rFonts w:ascii="Wingdings" w:hAnsi="Wingdings" w:hint="default"/>
-      </w:rPr>
-    </w:lvl>
-    <w:lvl w:ilvl="6" w:tplc="240A0001" w:tentative="1">
-      <w:start w:val="1"/>
-      <w:numFmt w:val="bullet"/>
-      <w:lvlText w:val=""/>
-      <w:lvlJc w:val="left"/>
-      <w:pPr>
-        <w:ind w:left="5040" w:hanging="360"/>
-      </w:pPr>
-      <w:rPr>
-        <w:rFonts w:ascii="Symbol" w:hAnsi="Symbol" w:hint="default"/>
-      </w:rPr>
-    </w:lvl>
-    <w:lvl w:ilvl="7" w:tplc="240A0003" w:tentative="1">
-      <w:start w:val="1"/>
-      <w:numFmt w:val="bullet"/>
-      <w:lvlText w:val="o"/>
-      <w:lvlJc w:val="left"/>
-      <w:pPr>
-        <w:ind w:left="5760" w:hanging="360"/>
-      </w:pPr>
-      <w:rPr>
-        <w:rFonts w:ascii="Courier New" w:hAnsi="Courier New" w:cs="Courier New" w:hint="default"/>
-      </w:rPr>
-    </w:lvl>
-    <w:lvl w:ilvl="8" w:tplc="240A0005" w:tentative="1">
-      <w:start w:val="1"/>
-      <w:numFmt w:val="bullet"/>
-      <w:lvlText w:val=""/>
-      <w:lvlJc w:val="left"/>
-      <w:pPr>
-        <w:ind w:left="6480" w:hanging="360"/>
-      </w:pPr>
-      <w:rPr>
-        <w:rFonts w:ascii="Wingdings" w:hAnsi="Wingdings" w:hint="default"/>
-      </w:rPr>
-    </w:lvl>
-  </w:abstractNum>
-  <w:abstractNum w:abstractNumId="41" w15:restartNumberingAfterBreak="0">
-    <w:nsid w:val="5C713486"/>
-    <w:multiLevelType w:val="hybridMultilevel"/>
-    <w:tmpl w:val="5562E3CC"/>
-    <w:lvl w:ilvl="0" w:tplc="F83CAB2C">
-      <w:start w:val="1"/>
-      <w:numFmt w:val="decimal"/>
-      <w:lvlText w:val="%1."/>
-      <w:lvlJc w:val="left"/>
-      <w:pPr>
-        <w:ind w:left="345" w:hanging="360"/>
-      </w:pPr>
-      <w:rPr>
-        <w:rFonts w:hint="default"/>
-      </w:rPr>
-    </w:lvl>
-    <w:lvl w:ilvl="1" w:tplc="240A0019" w:tentative="1">
-      <w:start w:val="1"/>
-      <w:numFmt w:val="lowerLetter"/>
-      <w:lvlText w:val="%2."/>
-      <w:lvlJc w:val="left"/>
-      <w:pPr>
-        <w:ind w:left="1065" w:hanging="360"/>
-      </w:pPr>
-    </w:lvl>
-    <w:lvl w:ilvl="2" w:tplc="240A001B" w:tentative="1">
-      <w:start w:val="1"/>
-      <w:numFmt w:val="lowerRoman"/>
-      <w:lvlText w:val="%3."/>
-      <w:lvlJc w:val="right"/>
-      <w:pPr>
-        <w:ind w:left="1785" w:hanging="180"/>
-      </w:pPr>
-    </w:lvl>
-    <w:lvl w:ilvl="3" w:tplc="240A000F" w:tentative="1">
-      <w:start w:val="1"/>
-      <w:numFmt w:val="decimal"/>
-      <w:lvlText w:val="%4."/>
-      <w:lvlJc w:val="left"/>
-      <w:pPr>
-        <w:ind w:left="2505" w:hanging="360"/>
-      </w:pPr>
-    </w:lvl>
-    <w:lvl w:ilvl="4" w:tplc="240A0019" w:tentative="1">
-      <w:start w:val="1"/>
-      <w:numFmt w:val="lowerLetter"/>
-      <w:lvlText w:val="%5."/>
-      <w:lvlJc w:val="left"/>
-      <w:pPr>
-        <w:ind w:left="3225" w:hanging="360"/>
-      </w:pPr>
-    </w:lvl>
-    <w:lvl w:ilvl="5" w:tplc="240A001B" w:tentative="1">
-      <w:start w:val="1"/>
-      <w:numFmt w:val="lowerRoman"/>
-      <w:lvlText w:val="%6."/>
-      <w:lvlJc w:val="right"/>
-      <w:pPr>
-        <w:ind w:left="3945" w:hanging="180"/>
-      </w:pPr>
-    </w:lvl>
-    <w:lvl w:ilvl="6" w:tplc="240A000F" w:tentative="1">
-      <w:start w:val="1"/>
-      <w:numFmt w:val="decimal"/>
-      <w:lvlText w:val="%7."/>
-      <w:lvlJc w:val="left"/>
-      <w:pPr>
-        <w:ind w:left="4665" w:hanging="360"/>
-      </w:pPr>
-    </w:lvl>
-    <w:lvl w:ilvl="7" w:tplc="240A0019" w:tentative="1">
-      <w:start w:val="1"/>
-      <w:numFmt w:val="lowerLetter"/>
-      <w:lvlText w:val="%8."/>
-      <w:lvlJc w:val="left"/>
-      <w:pPr>
-        <w:ind w:left="5385" w:hanging="360"/>
-      </w:pPr>
-    </w:lvl>
-    <w:lvl w:ilvl="8" w:tplc="240A001B" w:tentative="1">
-      <w:start w:val="1"/>
-      <w:numFmt w:val="lowerRoman"/>
-      <w:lvlText w:val="%9."/>
-      <w:lvlJc w:val="right"/>
-      <w:pPr>
-        <w:ind w:left="6105" w:hanging="180"/>
-      </w:pPr>
-    </w:lvl>
-  </w:abstractNum>
-  <w:abstractNum w:abstractNumId="42" w15:restartNumberingAfterBreak="0">
-    <w:nsid w:val="5E9D0A99"/>
-    <w:multiLevelType w:val="hybridMultilevel"/>
-    <w:tmpl w:val="20167370"/>
-    <w:lvl w:ilvl="0" w:tplc="240A0001">
-      <w:start w:val="1"/>
-      <w:numFmt w:val="bullet"/>
-      <w:lvlText w:val=""/>
-      <w:lvlJc w:val="left"/>
-      <w:pPr>
-        <w:ind w:left="720" w:hanging="360"/>
-      </w:pPr>
-      <w:rPr>
-        <w:rFonts w:ascii="Symbol" w:hAnsi="Symbol" w:hint="default"/>
-      </w:rPr>
-    </w:lvl>
-    <w:lvl w:ilvl="1" w:tplc="240A0003" w:tentative="1">
-      <w:start w:val="1"/>
-      <w:numFmt w:val="bullet"/>
-      <w:lvlText w:val="o"/>
-      <w:lvlJc w:val="left"/>
-      <w:pPr>
-        <w:ind w:left="1440" w:hanging="360"/>
-      </w:pPr>
-      <w:rPr>
-        <w:rFonts w:ascii="Courier New" w:hAnsi="Courier New" w:cs="Courier New" w:hint="default"/>
-      </w:rPr>
-    </w:lvl>
-    <w:lvl w:ilvl="2" w:tplc="240A0005" w:tentative="1">
-      <w:start w:val="1"/>
-      <w:numFmt w:val="bullet"/>
-      <w:lvlText w:val=""/>
-      <w:lvlJc w:val="left"/>
-      <w:pPr>
-        <w:ind w:left="2160" w:hanging="360"/>
-      </w:pPr>
-      <w:rPr>
-        <w:rFonts w:ascii="Wingdings" w:hAnsi="Wingdings" w:hint="default"/>
-      </w:rPr>
-    </w:lvl>
-    <w:lvl w:ilvl="3" w:tplc="240A0001" w:tentative="1">
-      <w:start w:val="1"/>
-      <w:numFmt w:val="bullet"/>
-      <w:lvlText w:val=""/>
-      <w:lvlJc w:val="left"/>
-      <w:pPr>
-        <w:ind w:left="2880" w:hanging="360"/>
-      </w:pPr>
-      <w:rPr>
-        <w:rFonts w:ascii="Symbol" w:hAnsi="Symbol" w:hint="default"/>
-      </w:rPr>
-    </w:lvl>
-    <w:lvl w:ilvl="4" w:tplc="240A0003" w:tentative="1">
-      <w:start w:val="1"/>
-      <w:numFmt w:val="bullet"/>
-      <w:lvlText w:val="o"/>
-      <w:lvlJc w:val="left"/>
-      <w:pPr>
-        <w:ind w:left="3600" w:hanging="360"/>
-      </w:pPr>
-      <w:rPr>
-        <w:rFonts w:ascii="Courier New" w:hAnsi="Courier New" w:cs="Courier New" w:hint="default"/>
-      </w:rPr>
-    </w:lvl>
-    <w:lvl w:ilvl="5" w:tplc="240A0005" w:tentative="1">
-      <w:start w:val="1"/>
-      <w:numFmt w:val="bullet"/>
-      <w:lvlText w:val=""/>
-      <w:lvlJc w:val="left"/>
-      <w:pPr>
-        <w:ind w:left="4320" w:hanging="360"/>
-      </w:pPr>
-      <w:rPr>
-        <w:rFonts w:ascii="Wingdings" w:hAnsi="Wingdings" w:hint="default"/>
-      </w:rPr>
-    </w:lvl>
-    <w:lvl w:ilvl="6" w:tplc="240A0001" w:tentative="1">
-      <w:start w:val="1"/>
-      <w:numFmt w:val="bullet"/>
-      <w:lvlText w:val=""/>
-      <w:lvlJc w:val="left"/>
-      <w:pPr>
-        <w:ind w:left="5040" w:hanging="360"/>
-      </w:pPr>
-      <w:rPr>
-        <w:rFonts w:ascii="Symbol" w:hAnsi="Symbol" w:hint="default"/>
-      </w:rPr>
-    </w:lvl>
-    <w:lvl w:ilvl="7" w:tplc="240A0003" w:tentative="1">
-      <w:start w:val="1"/>
-      <w:numFmt w:val="bullet"/>
-      <w:lvlText w:val="o"/>
-      <w:lvlJc w:val="left"/>
-      <w:pPr>
-        <w:ind w:left="5760" w:hanging="360"/>
-      </w:pPr>
-      <w:rPr>
-        <w:rFonts w:ascii="Courier New" w:hAnsi="Courier New" w:cs="Courier New" w:hint="default"/>
-      </w:rPr>
-    </w:lvl>
-    <w:lvl w:ilvl="8" w:tplc="240A0005" w:tentative="1">
-      <w:start w:val="1"/>
-      <w:numFmt w:val="bullet"/>
-      <w:lvlText w:val=""/>
-      <w:lvlJc w:val="left"/>
-      <w:pPr>
-        <w:ind w:left="6480" w:hanging="360"/>
-      </w:pPr>
-      <w:rPr>
-        <w:rFonts w:ascii="Wingdings" w:hAnsi="Wingdings" w:hint="default"/>
-      </w:rPr>
-    </w:lvl>
-  </w:abstractNum>
-  <w:abstractNum w:abstractNumId="43" w15:restartNumberingAfterBreak="0">
-    <w:nsid w:val="61B0554D"/>
-    <w:multiLevelType w:val="hybridMultilevel"/>
-    <w:tmpl w:val="83E8E1C0"/>
-    <w:lvl w:ilvl="0" w:tplc="240A0001">
-      <w:start w:val="1"/>
-      <w:numFmt w:val="bullet"/>
-      <w:lvlText w:val=""/>
-      <w:lvlJc w:val="left"/>
-      <w:pPr>
-        <w:ind w:left="720" w:hanging="360"/>
-      </w:pPr>
-      <w:rPr>
-        <w:rFonts w:ascii="Symbol" w:hAnsi="Symbol" w:hint="default"/>
-      </w:rPr>
-    </w:lvl>
-    <w:lvl w:ilvl="1" w:tplc="240A0003" w:tentative="1">
-      <w:start w:val="1"/>
-      <w:numFmt w:val="bullet"/>
-      <w:lvlText w:val="o"/>
-      <w:lvlJc w:val="left"/>
-      <w:pPr>
-        <w:ind w:left="1440" w:hanging="360"/>
-      </w:pPr>
-      <w:rPr>
-        <w:rFonts w:ascii="Courier New" w:hAnsi="Courier New" w:cs="Courier New" w:hint="default"/>
-      </w:rPr>
-    </w:lvl>
-    <w:lvl w:ilvl="2" w:tplc="240A0005" w:tentative="1">
-      <w:start w:val="1"/>
-      <w:numFmt w:val="bullet"/>
-      <w:lvlText w:val=""/>
-      <w:lvlJc w:val="left"/>
-      <w:pPr>
-        <w:ind w:left="2160" w:hanging="360"/>
-      </w:pPr>
-      <w:rPr>
-        <w:rFonts w:ascii="Wingdings" w:hAnsi="Wingdings" w:hint="default"/>
-      </w:rPr>
-    </w:lvl>
-    <w:lvl w:ilvl="3" w:tplc="240A0001" w:tentative="1">
-      <w:start w:val="1"/>
-      <w:numFmt w:val="bullet"/>
-      <w:lvlText w:val=""/>
-      <w:lvlJc w:val="left"/>
-      <w:pPr>
-        <w:ind w:left="2880" w:hanging="360"/>
-      </w:pPr>
-      <w:rPr>
-        <w:rFonts w:ascii="Symbol" w:hAnsi="Symbol" w:hint="default"/>
-      </w:rPr>
-    </w:lvl>
-    <w:lvl w:ilvl="4" w:tplc="240A0003" w:tentative="1">
-      <w:start w:val="1"/>
-      <w:numFmt w:val="bullet"/>
-      <w:lvlText w:val="o"/>
-      <w:lvlJc w:val="left"/>
-      <w:pPr>
-        <w:ind w:left="3600" w:hanging="360"/>
-      </w:pPr>
-      <w:rPr>
-        <w:rFonts w:ascii="Courier New" w:hAnsi="Courier New" w:cs="Courier New" w:hint="default"/>
-      </w:rPr>
-    </w:lvl>
-    <w:lvl w:ilvl="5" w:tplc="240A0005" w:tentative="1">
-      <w:start w:val="1"/>
-      <w:numFmt w:val="bullet"/>
-      <w:lvlText w:val=""/>
-      <w:lvlJc w:val="left"/>
-      <w:pPr>
-        <w:ind w:left="4320" w:hanging="360"/>
-      </w:pPr>
-      <w:rPr>
-        <w:rFonts w:ascii="Wingdings" w:hAnsi="Wingdings" w:hint="default"/>
-      </w:rPr>
-    </w:lvl>
-    <w:lvl w:ilvl="6" w:tplc="240A0001" w:tentative="1">
-      <w:start w:val="1"/>
-      <w:numFmt w:val="bullet"/>
-      <w:lvlText w:val=""/>
-      <w:lvlJc w:val="left"/>
-      <w:pPr>
-        <w:ind w:left="5040" w:hanging="360"/>
-      </w:pPr>
-      <w:rPr>
-        <w:rFonts w:ascii="Symbol" w:hAnsi="Symbol" w:hint="default"/>
-      </w:rPr>
-    </w:lvl>
-    <w:lvl w:ilvl="7" w:tplc="240A0003" w:tentative="1">
-      <w:start w:val="1"/>
-      <w:numFmt w:val="bullet"/>
-      <w:lvlText w:val="o"/>
-      <w:lvlJc w:val="left"/>
-      <w:pPr>
-        <w:ind w:left="5760" w:hanging="360"/>
-      </w:pPr>
-      <w:rPr>
-        <w:rFonts w:ascii="Courier New" w:hAnsi="Courier New" w:cs="Courier New" w:hint="default"/>
-      </w:rPr>
-    </w:lvl>
-    <w:lvl w:ilvl="8" w:tplc="240A0005" w:tentative="1">
-      <w:start w:val="1"/>
-      <w:numFmt w:val="bullet"/>
-      <w:lvlText w:val=""/>
-      <w:lvlJc w:val="left"/>
-      <w:pPr>
-        <w:ind w:left="6480" w:hanging="360"/>
-      </w:pPr>
-      <w:rPr>
-        <w:rFonts w:ascii="Wingdings" w:hAnsi="Wingdings" w:hint="default"/>
-      </w:rPr>
-    </w:lvl>
-  </w:abstractNum>
-  <w:abstractNum w:abstractNumId="44" w15:restartNumberingAfterBreak="0">
-    <w:nsid w:val="661F75CF"/>
-    <w:multiLevelType w:val="hybridMultilevel"/>
-    <w:tmpl w:val="A880E1F0"/>
-    <w:lvl w:ilvl="0" w:tplc="240A0001">
-      <w:start w:val="1"/>
-      <w:numFmt w:val="bullet"/>
-      <w:lvlText w:val=""/>
-      <w:lvlJc w:val="left"/>
-      <w:pPr>
-        <w:ind w:left="720" w:hanging="360"/>
-      </w:pPr>
-      <w:rPr>
-        <w:rFonts w:ascii="Symbol" w:hAnsi="Symbol" w:hint="default"/>
-      </w:rPr>
-    </w:lvl>
-    <w:lvl w:ilvl="1" w:tplc="240A0003" w:tentative="1">
-      <w:start w:val="1"/>
-      <w:numFmt w:val="bullet"/>
-      <w:lvlText w:val="o"/>
-      <w:lvlJc w:val="left"/>
-      <w:pPr>
-        <w:ind w:left="1440" w:hanging="360"/>
-      </w:pPr>
-      <w:rPr>
-        <w:rFonts w:ascii="Courier New" w:hAnsi="Courier New" w:cs="Courier New" w:hint="default"/>
-      </w:rPr>
-    </w:lvl>
-    <w:lvl w:ilvl="2" w:tplc="240A0005" w:tentative="1">
-      <w:start w:val="1"/>
-      <w:numFmt w:val="bullet"/>
-      <w:lvlText w:val=""/>
-      <w:lvlJc w:val="left"/>
-      <w:pPr>
-        <w:ind w:left="2160" w:hanging="360"/>
-      </w:pPr>
-      <w:rPr>
-        <w:rFonts w:ascii="Wingdings" w:hAnsi="Wingdings" w:hint="default"/>
-      </w:rPr>
-    </w:lvl>
-    <w:lvl w:ilvl="3" w:tplc="240A0001" w:tentative="1">
-      <w:start w:val="1"/>
-      <w:numFmt w:val="bullet"/>
-      <w:lvlText w:val=""/>
-      <w:lvlJc w:val="left"/>
-      <w:pPr>
-        <w:ind w:left="2880" w:hanging="360"/>
-      </w:pPr>
-      <w:rPr>
-        <w:rFonts w:ascii="Symbol" w:hAnsi="Symbol" w:hint="default"/>
-      </w:rPr>
-    </w:lvl>
-    <w:lvl w:ilvl="4" w:tplc="240A0003" w:tentative="1">
-      <w:start w:val="1"/>
-      <w:numFmt w:val="bullet"/>
-      <w:lvlText w:val="o"/>
-      <w:lvlJc w:val="left"/>
-      <w:pPr>
-        <w:ind w:left="3600" w:hanging="360"/>
-      </w:pPr>
-      <w:rPr>
-        <w:rFonts w:ascii="Courier New" w:hAnsi="Courier New" w:cs="Courier New" w:hint="default"/>
-      </w:rPr>
-    </w:lvl>
-    <w:lvl w:ilvl="5" w:tplc="240A0005" w:tentative="1">
-      <w:start w:val="1"/>
-      <w:numFmt w:val="bullet"/>
-      <w:lvlText w:val=""/>
-      <w:lvlJc w:val="left"/>
-      <w:pPr>
-        <w:ind w:left="4320" w:hanging="360"/>
-      </w:pPr>
-      <w:rPr>
-        <w:rFonts w:ascii="Wingdings" w:hAnsi="Wingdings" w:hint="default"/>
-      </w:rPr>
-    </w:lvl>
-    <w:lvl w:ilvl="6" w:tplc="240A0001" w:tentative="1">
-      <w:start w:val="1"/>
-      <w:numFmt w:val="bullet"/>
-      <w:lvlText w:val=""/>
-      <w:lvlJc w:val="left"/>
-      <w:pPr>
-        <w:ind w:left="5040" w:hanging="360"/>
-      </w:pPr>
-      <w:rPr>
-        <w:rFonts w:ascii="Symbol" w:hAnsi="Symbol" w:hint="default"/>
-      </w:rPr>
-    </w:lvl>
-    <w:lvl w:ilvl="7" w:tplc="240A0003" w:tentative="1">
-      <w:start w:val="1"/>
-      <w:numFmt w:val="bullet"/>
-      <w:lvlText w:val="o"/>
-      <w:lvlJc w:val="left"/>
-      <w:pPr>
-        <w:ind w:left="5760" w:hanging="360"/>
-      </w:pPr>
-      <w:rPr>
-        <w:rFonts w:ascii="Courier New" w:hAnsi="Courier New" w:cs="Courier New" w:hint="default"/>
-      </w:rPr>
-    </w:lvl>
-    <w:lvl w:ilvl="8" w:tplc="240A0005" w:tentative="1">
-      <w:start w:val="1"/>
-      <w:numFmt w:val="bullet"/>
-      <w:lvlText w:val=""/>
-      <w:lvlJc w:val="left"/>
-      <w:pPr>
-        <w:ind w:left="6480" w:hanging="360"/>
-      </w:pPr>
-      <w:rPr>
-        <w:rFonts w:ascii="Wingdings" w:hAnsi="Wingdings" w:hint="default"/>
-      </w:rPr>
-    </w:lvl>
-  </w:abstractNum>
-  <w:abstractNum w:abstractNumId="45" w15:restartNumberingAfterBreak="0">
+  <w:abstractNum w:abstractNumId="9" w15:restartNumberingAfterBreak="0">
     <w:nsid w:val="68B6673D"/>
     <w:multiLevelType w:val="hybridMultilevel"/>
     <w:tmpl w:val="EBD4C5C0"/>
@@ -11174,205 +6974,7 @@
       </w:rPr>
     </w:lvl>
   </w:abstractNum>
-  <w:abstractNum w:abstractNumId="46" w15:restartNumberingAfterBreak="0">
-    <w:nsid w:val="69077397"/>
-    <w:multiLevelType w:val="hybridMultilevel"/>
-    <w:tmpl w:val="94422E6A"/>
-    <w:lvl w:ilvl="0" w:tplc="56AA53BC">
-      <w:numFmt w:val="bullet"/>
-      <w:lvlText w:val="•"/>
-      <w:lvlJc w:val="left"/>
-      <w:pPr>
-        <w:ind w:left="720" w:hanging="360"/>
-      </w:pPr>
-      <w:rPr>
-        <w:rFonts w:ascii="Arial" w:eastAsiaTheme="minorEastAsia" w:hAnsi="Arial" w:cs="Arial" w:hint="default"/>
-      </w:rPr>
-    </w:lvl>
-    <w:lvl w:ilvl="1" w:tplc="080A0003" w:tentative="1">
-      <w:start w:val="1"/>
-      <w:numFmt w:val="bullet"/>
-      <w:lvlText w:val="o"/>
-      <w:lvlJc w:val="left"/>
-      <w:pPr>
-        <w:ind w:left="1440" w:hanging="360"/>
-      </w:pPr>
-      <w:rPr>
-        <w:rFonts w:ascii="Courier New" w:hAnsi="Courier New" w:cs="Courier New" w:hint="default"/>
-      </w:rPr>
-    </w:lvl>
-    <w:lvl w:ilvl="2" w:tplc="080A0005" w:tentative="1">
-      <w:start w:val="1"/>
-      <w:numFmt w:val="bullet"/>
-      <w:lvlText w:val=""/>
-      <w:lvlJc w:val="left"/>
-      <w:pPr>
-        <w:ind w:left="2160" w:hanging="360"/>
-      </w:pPr>
-      <w:rPr>
-        <w:rFonts w:ascii="Wingdings" w:hAnsi="Wingdings" w:hint="default"/>
-      </w:rPr>
-    </w:lvl>
-    <w:lvl w:ilvl="3" w:tplc="080A0001" w:tentative="1">
-      <w:start w:val="1"/>
-      <w:numFmt w:val="bullet"/>
-      <w:lvlText w:val=""/>
-      <w:lvlJc w:val="left"/>
-      <w:pPr>
-        <w:ind w:left="2880" w:hanging="360"/>
-      </w:pPr>
-      <w:rPr>
-        <w:rFonts w:ascii="Symbol" w:hAnsi="Symbol" w:hint="default"/>
-      </w:rPr>
-    </w:lvl>
-    <w:lvl w:ilvl="4" w:tplc="080A0003" w:tentative="1">
-      <w:start w:val="1"/>
-      <w:numFmt w:val="bullet"/>
-      <w:lvlText w:val="o"/>
-      <w:lvlJc w:val="left"/>
-      <w:pPr>
-        <w:ind w:left="3600" w:hanging="360"/>
-      </w:pPr>
-      <w:rPr>
-        <w:rFonts w:ascii="Courier New" w:hAnsi="Courier New" w:cs="Courier New" w:hint="default"/>
-      </w:rPr>
-    </w:lvl>
-    <w:lvl w:ilvl="5" w:tplc="080A0005" w:tentative="1">
-      <w:start w:val="1"/>
-      <w:numFmt w:val="bullet"/>
-      <w:lvlText w:val=""/>
-      <w:lvlJc w:val="left"/>
-      <w:pPr>
-        <w:ind w:left="4320" w:hanging="360"/>
-      </w:pPr>
-      <w:rPr>
-        <w:rFonts w:ascii="Wingdings" w:hAnsi="Wingdings" w:hint="default"/>
-      </w:rPr>
-    </w:lvl>
-    <w:lvl w:ilvl="6" w:tplc="080A0001" w:tentative="1">
-      <w:start w:val="1"/>
-      <w:numFmt w:val="bullet"/>
-      <w:lvlText w:val=""/>
-      <w:lvlJc w:val="left"/>
-      <w:pPr>
-        <w:ind w:left="5040" w:hanging="360"/>
-      </w:pPr>
-      <w:rPr>
-        <w:rFonts w:ascii="Symbol" w:hAnsi="Symbol" w:hint="default"/>
-      </w:rPr>
-    </w:lvl>
-    <w:lvl w:ilvl="7" w:tplc="080A0003" w:tentative="1">
-      <w:start w:val="1"/>
-      <w:numFmt w:val="bullet"/>
-      <w:lvlText w:val="o"/>
-      <w:lvlJc w:val="left"/>
-      <w:pPr>
-        <w:ind w:left="5760" w:hanging="360"/>
-      </w:pPr>
-      <w:rPr>
-        <w:rFonts w:ascii="Courier New" w:hAnsi="Courier New" w:cs="Courier New" w:hint="default"/>
-      </w:rPr>
-    </w:lvl>
-    <w:lvl w:ilvl="8" w:tplc="080A0005" w:tentative="1">
-      <w:start w:val="1"/>
-      <w:numFmt w:val="bullet"/>
-      <w:lvlText w:val=""/>
-      <w:lvlJc w:val="left"/>
-      <w:pPr>
-        <w:ind w:left="6480" w:hanging="360"/>
-      </w:pPr>
-      <w:rPr>
-        <w:rFonts w:ascii="Wingdings" w:hAnsi="Wingdings" w:hint="default"/>
-      </w:rPr>
-    </w:lvl>
-  </w:abstractNum>
-  <w:abstractNum w:abstractNumId="47" w15:restartNumberingAfterBreak="0">
-    <w:nsid w:val="6A8D68CC"/>
-    <w:multiLevelType w:val="hybridMultilevel"/>
-    <w:tmpl w:val="6B6CA60A"/>
-    <w:lvl w:ilvl="0" w:tplc="080A000F">
-      <w:start w:val="1"/>
-      <w:numFmt w:val="decimal"/>
-      <w:lvlText w:val="%1."/>
-      <w:lvlJc w:val="left"/>
-      <w:pPr>
-        <w:ind w:left="720" w:hanging="360"/>
-      </w:pPr>
-    </w:lvl>
-    <w:lvl w:ilvl="1" w:tplc="080A0019" w:tentative="1">
-      <w:start w:val="1"/>
-      <w:numFmt w:val="lowerLetter"/>
-      <w:lvlText w:val="%2."/>
-      <w:lvlJc w:val="left"/>
-      <w:pPr>
-        <w:ind w:left="1440" w:hanging="360"/>
-      </w:pPr>
-    </w:lvl>
-    <w:lvl w:ilvl="2" w:tplc="080A001B" w:tentative="1">
-      <w:start w:val="1"/>
-      <w:numFmt w:val="lowerRoman"/>
-      <w:lvlText w:val="%3."/>
-      <w:lvlJc w:val="right"/>
-      <w:pPr>
-        <w:ind w:left="2160" w:hanging="180"/>
-      </w:pPr>
-    </w:lvl>
-    <w:lvl w:ilvl="3" w:tplc="080A000F" w:tentative="1">
-      <w:start w:val="1"/>
-      <w:numFmt w:val="decimal"/>
-      <w:lvlText w:val="%4."/>
-      <w:lvlJc w:val="left"/>
-      <w:pPr>
-        <w:ind w:left="2880" w:hanging="360"/>
-      </w:pPr>
-    </w:lvl>
-    <w:lvl w:ilvl="4" w:tplc="080A0019" w:tentative="1">
-      <w:start w:val="1"/>
-      <w:numFmt w:val="lowerLetter"/>
-      <w:lvlText w:val="%5."/>
-      <w:lvlJc w:val="left"/>
-      <w:pPr>
-        <w:ind w:left="3600" w:hanging="360"/>
-      </w:pPr>
-    </w:lvl>
-    <w:lvl w:ilvl="5" w:tplc="080A001B" w:tentative="1">
-      <w:start w:val="1"/>
-      <w:numFmt w:val="lowerRoman"/>
-      <w:lvlText w:val="%6."/>
-      <w:lvlJc w:val="right"/>
-      <w:pPr>
-        <w:ind w:left="4320" w:hanging="180"/>
-      </w:pPr>
-    </w:lvl>
-    <w:lvl w:ilvl="6" w:tplc="080A000F" w:tentative="1">
-      <w:start w:val="1"/>
-      <w:numFmt w:val="decimal"/>
-      <w:lvlText w:val="%7."/>
-      <w:lvlJc w:val="left"/>
-      <w:pPr>
-        <w:ind w:left="5040" w:hanging="360"/>
-      </w:pPr>
-    </w:lvl>
-    <w:lvl w:ilvl="7" w:tplc="080A0019" w:tentative="1">
-      <w:start w:val="1"/>
-      <w:numFmt w:val="lowerLetter"/>
-      <w:lvlText w:val="%8."/>
-      <w:lvlJc w:val="left"/>
-      <w:pPr>
-        <w:ind w:left="5760" w:hanging="360"/>
-      </w:pPr>
-    </w:lvl>
-    <w:lvl w:ilvl="8" w:tplc="080A001B" w:tentative="1">
-      <w:start w:val="1"/>
-      <w:numFmt w:val="lowerRoman"/>
-      <w:lvlText w:val="%9."/>
-      <w:lvlJc w:val="right"/>
-      <w:pPr>
-        <w:ind w:left="6480" w:hanging="180"/>
-      </w:pPr>
-    </w:lvl>
-  </w:abstractNum>
-  <w:abstractNum w:abstractNumId="48" w15:restartNumberingAfterBreak="0">
+  <w:abstractNum w:abstractNumId="10" w15:restartNumberingAfterBreak="0">
     <w:nsid w:val="6E1B509C"/>
     <w:multiLevelType w:val="hybridMultilevel"/>
     <w:tmpl w:val="D9A63116"/>
@@ -11461,616 +7063,45 @@
       </w:pPr>
     </w:lvl>
   </w:abstractNum>
-  <w:abstractNum w:abstractNumId="49" w15:restartNumberingAfterBreak="0">
-    <w:nsid w:val="6EC97326"/>
-    <w:multiLevelType w:val="hybridMultilevel"/>
-    <w:tmpl w:val="B41878E6"/>
-    <w:lvl w:ilvl="0" w:tplc="080A000F">
-      <w:start w:val="1"/>
-      <w:numFmt w:val="decimal"/>
-      <w:lvlText w:val="%1."/>
-      <w:lvlJc w:val="left"/>
-      <w:pPr>
-        <w:ind w:left="720" w:hanging="360"/>
-      </w:pPr>
-    </w:lvl>
-    <w:lvl w:ilvl="1" w:tplc="080A0019" w:tentative="1">
-      <w:start w:val="1"/>
-      <w:numFmt w:val="lowerLetter"/>
-      <w:lvlText w:val="%2."/>
-      <w:lvlJc w:val="left"/>
-      <w:pPr>
-        <w:ind w:left="1440" w:hanging="360"/>
-      </w:pPr>
-    </w:lvl>
-    <w:lvl w:ilvl="2" w:tplc="080A001B" w:tentative="1">
-      <w:start w:val="1"/>
-      <w:numFmt w:val="lowerRoman"/>
-      <w:lvlText w:val="%3."/>
-      <w:lvlJc w:val="right"/>
-      <w:pPr>
-        <w:ind w:left="2160" w:hanging="180"/>
-      </w:pPr>
-    </w:lvl>
-    <w:lvl w:ilvl="3" w:tplc="080A000F" w:tentative="1">
-      <w:start w:val="1"/>
-      <w:numFmt w:val="decimal"/>
-      <w:lvlText w:val="%4."/>
-      <w:lvlJc w:val="left"/>
-      <w:pPr>
-        <w:ind w:left="2880" w:hanging="360"/>
-      </w:pPr>
-    </w:lvl>
-    <w:lvl w:ilvl="4" w:tplc="080A0019" w:tentative="1">
-      <w:start w:val="1"/>
-      <w:numFmt w:val="lowerLetter"/>
-      <w:lvlText w:val="%5."/>
-      <w:lvlJc w:val="left"/>
-      <w:pPr>
-        <w:ind w:left="3600" w:hanging="360"/>
-      </w:pPr>
-    </w:lvl>
-    <w:lvl w:ilvl="5" w:tplc="080A001B" w:tentative="1">
-      <w:start w:val="1"/>
-      <w:numFmt w:val="lowerRoman"/>
-      <w:lvlText w:val="%6."/>
-      <w:lvlJc w:val="right"/>
-      <w:pPr>
-        <w:ind w:left="4320" w:hanging="180"/>
-      </w:pPr>
-    </w:lvl>
-    <w:lvl w:ilvl="6" w:tplc="080A000F" w:tentative="1">
-      <w:start w:val="1"/>
-      <w:numFmt w:val="decimal"/>
-      <w:lvlText w:val="%7."/>
-      <w:lvlJc w:val="left"/>
-      <w:pPr>
-        <w:ind w:left="5040" w:hanging="360"/>
-      </w:pPr>
-    </w:lvl>
-    <w:lvl w:ilvl="7" w:tplc="080A0019" w:tentative="1">
-      <w:start w:val="1"/>
-      <w:numFmt w:val="lowerLetter"/>
-      <w:lvlText w:val="%8."/>
-      <w:lvlJc w:val="left"/>
-      <w:pPr>
-        <w:ind w:left="5760" w:hanging="360"/>
-      </w:pPr>
-    </w:lvl>
-    <w:lvl w:ilvl="8" w:tplc="080A001B" w:tentative="1">
-      <w:start w:val="1"/>
-      <w:numFmt w:val="lowerRoman"/>
-      <w:lvlText w:val="%9."/>
-      <w:lvlJc w:val="right"/>
-      <w:pPr>
-        <w:ind w:left="6480" w:hanging="180"/>
-      </w:pPr>
-    </w:lvl>
-  </w:abstractNum>
-  <w:abstractNum w:abstractNumId="50" w15:restartNumberingAfterBreak="0">
-    <w:nsid w:val="70414365"/>
-    <w:multiLevelType w:val="hybridMultilevel"/>
-    <w:tmpl w:val="656C7A0E"/>
-    <w:lvl w:ilvl="0" w:tplc="240A0001">
-      <w:start w:val="1"/>
-      <w:numFmt w:val="bullet"/>
-      <w:lvlText w:val=""/>
-      <w:lvlJc w:val="left"/>
-      <w:pPr>
-        <w:ind w:left="720" w:hanging="360"/>
-      </w:pPr>
-      <w:rPr>
-        <w:rFonts w:ascii="Symbol" w:hAnsi="Symbol" w:hint="default"/>
-      </w:rPr>
-    </w:lvl>
-    <w:lvl w:ilvl="1" w:tplc="240A0003" w:tentative="1">
-      <w:start w:val="1"/>
-      <w:numFmt w:val="bullet"/>
-      <w:lvlText w:val="o"/>
-      <w:lvlJc w:val="left"/>
-      <w:pPr>
-        <w:ind w:left="1440" w:hanging="360"/>
-      </w:pPr>
-      <w:rPr>
-        <w:rFonts w:ascii="Courier New" w:hAnsi="Courier New" w:cs="Courier New" w:hint="default"/>
-      </w:rPr>
-    </w:lvl>
-    <w:lvl w:ilvl="2" w:tplc="240A0005" w:tentative="1">
-      <w:start w:val="1"/>
-      <w:numFmt w:val="bullet"/>
-      <w:lvlText w:val=""/>
-      <w:lvlJc w:val="left"/>
-      <w:pPr>
-        <w:ind w:left="2160" w:hanging="360"/>
-      </w:pPr>
-      <w:rPr>
-        <w:rFonts w:ascii="Wingdings" w:hAnsi="Wingdings" w:hint="default"/>
-      </w:rPr>
-    </w:lvl>
-    <w:lvl w:ilvl="3" w:tplc="240A0001" w:tentative="1">
-      <w:start w:val="1"/>
-      <w:numFmt w:val="bullet"/>
-      <w:lvlText w:val=""/>
-      <w:lvlJc w:val="left"/>
-      <w:pPr>
-        <w:ind w:left="2880" w:hanging="360"/>
-      </w:pPr>
-      <w:rPr>
-        <w:rFonts w:ascii="Symbol" w:hAnsi="Symbol" w:hint="default"/>
-      </w:rPr>
-    </w:lvl>
-    <w:lvl w:ilvl="4" w:tplc="240A0003" w:tentative="1">
-      <w:start w:val="1"/>
-      <w:numFmt w:val="bullet"/>
-      <w:lvlText w:val="o"/>
-      <w:lvlJc w:val="left"/>
-      <w:pPr>
-        <w:ind w:left="3600" w:hanging="360"/>
-      </w:pPr>
-      <w:rPr>
-        <w:rFonts w:ascii="Courier New" w:hAnsi="Courier New" w:cs="Courier New" w:hint="default"/>
-      </w:rPr>
-    </w:lvl>
-    <w:lvl w:ilvl="5" w:tplc="240A0005" w:tentative="1">
-      <w:start w:val="1"/>
-      <w:numFmt w:val="bullet"/>
-      <w:lvlText w:val=""/>
-      <w:lvlJc w:val="left"/>
-      <w:pPr>
-        <w:ind w:left="4320" w:hanging="360"/>
-      </w:pPr>
-      <w:rPr>
-        <w:rFonts w:ascii="Wingdings" w:hAnsi="Wingdings" w:hint="default"/>
-      </w:rPr>
-    </w:lvl>
-    <w:lvl w:ilvl="6" w:tplc="240A0001" w:tentative="1">
-      <w:start w:val="1"/>
-      <w:numFmt w:val="bullet"/>
-      <w:lvlText w:val=""/>
-      <w:lvlJc w:val="left"/>
-      <w:pPr>
-        <w:ind w:left="5040" w:hanging="360"/>
-      </w:pPr>
-      <w:rPr>
-        <w:rFonts w:ascii="Symbol" w:hAnsi="Symbol" w:hint="default"/>
-      </w:rPr>
-    </w:lvl>
-    <w:lvl w:ilvl="7" w:tplc="240A0003" w:tentative="1">
-      <w:start w:val="1"/>
-      <w:numFmt w:val="bullet"/>
-      <w:lvlText w:val="o"/>
-      <w:lvlJc w:val="left"/>
-      <w:pPr>
-        <w:ind w:left="5760" w:hanging="360"/>
-      </w:pPr>
-      <w:rPr>
-        <w:rFonts w:ascii="Courier New" w:hAnsi="Courier New" w:cs="Courier New" w:hint="default"/>
-      </w:rPr>
-    </w:lvl>
-    <w:lvl w:ilvl="8" w:tplc="240A0005" w:tentative="1">
-      <w:start w:val="1"/>
-      <w:numFmt w:val="bullet"/>
-      <w:lvlText w:val=""/>
-      <w:lvlJc w:val="left"/>
-      <w:pPr>
-        <w:ind w:left="6480" w:hanging="360"/>
-      </w:pPr>
-      <w:rPr>
-        <w:rFonts w:ascii="Wingdings" w:hAnsi="Wingdings" w:hint="default"/>
-      </w:rPr>
-    </w:lvl>
-  </w:abstractNum>
-  <w:abstractNum w:abstractNumId="51" w15:restartNumberingAfterBreak="0">
-    <w:nsid w:val="75AF0104"/>
-    <w:multiLevelType w:val="hybridMultilevel"/>
-    <w:tmpl w:val="5D74C646"/>
-    <w:lvl w:ilvl="0" w:tplc="240A0001">
-      <w:start w:val="1"/>
-      <w:numFmt w:val="bullet"/>
-      <w:lvlText w:val=""/>
-      <w:lvlJc w:val="left"/>
-      <w:pPr>
-        <w:ind w:left="720" w:hanging="360"/>
-      </w:pPr>
-      <w:rPr>
-        <w:rFonts w:ascii="Symbol" w:hAnsi="Symbol" w:hint="default"/>
-      </w:rPr>
-    </w:lvl>
-    <w:lvl w:ilvl="1" w:tplc="240A0003" w:tentative="1">
-      <w:start w:val="1"/>
-      <w:numFmt w:val="bullet"/>
-      <w:lvlText w:val="o"/>
-      <w:lvlJc w:val="left"/>
-      <w:pPr>
-        <w:ind w:left="1440" w:hanging="360"/>
-      </w:pPr>
-      <w:rPr>
-        <w:rFonts w:ascii="Courier New" w:hAnsi="Courier New" w:cs="Courier New" w:hint="default"/>
-      </w:rPr>
-    </w:lvl>
-    <w:lvl w:ilvl="2" w:tplc="240A0005" w:tentative="1">
-      <w:start w:val="1"/>
-      <w:numFmt w:val="bullet"/>
-      <w:lvlText w:val=""/>
-      <w:lvlJc w:val="left"/>
-      <w:pPr>
-        <w:ind w:left="2160" w:hanging="360"/>
-      </w:pPr>
-      <w:rPr>
-        <w:rFonts w:ascii="Wingdings" w:hAnsi="Wingdings" w:hint="default"/>
-      </w:rPr>
-    </w:lvl>
-    <w:lvl w:ilvl="3" w:tplc="240A0001" w:tentative="1">
-      <w:start w:val="1"/>
-      <w:numFmt w:val="bullet"/>
-      <w:lvlText w:val=""/>
-      <w:lvlJc w:val="left"/>
-      <w:pPr>
-        <w:ind w:left="2880" w:hanging="360"/>
-      </w:pPr>
-      <w:rPr>
-        <w:rFonts w:ascii="Symbol" w:hAnsi="Symbol" w:hint="default"/>
-      </w:rPr>
-    </w:lvl>
-    <w:lvl w:ilvl="4" w:tplc="240A0003" w:tentative="1">
-      <w:start w:val="1"/>
-      <w:numFmt w:val="bullet"/>
-      <w:lvlText w:val="o"/>
-      <w:lvlJc w:val="left"/>
-      <w:pPr>
-        <w:ind w:left="3600" w:hanging="360"/>
-      </w:pPr>
-      <w:rPr>
-        <w:rFonts w:ascii="Courier New" w:hAnsi="Courier New" w:cs="Courier New" w:hint="default"/>
-      </w:rPr>
-    </w:lvl>
-    <w:lvl w:ilvl="5" w:tplc="240A0005" w:tentative="1">
-      <w:start w:val="1"/>
-      <w:numFmt w:val="bullet"/>
-      <w:lvlText w:val=""/>
-      <w:lvlJc w:val="left"/>
-      <w:pPr>
-        <w:ind w:left="4320" w:hanging="360"/>
-      </w:pPr>
-      <w:rPr>
-        <w:rFonts w:ascii="Wingdings" w:hAnsi="Wingdings" w:hint="default"/>
-      </w:rPr>
-    </w:lvl>
-    <w:lvl w:ilvl="6" w:tplc="240A0001" w:tentative="1">
-      <w:start w:val="1"/>
-      <w:numFmt w:val="bullet"/>
-      <w:lvlText w:val=""/>
-      <w:lvlJc w:val="left"/>
-      <w:pPr>
-        <w:ind w:left="5040" w:hanging="360"/>
-      </w:pPr>
-      <w:rPr>
-        <w:rFonts w:ascii="Symbol" w:hAnsi="Symbol" w:hint="default"/>
-      </w:rPr>
-    </w:lvl>
-    <w:lvl w:ilvl="7" w:tplc="240A0003" w:tentative="1">
-      <w:start w:val="1"/>
-      <w:numFmt w:val="bullet"/>
-      <w:lvlText w:val="o"/>
-      <w:lvlJc w:val="left"/>
-      <w:pPr>
-        <w:ind w:left="5760" w:hanging="360"/>
-      </w:pPr>
-      <w:rPr>
-        <w:rFonts w:ascii="Courier New" w:hAnsi="Courier New" w:cs="Courier New" w:hint="default"/>
-      </w:rPr>
-    </w:lvl>
-    <w:lvl w:ilvl="8" w:tplc="240A0005" w:tentative="1">
-      <w:start w:val="1"/>
-      <w:numFmt w:val="bullet"/>
-      <w:lvlText w:val=""/>
-      <w:lvlJc w:val="left"/>
-      <w:pPr>
-        <w:ind w:left="6480" w:hanging="360"/>
-      </w:pPr>
-      <w:rPr>
-        <w:rFonts w:ascii="Wingdings" w:hAnsi="Wingdings" w:hint="default"/>
-      </w:rPr>
-    </w:lvl>
-  </w:abstractNum>
-  <w:abstractNum w:abstractNumId="52" w15:restartNumberingAfterBreak="0">
-    <w:nsid w:val="7A293705"/>
-    <w:multiLevelType w:val="hybridMultilevel"/>
-    <w:tmpl w:val="00D679DA"/>
-    <w:lvl w:ilvl="0" w:tplc="56AA53BC">
-      <w:numFmt w:val="bullet"/>
-      <w:lvlText w:val="•"/>
-      <w:lvlJc w:val="left"/>
-      <w:pPr>
-        <w:ind w:left="720" w:hanging="360"/>
-      </w:pPr>
-      <w:rPr>
-        <w:rFonts w:ascii="Arial" w:eastAsiaTheme="minorEastAsia" w:hAnsi="Arial" w:cs="Arial" w:hint="default"/>
-      </w:rPr>
-    </w:lvl>
-    <w:lvl w:ilvl="1" w:tplc="080A0003" w:tentative="1">
-      <w:start w:val="1"/>
-      <w:numFmt w:val="bullet"/>
-      <w:lvlText w:val="o"/>
-      <w:lvlJc w:val="left"/>
-      <w:pPr>
-        <w:ind w:left="1440" w:hanging="360"/>
-      </w:pPr>
-      <w:rPr>
-        <w:rFonts w:ascii="Courier New" w:hAnsi="Courier New" w:cs="Courier New" w:hint="default"/>
-      </w:rPr>
-    </w:lvl>
-    <w:lvl w:ilvl="2" w:tplc="080A0005" w:tentative="1">
-      <w:start w:val="1"/>
-      <w:numFmt w:val="bullet"/>
-      <w:lvlText w:val=""/>
-      <w:lvlJc w:val="left"/>
-      <w:pPr>
-        <w:ind w:left="2160" w:hanging="360"/>
-      </w:pPr>
-      <w:rPr>
-        <w:rFonts w:ascii="Wingdings" w:hAnsi="Wingdings" w:hint="default"/>
-      </w:rPr>
-    </w:lvl>
-    <w:lvl w:ilvl="3" w:tplc="080A0001" w:tentative="1">
-      <w:start w:val="1"/>
-      <w:numFmt w:val="bullet"/>
-      <w:lvlText w:val=""/>
-      <w:lvlJc w:val="left"/>
-      <w:pPr>
-        <w:ind w:left="2880" w:hanging="360"/>
-      </w:pPr>
-      <w:rPr>
-        <w:rFonts w:ascii="Symbol" w:hAnsi="Symbol" w:hint="default"/>
-      </w:rPr>
-    </w:lvl>
-    <w:lvl w:ilvl="4" w:tplc="080A0003" w:tentative="1">
-      <w:start w:val="1"/>
-      <w:numFmt w:val="bullet"/>
-      <w:lvlText w:val="o"/>
-      <w:lvlJc w:val="left"/>
-      <w:pPr>
-        <w:ind w:left="3600" w:hanging="360"/>
-      </w:pPr>
-      <w:rPr>
-        <w:rFonts w:ascii="Courier New" w:hAnsi="Courier New" w:cs="Courier New" w:hint="default"/>
-      </w:rPr>
-    </w:lvl>
-    <w:lvl w:ilvl="5" w:tplc="080A0005" w:tentative="1">
-      <w:start w:val="1"/>
-      <w:numFmt w:val="bullet"/>
-      <w:lvlText w:val=""/>
-      <w:lvlJc w:val="left"/>
-      <w:pPr>
-        <w:ind w:left="4320" w:hanging="360"/>
-      </w:pPr>
-      <w:rPr>
-        <w:rFonts w:ascii="Wingdings" w:hAnsi="Wingdings" w:hint="default"/>
-      </w:rPr>
-    </w:lvl>
-    <w:lvl w:ilvl="6" w:tplc="080A0001" w:tentative="1">
-      <w:start w:val="1"/>
-      <w:numFmt w:val="bullet"/>
-      <w:lvlText w:val=""/>
-      <w:lvlJc w:val="left"/>
-      <w:pPr>
-        <w:ind w:left="5040" w:hanging="360"/>
-      </w:pPr>
-      <w:rPr>
-        <w:rFonts w:ascii="Symbol" w:hAnsi="Symbol" w:hint="default"/>
-      </w:rPr>
-    </w:lvl>
-    <w:lvl w:ilvl="7" w:tplc="080A0003" w:tentative="1">
-      <w:start w:val="1"/>
-      <w:numFmt w:val="bullet"/>
-      <w:lvlText w:val="o"/>
-      <w:lvlJc w:val="left"/>
-      <w:pPr>
-        <w:ind w:left="5760" w:hanging="360"/>
-      </w:pPr>
-      <w:rPr>
-        <w:rFonts w:ascii="Courier New" w:hAnsi="Courier New" w:cs="Courier New" w:hint="default"/>
-      </w:rPr>
-    </w:lvl>
-    <w:lvl w:ilvl="8" w:tplc="080A0005" w:tentative="1">
-      <w:start w:val="1"/>
-      <w:numFmt w:val="bullet"/>
-      <w:lvlText w:val=""/>
-      <w:lvlJc w:val="left"/>
-      <w:pPr>
-        <w:ind w:left="6480" w:hanging="360"/>
-      </w:pPr>
-      <w:rPr>
-        <w:rFonts w:ascii="Wingdings" w:hAnsi="Wingdings" w:hint="default"/>
-      </w:rPr>
-    </w:lvl>
-  </w:abstractNum>
-  <w:num w:numId="1" w16cid:durableId="1559167836">
-    <w:abstractNumId w:val="42"/>
+  <w:num w:numId="1" w16cid:durableId="444345079">
+    <w:abstractNumId w:val="1"/>
   </w:num>
-  <w:num w:numId="2" w16cid:durableId="1966156779">
-    <w:abstractNumId w:val="18"/>
+  <w:num w:numId="2" w16cid:durableId="728309846">
+    <w:abstractNumId w:val="6"/>
   </w:num>
-  <w:num w:numId="3" w16cid:durableId="1338848698">
-    <w:abstractNumId w:val="22"/>
+  <w:num w:numId="3" w16cid:durableId="1994530118">
+    <w:abstractNumId w:val="8"/>
   </w:num>
-  <w:num w:numId="4" w16cid:durableId="138772201">
+  <w:num w:numId="4" w16cid:durableId="1984039866">
+    <w:abstractNumId w:val="0"/>
+  </w:num>
+  <w:num w:numId="5" w16cid:durableId="219293601">
+    <w:abstractNumId w:val="2"/>
+  </w:num>
+  <w:num w:numId="6" w16cid:durableId="748818662">
+    <w:abstractNumId w:val="3"/>
+  </w:num>
+  <w:num w:numId="7" w16cid:durableId="30737553">
     <w:abstractNumId w:val="10"/>
   </w:num>
-  <w:num w:numId="5" w16cid:durableId="1412967204">
-    <w:abstractNumId w:val="28"/>
-  </w:num>
-  <w:num w:numId="6" w16cid:durableId="834807480">
-    <w:abstractNumId w:val="26"/>
-  </w:num>
-  <w:num w:numId="7" w16cid:durableId="2120753007">
-    <w:abstractNumId w:val="35"/>
-  </w:num>
-  <w:num w:numId="8" w16cid:durableId="1366710470">
-    <w:abstractNumId w:val="27"/>
-  </w:num>
-  <w:num w:numId="9" w16cid:durableId="132523519">
-    <w:abstractNumId w:val="31"/>
-  </w:num>
-  <w:num w:numId="10" w16cid:durableId="451561197">
-    <w:abstractNumId w:val="51"/>
-  </w:num>
-  <w:num w:numId="11" w16cid:durableId="1298759392">
-    <w:abstractNumId w:val="34"/>
-  </w:num>
-  <w:num w:numId="12" w16cid:durableId="832843142">
-    <w:abstractNumId w:val="0"/>
-  </w:num>
-  <w:num w:numId="13" w16cid:durableId="251206207">
+  <w:num w:numId="8" w16cid:durableId="1149247650">
     <w:abstractNumId w:val="7"/>
   </w:num>
-  <w:num w:numId="14" w16cid:durableId="758714796">
-    <w:abstractNumId w:val="14"/>
+  <w:num w:numId="9" w16cid:durableId="565117403">
+    <w:abstractNumId w:val="5"/>
   </w:num>
-  <w:num w:numId="15" w16cid:durableId="36128732">
-    <w:abstractNumId w:val="25"/>
+  <w:num w:numId="10" w16cid:durableId="1705671844">
+    <w:abstractNumId w:val="9"/>
   </w:num>
-  <w:num w:numId="16" w16cid:durableId="839275984">
-    <w:abstractNumId w:val="17"/>
-  </w:num>
-  <w:num w:numId="17" w16cid:durableId="1657150141">
-    <w:abstractNumId w:val="41"/>
-  </w:num>
-  <w:num w:numId="18" w16cid:durableId="444345079">
+  <w:num w:numId="11" w16cid:durableId="1929608196">
     <w:abstractNumId w:val="4"/>
   </w:num>
-  <w:num w:numId="19" w16cid:durableId="1407604620">
-    <w:abstractNumId w:val="4"/>
-    <w:lvlOverride w:ilvl="0">
-      <w:startOverride w:val="1"/>
-    </w:lvlOverride>
-  </w:num>
-  <w:num w:numId="20" w16cid:durableId="622731433">
-    <w:abstractNumId w:val="6"/>
-  </w:num>
-  <w:num w:numId="21" w16cid:durableId="1349483393">
-    <w:abstractNumId w:val="40"/>
-  </w:num>
-  <w:num w:numId="22" w16cid:durableId="1766925291">
-    <w:abstractNumId w:val="12"/>
-  </w:num>
-  <w:num w:numId="23" w16cid:durableId="452595377">
-    <w:abstractNumId w:val="20"/>
-  </w:num>
-  <w:num w:numId="24" w16cid:durableId="1454787844">
-    <w:abstractNumId w:val="15"/>
-  </w:num>
-  <w:num w:numId="25" w16cid:durableId="151023887">
-    <w:abstractNumId w:val="29"/>
-  </w:num>
-  <w:num w:numId="26" w16cid:durableId="1002852471">
-    <w:abstractNumId w:val="30"/>
-  </w:num>
-  <w:num w:numId="27" w16cid:durableId="1042167145">
-    <w:abstractNumId w:val="43"/>
-  </w:num>
-  <w:num w:numId="28" w16cid:durableId="1296721785">
-    <w:abstractNumId w:val="44"/>
-  </w:num>
-  <w:num w:numId="29" w16cid:durableId="1041051784">
-    <w:abstractNumId w:val="50"/>
-  </w:num>
-  <w:num w:numId="30" w16cid:durableId="716393661">
-    <w:abstractNumId w:val="5"/>
-  </w:num>
-  <w:num w:numId="31" w16cid:durableId="1601258346">
-    <w:abstractNumId w:val="4"/>
-  </w:num>
-  <w:num w:numId="32" w16cid:durableId="1192915401">
-    <w:abstractNumId w:val="4"/>
-  </w:num>
-  <w:num w:numId="33" w16cid:durableId="1419403735">
-    <w:abstractNumId w:val="33"/>
-  </w:num>
-  <w:num w:numId="34" w16cid:durableId="1850212500">
-    <w:abstractNumId w:val="3"/>
-  </w:num>
-  <w:num w:numId="35" w16cid:durableId="768618088">
-    <w:abstractNumId w:val="4"/>
-  </w:num>
-  <w:num w:numId="36" w16cid:durableId="1277982824">
-    <w:abstractNumId w:val="4"/>
-  </w:num>
-  <w:num w:numId="37" w16cid:durableId="2119980395">
-    <w:abstractNumId w:val="4"/>
-  </w:num>
-  <w:num w:numId="38" w16cid:durableId="1187018435">
-    <w:abstractNumId w:val="9"/>
-  </w:num>
-  <w:num w:numId="39" w16cid:durableId="728309846">
-    <w:abstractNumId w:val="32"/>
-  </w:num>
-  <w:num w:numId="40" w16cid:durableId="571695374">
-    <w:abstractNumId w:val="19"/>
-  </w:num>
-  <w:num w:numId="41" w16cid:durableId="1994530118">
-    <w:abstractNumId w:val="37"/>
-  </w:num>
-  <w:num w:numId="42" w16cid:durableId="1984039866">
-    <w:abstractNumId w:val="1"/>
-  </w:num>
-  <w:num w:numId="43" w16cid:durableId="1625843741">
-    <w:abstractNumId w:val="47"/>
-  </w:num>
-  <w:num w:numId="44" w16cid:durableId="219293601">
-    <w:abstractNumId w:val="8"/>
-  </w:num>
-  <w:num w:numId="45" w16cid:durableId="2098012550">
-    <w:abstractNumId w:val="39"/>
-  </w:num>
-  <w:num w:numId="46" w16cid:durableId="1215657512">
-    <w:abstractNumId w:val="23"/>
-  </w:num>
-  <w:num w:numId="47" w16cid:durableId="748818662">
-    <w:abstractNumId w:val="11"/>
-  </w:num>
-  <w:num w:numId="48" w16cid:durableId="1461025717">
-    <w:abstractNumId w:val="21"/>
-  </w:num>
-  <w:num w:numId="49" w16cid:durableId="461504926">
-    <w:abstractNumId w:val="24"/>
-  </w:num>
-  <w:num w:numId="50" w16cid:durableId="30737553">
-    <w:abstractNumId w:val="48"/>
-  </w:num>
-  <w:num w:numId="51" w16cid:durableId="390077307">
-    <w:abstractNumId w:val="46"/>
-  </w:num>
-  <w:num w:numId="52" w16cid:durableId="549461927">
-    <w:abstractNumId w:val="49"/>
-  </w:num>
-  <w:num w:numId="53" w16cid:durableId="1149247650">
-    <w:abstractNumId w:val="36"/>
-  </w:num>
-  <w:num w:numId="54" w16cid:durableId="1913852004">
-    <w:abstractNumId w:val="52"/>
-  </w:num>
-  <w:num w:numId="55" w16cid:durableId="1905070324">
-    <w:abstractNumId w:val="2"/>
-  </w:num>
-  <w:num w:numId="56" w16cid:durableId="565117403">
-    <w:abstractNumId w:val="16"/>
-  </w:num>
-  <w:num w:numId="57" w16cid:durableId="1705671844">
-    <w:abstractNumId w:val="45"/>
-  </w:num>
-  <w:num w:numId="58" w16cid:durableId="2078551091">
-    <w:abstractNumId w:val="38"/>
-  </w:num>
-  <w:num w:numId="59" w16cid:durableId="1929608196">
-    <w:abstractNumId w:val="13"/>
-  </w:num>
-  <w:numIdMacAtCleanup w:val="2"/>
+  <w:numIdMacAtCleanup w:val="11"/>
 </w:numbering>
 </file>
 
 <file path=word/styles.xml><?xml version="1.0" encoding="utf-8"?>
-<w:styles xmlns:mc="http://schemas.openxmlformats.org/markup-compatibility/2006" xmlns:r="http://schemas.openxmlformats.org/officeDocument/2006/relationships" xmlns:w="http://schemas.openxmlformats.org/wordprocessingml/2006/main" xmlns:w14="http://schemas.microsoft.com/office/word/2010/wordml" xmlns:w15="http://schemas.microsoft.com/office/word/2012/wordml" xmlns:w16cex="http://schemas.microsoft.com/office/word/2018/wordml/cex" xmlns:w16cid="http://schemas.microsoft.com/office/word/2016/wordml/cid" xmlns:w16="http://schemas.microsoft.com/office/word/2018/wordml" xmlns:w16sdtdh="http://schemas.microsoft.com/office/word/2020/wordml/sdtdatahash" xmlns:w16se="http://schemas.microsoft.com/office/word/2015/wordml/symex" mc:Ignorable="w14 w15 w16se w16cid w16 w16cex w16sdtdh">
+<w:styles xmlns:mc="http://schemas.openxmlformats.org/markup-compatibility/2006" xmlns:r="http://schemas.openxmlformats.org/officeDocument/2006/relationships" xmlns:w="http://schemas.openxmlformats.org/wordprocessingml/2006/main" xmlns:w14="http://schemas.microsoft.com/office/word/2010/wordml" xmlns:w15="http://schemas.microsoft.com/office/word/2012/wordml" xmlns:w16cex="http://schemas.microsoft.com/office/word/2018/wordml/cex" xmlns:w16cid="http://schemas.microsoft.com/office/word/2016/wordml/cid" xmlns:w16="http://schemas.microsoft.com/office/word/2018/wordml" xmlns:w16du="http://schemas.microsoft.com/office/word/2023/wordml/word16du" xmlns:w16sdtdh="http://schemas.microsoft.com/office/word/2020/wordml/sdtdatahash" xmlns:w16sdtfl="http://schemas.microsoft.com/office/word/2024/wordml/sdtformatlock" xmlns:w16se="http://schemas.microsoft.com/office/word/2015/wordml/symex" mc:Ignorable="w14 w15 w16se w16cid w16 w16cex w16sdtdh w16sdtfl w16du">
   <w:docDefaults>
     <w:rPrDefault>
       <w:rPr>
@@ -12479,7 +7510,7 @@
       <w:keepNext/>
       <w:keepLines/>
       <w:numPr>
-        <w:numId w:val="18"/>
+        <w:numId w:val="1"/>
       </w:numPr>
       <w:spacing w:before="240" w:after="240" w:line="240" w:lineRule="auto"/>
       <w:ind w:left="567" w:hanging="567"/>
@@ -12508,7 +7539,7 @@
       <w:keepLines/>
       <w:numPr>
         <w:ilvl w:val="1"/>
-        <w:numId w:val="18"/>
+        <w:numId w:val="1"/>
       </w:numPr>
       <w:spacing w:after="120" w:line="240" w:lineRule="auto"/>
       <w:ind w:left="567" w:hanging="567"/>
@@ -12537,7 +7568,7 @@
       <w:keepLines/>
       <w:numPr>
         <w:ilvl w:val="2"/>
-        <w:numId w:val="18"/>
+        <w:numId w:val="1"/>
       </w:numPr>
       <w:spacing w:after="120"/>
       <w:ind w:left="567" w:hanging="567"/>
@@ -12586,7 +7617,7 @@
       <w:keepLines/>
       <w:numPr>
         <w:ilvl w:val="4"/>
-        <w:numId w:val="18"/>
+        <w:numId w:val="1"/>
       </w:numPr>
       <w:spacing w:before="40" w:after="0"/>
       <w:ind w:left="993" w:hanging="993"/>
@@ -12698,7 +7729,7 @@
     <w:uiPriority w:val="99"/>
     <w:rsid w:val="00A54EDC"/>
   </w:style>
-  <w:style w:type="character" w:styleId="Textoennegrita">
+  <w:style w:type="character" w:styleId="Fuerte">
     <w:name w:val="Strong"/>
     <w:basedOn w:val="Fuentedeprrafopredeter"/>
     <w:uiPriority w:val="22"/>

--- a/docs/Entregables/ACTIVIDAD 1-R.docx
+++ b/docs/Entregables/ACTIVIDAD 1-R.docx
@@ -1,6 +1,6 @@
 
 <file path=word/document.xml><?xml version="1.0" encoding="utf-8"?>
-<w:document xmlns:wpc="http://schemas.microsoft.com/office/word/2010/wordprocessingCanvas" xmlns:cx="http://schemas.microsoft.com/office/drawing/2014/chartex" xmlns:cx1="http://schemas.microsoft.com/office/drawing/2015/9/8/chartex" xmlns:cx2="http://schemas.microsoft.com/office/drawing/2015/10/21/chartex" xmlns:cx3="http://schemas.microsoft.com/office/drawing/2016/5/9/chartex" xmlns:cx4="http://schemas.microsoft.com/office/drawing/2016/5/10/chartex" xmlns:cx5="http://schemas.microsoft.com/office/drawing/2016/5/11/chartex" xmlns:cx6="http://schemas.microsoft.com/office/drawing/2016/5/12/chartex" xmlns:cx7="http://schemas.microsoft.com/office/drawing/2016/5/13/chartex" xmlns:cx8="http://schemas.microsoft.com/office/drawing/2016/5/14/chartex" xmlns:mc="http://schemas.openxmlformats.org/markup-compatibility/2006" xmlns:aink="http://schemas.microsoft.com/office/drawing/2016/ink" xmlns:am3d="http://schemas.microsoft.com/office/drawing/2017/model3d" xmlns:o="urn:schemas-microsoft-com:office:office" xmlns:oel="http://schemas.microsoft.com/office/2019/extlst" xmlns:r="http://schemas.openxmlformats.org/officeDocument/2006/relationships" xmlns:m="http://schemas.openxmlformats.org/officeDocument/2006/math" xmlns:v="urn:schemas-microsoft-com:vml" xmlns:wp14="http://schemas.microsoft.com/office/word/2010/wordprocessingDrawing" xmlns:wp="http://schemas.openxmlformats.org/drawingml/2006/wordprocessingDrawing" xmlns:w10="urn:schemas-microsoft-com:office:word" xmlns:w="http://schemas.openxmlformats.org/wordprocessingml/2006/main" xmlns:w14="http://schemas.microsoft.com/office/word/2010/wordml" xmlns:w15="http://schemas.microsoft.com/office/word/2012/wordml" xmlns:w16cex="http://schemas.microsoft.com/office/word/2018/wordml/cex" xmlns:w16cid="http://schemas.microsoft.com/office/word/2016/wordml/cid" xmlns:w16="http://schemas.microsoft.com/office/word/2018/wordml" xmlns:w16du="http://schemas.microsoft.com/office/word/2023/wordml/word16du" xmlns:w16sdtdh="http://schemas.microsoft.com/office/word/2020/wordml/sdtdatahash" xmlns:w16sdtfl="http://schemas.microsoft.com/office/word/2024/wordml/sdtformatlock" xmlns:w16se="http://schemas.microsoft.com/office/word/2015/wordml/symex" xmlns:wpg="http://schemas.microsoft.com/office/word/2010/wordprocessingGroup" xmlns:wpi="http://schemas.microsoft.com/office/word/2010/wordprocessingInk" xmlns:wne="http://schemas.microsoft.com/office/word/2006/wordml" xmlns:wps="http://schemas.microsoft.com/office/word/2010/wordprocessingShape" mc:Ignorable="w14 w15 w16se w16cid w16 w16cex w16sdtdh w16sdtfl w16du wp14">
+<w:document xmlns:wpc="http://schemas.microsoft.com/office/word/2010/wordprocessingCanvas" xmlns:cx="http://schemas.microsoft.com/office/drawing/2014/chartex" xmlns:cx1="http://schemas.microsoft.com/office/drawing/2015/9/8/chartex" xmlns:cx2="http://schemas.microsoft.com/office/drawing/2015/10/21/chartex" xmlns:cx3="http://schemas.microsoft.com/office/drawing/2016/5/9/chartex" xmlns:cx4="http://schemas.microsoft.com/office/drawing/2016/5/10/chartex" xmlns:cx5="http://schemas.microsoft.com/office/drawing/2016/5/11/chartex" xmlns:cx6="http://schemas.microsoft.com/office/drawing/2016/5/12/chartex" xmlns:cx7="http://schemas.microsoft.com/office/drawing/2016/5/13/chartex" xmlns:cx8="http://schemas.microsoft.com/office/drawing/2016/5/14/chartex" xmlns:mc="http://schemas.openxmlformats.org/markup-compatibility/2006" xmlns:aink="http://schemas.microsoft.com/office/drawing/2016/ink" xmlns:am3d="http://schemas.microsoft.com/office/drawing/2017/model3d" xmlns:o="urn:schemas-microsoft-com:office:office" xmlns:oel="http://schemas.microsoft.com/office/2019/extlst" xmlns:r="http://schemas.openxmlformats.org/officeDocument/2006/relationships" xmlns:m="http://schemas.openxmlformats.org/officeDocument/2006/math" xmlns:v="urn:schemas-microsoft-com:vml" xmlns:wp14="http://schemas.microsoft.com/office/word/2010/wordprocessingDrawing" xmlns:wp="http://schemas.openxmlformats.org/drawingml/2006/wordprocessingDrawing" xmlns:w10="urn:schemas-microsoft-com:office:word" xmlns:w="http://schemas.openxmlformats.org/wordprocessingml/2006/main" xmlns:w14="http://schemas.microsoft.com/office/word/2010/wordml" xmlns:w15="http://schemas.microsoft.com/office/word/2012/wordml" xmlns:w16cex="http://schemas.microsoft.com/office/word/2018/wordml/cex" xmlns:w16cid="http://schemas.microsoft.com/office/word/2016/wordml/cid" xmlns:w16="http://schemas.microsoft.com/office/word/2018/wordml" xmlns:w16sdtdh="http://schemas.microsoft.com/office/word/2020/wordml/sdtdatahash" xmlns:w16se="http://schemas.microsoft.com/office/word/2015/wordml/symex" xmlns:wpg="http://schemas.microsoft.com/office/word/2010/wordprocessingGroup" xmlns:wpi="http://schemas.microsoft.com/office/word/2010/wordprocessingInk" xmlns:wne="http://schemas.microsoft.com/office/word/2006/wordml" xmlns:wps="http://schemas.microsoft.com/office/word/2010/wordprocessingShape" mc:Ignorable="w14 w15 w16se w16cid w16 w16cex w16sdtdh wp14">
   <w:body>
     <w:p>
       <w:pPr>
@@ -135,7 +135,7 @@
               </wp:anchor>
             </w:drawing>
           </mc:Choice>
-          <mc:Fallback>
+          <mc:Fallback xmlns:w16sdtfl="http://schemas.microsoft.com/office/word/2024/wordml/sdtformatlock" xmlns:w16du="http://schemas.microsoft.com/office/word/2023/wordml/word16du">
             <w:pict>
               <v:shapetype w14:anchorId="716D3AB1" id="_x0000_t202" coordsize="21600,21600" o:spt="202" path="m,l,21600r21600,l21600,xe">
                 <v:stroke joinstyle="miter"/>
@@ -352,7 +352,7 @@
               </wp:anchor>
             </w:drawing>
           </mc:Choice>
-          <mc:Fallback>
+          <mc:Fallback xmlns:w16sdtfl="http://schemas.microsoft.com/office/word/2024/wordml/sdtformatlock" xmlns:w16du="http://schemas.microsoft.com/office/word/2023/wordml/word16du">
             <w:pict>
               <v:shape w14:anchorId="2F091EB2" id="_x0000_s1027" type="#_x0000_t202" style="position:absolute;left:0;text-align:left;margin-left:30.35pt;margin-top:283.2pt;width:408.75pt;height:76.2pt;z-index:251659264;visibility:visible;mso-wrap-style:square;mso-width-percent:0;mso-height-percent:200;mso-wrap-distance-left:9pt;mso-wrap-distance-top:3.6pt;mso-wrap-distance-right:9pt;mso-wrap-distance-bottom:3.6pt;mso-position-horizontal:absolute;mso-position-horizontal-relative:text;mso-position-vertical:absolute;mso-position-vertical-relative:text;mso-width-percent:0;mso-height-percent:200;mso-width-relative:margin;mso-height-relative:margin;v-text-anchor:top" o:gfxdata="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" filled="f" stroked="f">
                 <v:textbox style="mso-fit-shape-to-text:t">
@@ -540,7 +540,7 @@
               </wp:anchor>
             </w:drawing>
           </mc:Choice>
-          <mc:Fallback>
+          <mc:Fallback xmlns:w16sdtfl="http://schemas.microsoft.com/office/word/2024/wordml/sdtformatlock" xmlns:w16du="http://schemas.microsoft.com/office/word/2023/wordml/word16du">
             <w:pict>
               <v:shape w14:anchorId="4D874EF6" id="_x0000_s1028" type="#_x0000_t202" style="position:absolute;left:0;text-align:left;margin-left:30.35pt;margin-top:490.25pt;width:408.75pt;height:38.45pt;z-index:251661312;visibility:visible;mso-wrap-style:square;mso-width-percent:0;mso-height-percent:200;mso-wrap-distance-left:9pt;mso-wrap-distance-top:3.6pt;mso-wrap-distance-right:9pt;mso-wrap-distance-bottom:3.6pt;mso-position-horizontal:absolute;mso-position-horizontal-relative:text;mso-position-vertical:absolute;mso-position-vertical-relative:text;mso-width-percent:0;mso-height-percent:200;mso-width-relative:margin;mso-height-relative:margin;v-text-anchor:top" o:gfxdata="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" filled="f" stroked="f">
                 <v:textbox style="mso-fit-shape-to-text:t">
@@ -649,7 +649,15 @@
         <w:t xml:space="preserve"> </w:t>
       </w:r>
       <w:r>
-        <w:t>Desarrollar una aplicación de escritorio para la empresa “Repuestos Anelisa” que permita gestionar eficientemente el inventario, optimizando los procesos administrativos y mejorando el control de entradas y salidas de productos.</w:t>
+        <w:t xml:space="preserve">Desarrollar una aplicación de escritorio para la empresa “Repuestos </w:t>
+      </w:r>
+      <w:proofErr w:type="spellStart"/>
+      <w:r>
+        <w:t>Anelisa</w:t>
+      </w:r>
+      <w:proofErr w:type="spellEnd"/>
+      <w:r>
+        <w:t>” que permita gestionar eficientemente el inventario, optimizando los procesos administrativos y mejorando el control de entradas y salidas de productos</w:t>
       </w:r>
     </w:p>
     <w:p>
@@ -674,13 +682,52 @@
           <w:ilvl w:val="0"/>
           <w:numId w:val="2"/>
         </w:numPr>
+      </w:pPr>
+      <w:r>
+        <w:t>Analizar la situación actual de la empresa mediante entrevistas con el cliente y evaluación de los procesos de inventario, identificando las necesidades funcionales y no funcionales del sistema.</w:t>
+      </w:r>
+    </w:p>
+    <w:p>
+      <w:pPr>
+        <w:pStyle w:val="Prrafodelista"/>
+        <w:numPr>
+          <w:ilvl w:val="0"/>
+          <w:numId w:val="2"/>
+        </w:numPr>
         <w:rPr>
           <w:b/>
           <w:bCs/>
+          <w:sz w:val="20"/>
+          <w:szCs w:val="20"/>
         </w:rPr>
       </w:pPr>
       <w:r>
-        <w:t>Permitir el registro, actualización, consulta y eliminación de productos del inventario.</w:t>
+        <w:rPr>
+          <w:rFonts w:eastAsia="Arial" w:cs="Arial"/>
+          <w:color w:val="000000"/>
+        </w:rPr>
+        <w:t>Diseñar la estructura del sistema utilizando herramientas visuales como mockups</w:t>
+      </w:r>
+      <w:r>
+        <w:rPr>
+          <w:rFonts w:eastAsia="Arial" w:cs="Arial"/>
+          <w:color w:val="000000"/>
+        </w:rPr>
+        <w:t xml:space="preserve"> </w:t>
+      </w:r>
+      <w:r>
+        <w:rPr>
+          <w:rFonts w:eastAsia="Arial" w:cs="Arial"/>
+          <w:color w:val="000000"/>
+        </w:rPr>
+        <w:t>y casos de uso, asegurando una propuesta intuitiva y acorde a los requerimientos del negocio</w:t>
+      </w:r>
+      <w:r>
+        <w:rPr>
+          <w:rFonts w:eastAsia="Arial" w:cs="Arial"/>
+          <w:color w:val="000000"/>
+        </w:rPr>
+        <w:t>.</w:t>
       </w:r>
     </w:p>
     <w:p>
@@ -696,7 +743,13 @@
         </w:rPr>
       </w:pPr>
       <w:r>
-        <w:t>Registrar compras a proveedores y ventas a clientes, actualizando las existencias correspondientes.</w:t>
+        <w:rPr>
+          <w:rFonts w:hint="eastAsia"/>
+        </w:rPr>
+        <w:t>Implementar la aplicación de escritorio desarrollando módulos específicos para la gestión de inventario, ventas, compras y control de usuarios</w:t>
+      </w:r>
+      <w:r>
+        <w:t>.</w:t>
       </w:r>
     </w:p>
     <w:p>
@@ -712,47 +765,21 @@
         </w:rPr>
       </w:pPr>
       <w:r>
-        <w:t>Generar reportes administrativos de inventario, compras y ventas para apoyar la toma de decisiones.</w:t>
+        <w:rPr>
+          <w:rFonts w:hint="eastAsia"/>
+        </w:rPr>
+        <w:lastRenderedPageBreak/>
+        <w:t>Validar el funcionamiento de la aplicación mediante pruebas internas y revisión con el cliente, garantizando el cumplimiento de los requisitos planteados y la correcta operatividad del sistema</w:t>
+      </w:r>
+      <w:r>
+        <w:t>.</w:t>
       </w:r>
     </w:p>
     <w:p>
       <w:pPr>
-        <w:pStyle w:val="Prrafodelista"/>
-        <w:numPr>
-          <w:ilvl w:val="0"/>
-          <w:numId w:val="2"/>
-        </w:numPr>
-        <w:rPr>
-          <w:b/>
-          <w:bCs/>
-        </w:rPr>
+        <w:pStyle w:val="Ttulo1"/>
       </w:pPr>
       <w:r>
-        <w:t>Gestionar el acceso al sistema mediante roles y niveles de permiso diferenciados.</w:t>
-      </w:r>
-    </w:p>
-    <w:p>
-      <w:pPr>
-        <w:pStyle w:val="Prrafodelista"/>
-        <w:numPr>
-          <w:ilvl w:val="0"/>
-          <w:numId w:val="2"/>
-        </w:numPr>
-        <w:rPr>
-          <w:b/>
-          <w:bCs/>
-        </w:rPr>
-      </w:pPr>
-      <w:r>
-        <w:t>Facilitar la consulta rápida de existencias y la identificación de productos mediante datos de referencia.</w:t>
-      </w:r>
-    </w:p>
-    <w:p>
-      <w:pPr>
-        <w:pStyle w:val="Ttulo1"/>
-      </w:pPr>
-      <w:r>
-        <w:lastRenderedPageBreak/>
         <w:t>Descripción General</w:t>
       </w:r>
     </w:p>
@@ -1053,6 +1080,7 @@
         </w:numPr>
       </w:pPr>
       <w:r>
+        <w:lastRenderedPageBreak/>
         <w:t>Acceso desde dispositivos móviles.</w:t>
       </w:r>
     </w:p>
@@ -1073,7 +1101,6 @@
         <w:pStyle w:val="Ttulo1"/>
       </w:pPr>
       <w:r>
-        <w:lastRenderedPageBreak/>
         <w:t>Requisitos Funcionales</w:t>
       </w:r>
     </w:p>
@@ -1601,6 +1628,7 @@
           </w:tcPr>
           <w:p>
             <w:r>
+              <w:lastRenderedPageBreak/>
               <w:t xml:space="preserve">Salida: </w:t>
             </w:r>
             <w:r>
@@ -1648,7 +1676,6 @@
                 <w:bCs/>
                 <w:color w:val="FFFFFF" w:themeColor="background1"/>
               </w:rPr>
-              <w:lastRenderedPageBreak/>
               <w:t>Código: RF0</w:t>
             </w:r>
             <w:r>
@@ -5054,7 +5081,7 @@
 </file>
 
 <file path=word/endnotes.xml><?xml version="1.0" encoding="utf-8"?>
-<w:endnotes xmlns:wpc="http://schemas.microsoft.com/office/word/2010/wordprocessingCanvas" xmlns:cx="http://schemas.microsoft.com/office/drawing/2014/chartex" xmlns:cx1="http://schemas.microsoft.com/office/drawing/2015/9/8/chartex" xmlns:cx2="http://schemas.microsoft.com/office/drawing/2015/10/21/chartex" xmlns:cx3="http://schemas.microsoft.com/office/drawing/2016/5/9/chartex" xmlns:cx4="http://schemas.microsoft.com/office/drawing/2016/5/10/chartex" xmlns:cx5="http://schemas.microsoft.com/office/drawing/2016/5/11/chartex" xmlns:cx6="http://schemas.microsoft.com/office/drawing/2016/5/12/chartex" xmlns:cx7="http://schemas.microsoft.com/office/drawing/2016/5/13/chartex" xmlns:cx8="http://schemas.microsoft.com/office/drawing/2016/5/14/chartex" xmlns:mc="http://schemas.openxmlformats.org/markup-compatibility/2006" xmlns:aink="http://schemas.microsoft.com/office/drawing/2016/ink" xmlns:am3d="http://schemas.microsoft.com/office/drawing/2017/model3d" xmlns:o="urn:schemas-microsoft-com:office:office" xmlns:oel="http://schemas.microsoft.com/office/2019/extlst" xmlns:r="http://schemas.openxmlformats.org/officeDocument/2006/relationships" xmlns:m="http://schemas.openxmlformats.org/officeDocument/2006/math" xmlns:v="urn:schemas-microsoft-com:vml" xmlns:wp14="http://schemas.microsoft.com/office/word/2010/wordprocessingDrawing" xmlns:wp="http://schemas.openxmlformats.org/drawingml/2006/wordprocessingDrawing" xmlns:w10="urn:schemas-microsoft-com:office:word" xmlns:w="http://schemas.openxmlformats.org/wordprocessingml/2006/main" xmlns:w14="http://schemas.microsoft.com/office/word/2010/wordml" xmlns:w15="http://schemas.microsoft.com/office/word/2012/wordml" xmlns:w16cex="http://schemas.microsoft.com/office/word/2018/wordml/cex" xmlns:w16cid="http://schemas.microsoft.com/office/word/2016/wordml/cid" xmlns:w16="http://schemas.microsoft.com/office/word/2018/wordml" xmlns:w16du="http://schemas.microsoft.com/office/word/2023/wordml/word16du" xmlns:w16sdtdh="http://schemas.microsoft.com/office/word/2020/wordml/sdtdatahash" xmlns:w16sdtfl="http://schemas.microsoft.com/office/word/2024/wordml/sdtformatlock" xmlns:w16se="http://schemas.microsoft.com/office/word/2015/wordml/symex" xmlns:wpg="http://schemas.microsoft.com/office/word/2010/wordprocessingGroup" xmlns:wpi="http://schemas.microsoft.com/office/word/2010/wordprocessingInk" xmlns:wne="http://schemas.microsoft.com/office/word/2006/wordml" xmlns:wps="http://schemas.microsoft.com/office/word/2010/wordprocessingShape" mc:Ignorable="w14 w15 w16se w16cid w16 w16cex w16sdtdh w16sdtfl w16du wp14">
+<w:endnotes xmlns:wpc="http://schemas.microsoft.com/office/word/2010/wordprocessingCanvas" xmlns:cx="http://schemas.microsoft.com/office/drawing/2014/chartex" xmlns:cx1="http://schemas.microsoft.com/office/drawing/2015/9/8/chartex" xmlns:cx2="http://schemas.microsoft.com/office/drawing/2015/10/21/chartex" xmlns:cx3="http://schemas.microsoft.com/office/drawing/2016/5/9/chartex" xmlns:cx4="http://schemas.microsoft.com/office/drawing/2016/5/10/chartex" xmlns:cx5="http://schemas.microsoft.com/office/drawing/2016/5/11/chartex" xmlns:cx6="http://schemas.microsoft.com/office/drawing/2016/5/12/chartex" xmlns:cx7="http://schemas.microsoft.com/office/drawing/2016/5/13/chartex" xmlns:cx8="http://schemas.microsoft.com/office/drawing/2016/5/14/chartex" xmlns:mc="http://schemas.openxmlformats.org/markup-compatibility/2006" xmlns:aink="http://schemas.microsoft.com/office/drawing/2016/ink" xmlns:am3d="http://schemas.microsoft.com/office/drawing/2017/model3d" xmlns:o="urn:schemas-microsoft-com:office:office" xmlns:oel="http://schemas.microsoft.com/office/2019/extlst" xmlns:r="http://schemas.openxmlformats.org/officeDocument/2006/relationships" xmlns:m="http://schemas.openxmlformats.org/officeDocument/2006/math" xmlns:v="urn:schemas-microsoft-com:vml" xmlns:wp14="http://schemas.microsoft.com/office/word/2010/wordprocessingDrawing" xmlns:wp="http://schemas.openxmlformats.org/drawingml/2006/wordprocessingDrawing" xmlns:w10="urn:schemas-microsoft-com:office:word" xmlns:w="http://schemas.openxmlformats.org/wordprocessingml/2006/main" xmlns:w14="http://schemas.microsoft.com/office/word/2010/wordml" xmlns:w15="http://schemas.microsoft.com/office/word/2012/wordml" xmlns:w16cex="http://schemas.microsoft.com/office/word/2018/wordml/cex" xmlns:w16cid="http://schemas.microsoft.com/office/word/2016/wordml/cid" xmlns:w16="http://schemas.microsoft.com/office/word/2018/wordml" xmlns:w16sdtdh="http://schemas.microsoft.com/office/word/2020/wordml/sdtdatahash" xmlns:w16se="http://schemas.microsoft.com/office/word/2015/wordml/symex" xmlns:wpg="http://schemas.microsoft.com/office/word/2010/wordprocessingGroup" xmlns:wpi="http://schemas.microsoft.com/office/word/2010/wordprocessingInk" xmlns:wne="http://schemas.microsoft.com/office/word/2006/wordml" xmlns:wps="http://schemas.microsoft.com/office/word/2010/wordprocessingShape" mc:Ignorable="w14 w15 w16se w16cid w16 w16cex w16sdtdh wp14">
   <w:endnote w:type="separator" w:id="-1">
     <w:p>
       <w:pPr>
@@ -5079,7 +5106,7 @@
 </file>
 
 <file path=word/footer1.xml><?xml version="1.0" encoding="utf-8"?>
-<w:ftr xmlns:wpc="http://schemas.microsoft.com/office/word/2010/wordprocessingCanvas" xmlns:cx="http://schemas.microsoft.com/office/drawing/2014/chartex" xmlns:cx1="http://schemas.microsoft.com/office/drawing/2015/9/8/chartex" xmlns:cx2="http://schemas.microsoft.com/office/drawing/2015/10/21/chartex" xmlns:cx3="http://schemas.microsoft.com/office/drawing/2016/5/9/chartex" xmlns:cx4="http://schemas.microsoft.com/office/drawing/2016/5/10/chartex" xmlns:cx5="http://schemas.microsoft.com/office/drawing/2016/5/11/chartex" xmlns:cx6="http://schemas.microsoft.com/office/drawing/2016/5/12/chartex" xmlns:cx7="http://schemas.microsoft.com/office/drawing/2016/5/13/chartex" xmlns:cx8="http://schemas.microsoft.com/office/drawing/2016/5/14/chartex" xmlns:mc="http://schemas.openxmlformats.org/markup-compatibility/2006" xmlns:aink="http://schemas.microsoft.com/office/drawing/2016/ink" xmlns:am3d="http://schemas.microsoft.com/office/drawing/2017/model3d" xmlns:o="urn:schemas-microsoft-com:office:office" xmlns:oel="http://schemas.microsoft.com/office/2019/extlst" xmlns:r="http://schemas.openxmlformats.org/officeDocument/2006/relationships" xmlns:m="http://schemas.openxmlformats.org/officeDocument/2006/math" xmlns:v="urn:schemas-microsoft-com:vml" xmlns:wp14="http://schemas.microsoft.com/office/word/2010/wordprocessingDrawing" xmlns:wp="http://schemas.openxmlformats.org/drawingml/2006/wordprocessingDrawing" xmlns:w10="urn:schemas-microsoft-com:office:word" xmlns:w="http://schemas.openxmlformats.org/wordprocessingml/2006/main" xmlns:w14="http://schemas.microsoft.com/office/word/2010/wordml" xmlns:w15="http://schemas.microsoft.com/office/word/2012/wordml" xmlns:w16cex="http://schemas.microsoft.com/office/word/2018/wordml/cex" xmlns:w16cid="http://schemas.microsoft.com/office/word/2016/wordml/cid" xmlns:w16="http://schemas.microsoft.com/office/word/2018/wordml" xmlns:w16du="http://schemas.microsoft.com/office/word/2023/wordml/word16du" xmlns:w16sdtdh="http://schemas.microsoft.com/office/word/2020/wordml/sdtdatahash" xmlns:w16sdtfl="http://schemas.microsoft.com/office/word/2024/wordml/sdtformatlock" xmlns:w16se="http://schemas.microsoft.com/office/word/2015/wordml/symex" xmlns:wpg="http://schemas.microsoft.com/office/word/2010/wordprocessingGroup" xmlns:wpi="http://schemas.microsoft.com/office/word/2010/wordprocessingInk" xmlns:wne="http://schemas.microsoft.com/office/word/2006/wordml" xmlns:wps="http://schemas.microsoft.com/office/word/2010/wordprocessingShape" mc:Ignorable="w14 w15 w16se w16cid w16 w16cex w16sdtdh w16sdtfl w16du wp14">
+<w:ftr xmlns:wpc="http://schemas.microsoft.com/office/word/2010/wordprocessingCanvas" xmlns:cx="http://schemas.microsoft.com/office/drawing/2014/chartex" xmlns:cx1="http://schemas.microsoft.com/office/drawing/2015/9/8/chartex" xmlns:cx2="http://schemas.microsoft.com/office/drawing/2015/10/21/chartex" xmlns:cx3="http://schemas.microsoft.com/office/drawing/2016/5/9/chartex" xmlns:cx4="http://schemas.microsoft.com/office/drawing/2016/5/10/chartex" xmlns:cx5="http://schemas.microsoft.com/office/drawing/2016/5/11/chartex" xmlns:cx6="http://schemas.microsoft.com/office/drawing/2016/5/12/chartex" xmlns:cx7="http://schemas.microsoft.com/office/drawing/2016/5/13/chartex" xmlns:cx8="http://schemas.microsoft.com/office/drawing/2016/5/14/chartex" xmlns:mc="http://schemas.openxmlformats.org/markup-compatibility/2006" xmlns:aink="http://schemas.microsoft.com/office/drawing/2016/ink" xmlns:am3d="http://schemas.microsoft.com/office/drawing/2017/model3d" xmlns:o="urn:schemas-microsoft-com:office:office" xmlns:oel="http://schemas.microsoft.com/office/2019/extlst" xmlns:r="http://schemas.openxmlformats.org/officeDocument/2006/relationships" xmlns:m="http://schemas.openxmlformats.org/officeDocument/2006/math" xmlns:v="urn:schemas-microsoft-com:vml" xmlns:wp14="http://schemas.microsoft.com/office/word/2010/wordprocessingDrawing" xmlns:wp="http://schemas.openxmlformats.org/drawingml/2006/wordprocessingDrawing" xmlns:w10="urn:schemas-microsoft-com:office:word" xmlns:w="http://schemas.openxmlformats.org/wordprocessingml/2006/main" xmlns:w14="http://schemas.microsoft.com/office/word/2010/wordml" xmlns:w15="http://schemas.microsoft.com/office/word/2012/wordml" xmlns:w16cex="http://schemas.microsoft.com/office/word/2018/wordml/cex" xmlns:w16cid="http://schemas.microsoft.com/office/word/2016/wordml/cid" xmlns:w16="http://schemas.microsoft.com/office/word/2018/wordml" xmlns:w16sdtdh="http://schemas.microsoft.com/office/word/2020/wordml/sdtdatahash" xmlns:w16se="http://schemas.microsoft.com/office/word/2015/wordml/symex" xmlns:wpg="http://schemas.microsoft.com/office/word/2010/wordprocessingGroup" xmlns:wpi="http://schemas.microsoft.com/office/word/2010/wordprocessingInk" xmlns:wne="http://schemas.microsoft.com/office/word/2006/wordml" xmlns:wps="http://schemas.microsoft.com/office/word/2010/wordprocessingShape" mc:Ignorable="w14 w15 w16se w16cid w16 w16cex w16sdtdh wp14">
   <w:p>
     <w:pPr>
       <w:pStyle w:val="Piedepgina"/>
@@ -5401,7 +5428,7 @@
             </wp:anchor>
           </w:drawing>
         </mc:Choice>
-        <mc:Fallback>
+        <mc:Fallback xmlns:w16sdtfl="http://schemas.microsoft.com/office/word/2024/wordml/sdtformatlock" xmlns:w16du="http://schemas.microsoft.com/office/word/2023/wordml/word16du">
           <w:pict>
             <v:group w14:anchorId="6F17EF8F" id="Grupo 7" o:spid="_x0000_s1029" style="position:absolute;left:0;text-align:left;margin-left:-70.9pt;margin-top:-33.85pt;width:612pt;height:88.1pt;z-index:251666432" coordsize="77724,11190" o:gfxdata="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">
               <v:shapetype id="_x0000_t75" coordsize="21600,21600" o:spt="75" o:preferrelative="t" path="m@4@5l@4@11@9@11@9@5xe" filled="f" stroked="f">
@@ -5707,7 +5734,7 @@
             </wp:anchor>
           </w:drawing>
         </mc:Choice>
-        <mc:Fallback>
+        <mc:Fallback xmlns:w16sdtfl="http://schemas.microsoft.com/office/word/2024/wordml/sdtformatlock" xmlns:w16du="http://schemas.microsoft.com/office/word/2023/wordml/word16du">
           <w:pict>
             <v:shape w14:anchorId="4AD14AD8" id="Text Box 5" o:spid="_x0000_s1037" type="#_x0000_t202" style="position:absolute;left:0;text-align:left;margin-left:398.6pt;margin-top:-27.7pt;width:44.9pt;height:25.3pt;z-index:251692032;visibility:visible;mso-wrap-style:square;mso-width-percent:0;mso-height-percent:0;mso-wrap-distance-left:9pt;mso-wrap-distance-top:0;mso-wrap-distance-right:9pt;mso-wrap-distance-bottom:0;mso-position-horizontal:absolute;mso-position-horizontal-relative:text;mso-position-vertical:absolute;mso-position-vertical-relative:text;mso-width-percent:0;mso-height-percent:0;mso-width-relative:margin;mso-height-relative:margin;v-text-anchor:middle" o:gfxdata="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" filled="f" stroked="f">
               <v:textbox inset="0,0,0,0">
@@ -5788,7 +5815,7 @@
 </file>
 
 <file path=word/footnotes.xml><?xml version="1.0" encoding="utf-8"?>
-<w:footnotes xmlns:wpc="http://schemas.microsoft.com/office/word/2010/wordprocessingCanvas" xmlns:cx="http://schemas.microsoft.com/office/drawing/2014/chartex" xmlns:cx1="http://schemas.microsoft.com/office/drawing/2015/9/8/chartex" xmlns:cx2="http://schemas.microsoft.com/office/drawing/2015/10/21/chartex" xmlns:cx3="http://schemas.microsoft.com/office/drawing/2016/5/9/chartex" xmlns:cx4="http://schemas.microsoft.com/office/drawing/2016/5/10/chartex" xmlns:cx5="http://schemas.microsoft.com/office/drawing/2016/5/11/chartex" xmlns:cx6="http://schemas.microsoft.com/office/drawing/2016/5/12/chartex" xmlns:cx7="http://schemas.microsoft.com/office/drawing/2016/5/13/chartex" xmlns:cx8="http://schemas.microsoft.com/office/drawing/2016/5/14/chartex" xmlns:mc="http://schemas.openxmlformats.org/markup-compatibility/2006" xmlns:aink="http://schemas.microsoft.com/office/drawing/2016/ink" xmlns:am3d="http://schemas.microsoft.com/office/drawing/2017/model3d" xmlns:o="urn:schemas-microsoft-com:office:office" xmlns:oel="http://schemas.microsoft.com/office/2019/extlst" xmlns:r="http://schemas.openxmlformats.org/officeDocument/2006/relationships" xmlns:m="http://schemas.openxmlformats.org/officeDocument/2006/math" xmlns:v="urn:schemas-microsoft-com:vml" xmlns:wp14="http://schemas.microsoft.com/office/word/2010/wordprocessingDrawing" xmlns:wp="http://schemas.openxmlformats.org/drawingml/2006/wordprocessingDrawing" xmlns:w10="urn:schemas-microsoft-com:office:word" xmlns:w="http://schemas.openxmlformats.org/wordprocessingml/2006/main" xmlns:w14="http://schemas.microsoft.com/office/word/2010/wordml" xmlns:w15="http://schemas.microsoft.com/office/word/2012/wordml" xmlns:w16cex="http://schemas.microsoft.com/office/word/2018/wordml/cex" xmlns:w16cid="http://schemas.microsoft.com/office/word/2016/wordml/cid" xmlns:w16="http://schemas.microsoft.com/office/word/2018/wordml" xmlns:w16du="http://schemas.microsoft.com/office/word/2023/wordml/word16du" xmlns:w16sdtdh="http://schemas.microsoft.com/office/word/2020/wordml/sdtdatahash" xmlns:w16sdtfl="http://schemas.microsoft.com/office/word/2024/wordml/sdtformatlock" xmlns:w16se="http://schemas.microsoft.com/office/word/2015/wordml/symex" xmlns:wpg="http://schemas.microsoft.com/office/word/2010/wordprocessingGroup" xmlns:wpi="http://schemas.microsoft.com/office/word/2010/wordprocessingInk" xmlns:wne="http://schemas.microsoft.com/office/word/2006/wordml" xmlns:wps="http://schemas.microsoft.com/office/word/2010/wordprocessingShape" mc:Ignorable="w14 w15 w16se w16cid w16 w16cex w16sdtdh w16sdtfl w16du wp14">
+<w:footnotes xmlns:wpc="http://schemas.microsoft.com/office/word/2010/wordprocessingCanvas" xmlns:cx="http://schemas.microsoft.com/office/drawing/2014/chartex" xmlns:cx1="http://schemas.microsoft.com/office/drawing/2015/9/8/chartex" xmlns:cx2="http://schemas.microsoft.com/office/drawing/2015/10/21/chartex" xmlns:cx3="http://schemas.microsoft.com/office/drawing/2016/5/9/chartex" xmlns:cx4="http://schemas.microsoft.com/office/drawing/2016/5/10/chartex" xmlns:cx5="http://schemas.microsoft.com/office/drawing/2016/5/11/chartex" xmlns:cx6="http://schemas.microsoft.com/office/drawing/2016/5/12/chartex" xmlns:cx7="http://schemas.microsoft.com/office/drawing/2016/5/13/chartex" xmlns:cx8="http://schemas.microsoft.com/office/drawing/2016/5/14/chartex" xmlns:mc="http://schemas.openxmlformats.org/markup-compatibility/2006" xmlns:aink="http://schemas.microsoft.com/office/drawing/2016/ink" xmlns:am3d="http://schemas.microsoft.com/office/drawing/2017/model3d" xmlns:o="urn:schemas-microsoft-com:office:office" xmlns:oel="http://schemas.microsoft.com/office/2019/extlst" xmlns:r="http://schemas.openxmlformats.org/officeDocument/2006/relationships" xmlns:m="http://schemas.openxmlformats.org/officeDocument/2006/math" xmlns:v="urn:schemas-microsoft-com:vml" xmlns:wp14="http://schemas.microsoft.com/office/word/2010/wordprocessingDrawing" xmlns:wp="http://schemas.openxmlformats.org/drawingml/2006/wordprocessingDrawing" xmlns:w10="urn:schemas-microsoft-com:office:word" xmlns:w="http://schemas.openxmlformats.org/wordprocessingml/2006/main" xmlns:w14="http://schemas.microsoft.com/office/word/2010/wordml" xmlns:w15="http://schemas.microsoft.com/office/word/2012/wordml" xmlns:w16cex="http://schemas.microsoft.com/office/word/2018/wordml/cex" xmlns:w16cid="http://schemas.microsoft.com/office/word/2016/wordml/cid" xmlns:w16="http://schemas.microsoft.com/office/word/2018/wordml" xmlns:w16sdtdh="http://schemas.microsoft.com/office/word/2020/wordml/sdtdatahash" xmlns:w16se="http://schemas.microsoft.com/office/word/2015/wordml/symex" xmlns:wpg="http://schemas.microsoft.com/office/word/2010/wordprocessingGroup" xmlns:wpi="http://schemas.microsoft.com/office/word/2010/wordprocessingInk" xmlns:wne="http://schemas.microsoft.com/office/word/2006/wordml" xmlns:wps="http://schemas.microsoft.com/office/word/2010/wordprocessingShape" mc:Ignorable="w14 w15 w16se w16cid w16 w16cex w16sdtdh wp14">
   <w:footnote w:type="separator" w:id="-1">
     <w:p>
       <w:pPr>
@@ -5813,7 +5840,7 @@
 </file>
 
 <file path=word/header1.xml><?xml version="1.0" encoding="utf-8"?>
-<w:hdr xmlns:wpc="http://schemas.microsoft.com/office/word/2010/wordprocessingCanvas" xmlns:cx="http://schemas.microsoft.com/office/drawing/2014/chartex" xmlns:cx1="http://schemas.microsoft.com/office/drawing/2015/9/8/chartex" xmlns:cx2="http://schemas.microsoft.com/office/drawing/2015/10/21/chartex" xmlns:cx3="http://schemas.microsoft.com/office/drawing/2016/5/9/chartex" xmlns:cx4="http://schemas.microsoft.com/office/drawing/2016/5/10/chartex" xmlns:cx5="http://schemas.microsoft.com/office/drawing/2016/5/11/chartex" xmlns:cx6="http://schemas.microsoft.com/office/drawing/2016/5/12/chartex" xmlns:cx7="http://schemas.microsoft.com/office/drawing/2016/5/13/chartex" xmlns:cx8="http://schemas.microsoft.com/office/drawing/2016/5/14/chartex" xmlns:mc="http://schemas.openxmlformats.org/markup-compatibility/2006" xmlns:aink="http://schemas.microsoft.com/office/drawing/2016/ink" xmlns:am3d="http://schemas.microsoft.com/office/drawing/2017/model3d" xmlns:o="urn:schemas-microsoft-com:office:office" xmlns:oel="http://schemas.microsoft.com/office/2019/extlst" xmlns:r="http://schemas.openxmlformats.org/officeDocument/2006/relationships" xmlns:m="http://schemas.openxmlformats.org/officeDocument/2006/math" xmlns:v="urn:schemas-microsoft-com:vml" xmlns:wp14="http://schemas.microsoft.com/office/word/2010/wordprocessingDrawing" xmlns:wp="http://schemas.openxmlformats.org/drawingml/2006/wordprocessingDrawing" xmlns:w10="urn:schemas-microsoft-com:office:word" xmlns:w="http://schemas.openxmlformats.org/wordprocessingml/2006/main" xmlns:w14="http://schemas.microsoft.com/office/word/2010/wordml" xmlns:w15="http://schemas.microsoft.com/office/word/2012/wordml" xmlns:w16cex="http://schemas.microsoft.com/office/word/2018/wordml/cex" xmlns:w16cid="http://schemas.microsoft.com/office/word/2016/wordml/cid" xmlns:w16="http://schemas.microsoft.com/office/word/2018/wordml" xmlns:w16du="http://schemas.microsoft.com/office/word/2023/wordml/word16du" xmlns:w16sdtdh="http://schemas.microsoft.com/office/word/2020/wordml/sdtdatahash" xmlns:w16sdtfl="http://schemas.microsoft.com/office/word/2024/wordml/sdtformatlock" xmlns:w16se="http://schemas.microsoft.com/office/word/2015/wordml/symex" xmlns:wpg="http://schemas.microsoft.com/office/word/2010/wordprocessingGroup" xmlns:wpi="http://schemas.microsoft.com/office/word/2010/wordprocessingInk" xmlns:wne="http://schemas.microsoft.com/office/word/2006/wordml" xmlns:wps="http://schemas.microsoft.com/office/word/2010/wordprocessingShape" mc:Ignorable="w14 w15 w16se w16cid w16 w16cex w16sdtdh w16sdtfl w16du wp14">
+<w:hdr xmlns:wpc="http://schemas.microsoft.com/office/word/2010/wordprocessingCanvas" xmlns:cx="http://schemas.microsoft.com/office/drawing/2014/chartex" xmlns:cx1="http://schemas.microsoft.com/office/drawing/2015/9/8/chartex" xmlns:cx2="http://schemas.microsoft.com/office/drawing/2015/10/21/chartex" xmlns:cx3="http://schemas.microsoft.com/office/drawing/2016/5/9/chartex" xmlns:cx4="http://schemas.microsoft.com/office/drawing/2016/5/10/chartex" xmlns:cx5="http://schemas.microsoft.com/office/drawing/2016/5/11/chartex" xmlns:cx6="http://schemas.microsoft.com/office/drawing/2016/5/12/chartex" xmlns:cx7="http://schemas.microsoft.com/office/drawing/2016/5/13/chartex" xmlns:cx8="http://schemas.microsoft.com/office/drawing/2016/5/14/chartex" xmlns:mc="http://schemas.openxmlformats.org/markup-compatibility/2006" xmlns:aink="http://schemas.microsoft.com/office/drawing/2016/ink" xmlns:am3d="http://schemas.microsoft.com/office/drawing/2017/model3d" xmlns:o="urn:schemas-microsoft-com:office:office" xmlns:oel="http://schemas.microsoft.com/office/2019/extlst" xmlns:r="http://schemas.openxmlformats.org/officeDocument/2006/relationships" xmlns:m="http://schemas.openxmlformats.org/officeDocument/2006/math" xmlns:v="urn:schemas-microsoft-com:vml" xmlns:wp14="http://schemas.microsoft.com/office/word/2010/wordprocessingDrawing" xmlns:wp="http://schemas.openxmlformats.org/drawingml/2006/wordprocessingDrawing" xmlns:w10="urn:schemas-microsoft-com:office:word" xmlns:w="http://schemas.openxmlformats.org/wordprocessingml/2006/main" xmlns:w14="http://schemas.microsoft.com/office/word/2010/wordml" xmlns:w15="http://schemas.microsoft.com/office/word/2012/wordml" xmlns:w16cex="http://schemas.microsoft.com/office/word/2018/wordml/cex" xmlns:w16cid="http://schemas.microsoft.com/office/word/2016/wordml/cid" xmlns:w16="http://schemas.microsoft.com/office/word/2018/wordml" xmlns:w16sdtdh="http://schemas.microsoft.com/office/word/2020/wordml/sdtdatahash" xmlns:w16se="http://schemas.microsoft.com/office/word/2015/wordml/symex" xmlns:wpg="http://schemas.microsoft.com/office/word/2010/wordprocessingGroup" xmlns:wpi="http://schemas.microsoft.com/office/word/2010/wordprocessingInk" xmlns:wne="http://schemas.microsoft.com/office/word/2006/wordml" xmlns:wps="http://schemas.microsoft.com/office/word/2010/wordprocessingShape" mc:Ignorable="w14 w15 w16se w16cid w16 w16cex w16sdtdh wp14">
   <w:p>
     <w:pPr>
       <w:pStyle w:val="Encabezado"/>
@@ -5878,7 +5905,7 @@
 </file>
 
 <file path=word/header2.xml><?xml version="1.0" encoding="utf-8"?>
-<w:hdr xmlns:wpc="http://schemas.microsoft.com/office/word/2010/wordprocessingCanvas" xmlns:cx="http://schemas.microsoft.com/office/drawing/2014/chartex" xmlns:cx1="http://schemas.microsoft.com/office/drawing/2015/9/8/chartex" xmlns:cx2="http://schemas.microsoft.com/office/drawing/2015/10/21/chartex" xmlns:cx3="http://schemas.microsoft.com/office/drawing/2016/5/9/chartex" xmlns:cx4="http://schemas.microsoft.com/office/drawing/2016/5/10/chartex" xmlns:cx5="http://schemas.microsoft.com/office/drawing/2016/5/11/chartex" xmlns:cx6="http://schemas.microsoft.com/office/drawing/2016/5/12/chartex" xmlns:cx7="http://schemas.microsoft.com/office/drawing/2016/5/13/chartex" xmlns:cx8="http://schemas.microsoft.com/office/drawing/2016/5/14/chartex" xmlns:mc="http://schemas.openxmlformats.org/markup-compatibility/2006" xmlns:aink="http://schemas.microsoft.com/office/drawing/2016/ink" xmlns:am3d="http://schemas.microsoft.com/office/drawing/2017/model3d" xmlns:o="urn:schemas-microsoft-com:office:office" xmlns:oel="http://schemas.microsoft.com/office/2019/extlst" xmlns:r="http://schemas.openxmlformats.org/officeDocument/2006/relationships" xmlns:m="http://schemas.openxmlformats.org/officeDocument/2006/math" xmlns:v="urn:schemas-microsoft-com:vml" xmlns:wp14="http://schemas.microsoft.com/office/word/2010/wordprocessingDrawing" xmlns:wp="http://schemas.openxmlformats.org/drawingml/2006/wordprocessingDrawing" xmlns:w10="urn:schemas-microsoft-com:office:word" xmlns:w="http://schemas.openxmlformats.org/wordprocessingml/2006/main" xmlns:w14="http://schemas.microsoft.com/office/word/2010/wordml" xmlns:w15="http://schemas.microsoft.com/office/word/2012/wordml" xmlns:w16cex="http://schemas.microsoft.com/office/word/2018/wordml/cex" xmlns:w16cid="http://schemas.microsoft.com/office/word/2016/wordml/cid" xmlns:w16="http://schemas.microsoft.com/office/word/2018/wordml" xmlns:w16du="http://schemas.microsoft.com/office/word/2023/wordml/word16du" xmlns:w16sdtdh="http://schemas.microsoft.com/office/word/2020/wordml/sdtdatahash" xmlns:w16sdtfl="http://schemas.microsoft.com/office/word/2024/wordml/sdtformatlock" xmlns:w16se="http://schemas.microsoft.com/office/word/2015/wordml/symex" xmlns:wpg="http://schemas.microsoft.com/office/word/2010/wordprocessingGroup" xmlns:wpi="http://schemas.microsoft.com/office/word/2010/wordprocessingInk" xmlns:wne="http://schemas.microsoft.com/office/word/2006/wordml" xmlns:wps="http://schemas.microsoft.com/office/word/2010/wordprocessingShape" mc:Ignorable="w14 w15 w16se w16cid w16 w16cex w16sdtdh w16sdtfl w16du wp14">
+<w:hdr xmlns:wpc="http://schemas.microsoft.com/office/word/2010/wordprocessingCanvas" xmlns:cx="http://schemas.microsoft.com/office/drawing/2014/chartex" xmlns:cx1="http://schemas.microsoft.com/office/drawing/2015/9/8/chartex" xmlns:cx2="http://schemas.microsoft.com/office/drawing/2015/10/21/chartex" xmlns:cx3="http://schemas.microsoft.com/office/drawing/2016/5/9/chartex" xmlns:cx4="http://schemas.microsoft.com/office/drawing/2016/5/10/chartex" xmlns:cx5="http://schemas.microsoft.com/office/drawing/2016/5/11/chartex" xmlns:cx6="http://schemas.microsoft.com/office/drawing/2016/5/12/chartex" xmlns:cx7="http://schemas.microsoft.com/office/drawing/2016/5/13/chartex" xmlns:cx8="http://schemas.microsoft.com/office/drawing/2016/5/14/chartex" xmlns:mc="http://schemas.openxmlformats.org/markup-compatibility/2006" xmlns:aink="http://schemas.microsoft.com/office/drawing/2016/ink" xmlns:am3d="http://schemas.microsoft.com/office/drawing/2017/model3d" xmlns:o="urn:schemas-microsoft-com:office:office" xmlns:oel="http://schemas.microsoft.com/office/2019/extlst" xmlns:r="http://schemas.openxmlformats.org/officeDocument/2006/relationships" xmlns:m="http://schemas.openxmlformats.org/officeDocument/2006/math" xmlns:v="urn:schemas-microsoft-com:vml" xmlns:wp14="http://schemas.microsoft.com/office/word/2010/wordprocessingDrawing" xmlns:wp="http://schemas.openxmlformats.org/drawingml/2006/wordprocessingDrawing" xmlns:w10="urn:schemas-microsoft-com:office:word" xmlns:w="http://schemas.openxmlformats.org/wordprocessingml/2006/main" xmlns:w14="http://schemas.microsoft.com/office/word/2010/wordml" xmlns:w15="http://schemas.microsoft.com/office/word/2012/wordml" xmlns:w16cex="http://schemas.microsoft.com/office/word/2018/wordml/cex" xmlns:w16cid="http://schemas.microsoft.com/office/word/2016/wordml/cid" xmlns:w16="http://schemas.microsoft.com/office/word/2018/wordml" xmlns:w16sdtdh="http://schemas.microsoft.com/office/word/2020/wordml/sdtdatahash" xmlns:w16se="http://schemas.microsoft.com/office/word/2015/wordml/symex" xmlns:wpg="http://schemas.microsoft.com/office/word/2010/wordprocessingGroup" xmlns:wpi="http://schemas.microsoft.com/office/word/2010/wordprocessingInk" xmlns:wne="http://schemas.microsoft.com/office/word/2006/wordml" xmlns:wps="http://schemas.microsoft.com/office/word/2010/wordprocessingShape" mc:Ignorable="w14 w15 w16se w16cid w16 w16cex w16sdtdh wp14">
   <w:p>
     <w:pPr>
       <w:pStyle w:val="Encabezado"/>
@@ -5957,7 +5984,7 @@
 </file>
 
 <file path=word/numbering.xml><?xml version="1.0" encoding="utf-8"?>
-<w:numbering xmlns:wpc="http://schemas.microsoft.com/office/word/2010/wordprocessingCanvas" xmlns:cx="http://schemas.microsoft.com/office/drawing/2014/chartex" xmlns:cx1="http://schemas.microsoft.com/office/drawing/2015/9/8/chartex" xmlns:cx2="http://schemas.microsoft.com/office/drawing/2015/10/21/chartex" xmlns:cx3="http://schemas.microsoft.com/office/drawing/2016/5/9/chartex" xmlns:cx4="http://schemas.microsoft.com/office/drawing/2016/5/10/chartex" xmlns:cx5="http://schemas.microsoft.com/office/drawing/2016/5/11/chartex" xmlns:cx6="http://schemas.microsoft.com/office/drawing/2016/5/12/chartex" xmlns:cx7="http://schemas.microsoft.com/office/drawing/2016/5/13/chartex" xmlns:cx8="http://schemas.microsoft.com/office/drawing/2016/5/14/chartex" xmlns:mc="http://schemas.openxmlformats.org/markup-compatibility/2006" xmlns:aink="http://schemas.microsoft.com/office/drawing/2016/ink" xmlns:am3d="http://schemas.microsoft.com/office/drawing/2017/model3d" xmlns:o="urn:schemas-microsoft-com:office:office" xmlns:oel="http://schemas.microsoft.com/office/2019/extlst" xmlns:r="http://schemas.openxmlformats.org/officeDocument/2006/relationships" xmlns:m="http://schemas.openxmlformats.org/officeDocument/2006/math" xmlns:v="urn:schemas-microsoft-com:vml" xmlns:wp14="http://schemas.microsoft.com/office/word/2010/wordprocessingDrawing" xmlns:wp="http://schemas.openxmlformats.org/drawingml/2006/wordprocessingDrawing" xmlns:w10="urn:schemas-microsoft-com:office:word" xmlns:w="http://schemas.openxmlformats.org/wordprocessingml/2006/main" xmlns:w14="http://schemas.microsoft.com/office/word/2010/wordml" xmlns:w15="http://schemas.microsoft.com/office/word/2012/wordml" xmlns:w16cex="http://schemas.microsoft.com/office/word/2018/wordml/cex" xmlns:w16cid="http://schemas.microsoft.com/office/word/2016/wordml/cid" xmlns:w16="http://schemas.microsoft.com/office/word/2018/wordml" xmlns:w16du="http://schemas.microsoft.com/office/word/2023/wordml/word16du" xmlns:w16sdtdh="http://schemas.microsoft.com/office/word/2020/wordml/sdtdatahash" xmlns:w16sdtfl="http://schemas.microsoft.com/office/word/2024/wordml/sdtformatlock" xmlns:w16se="http://schemas.microsoft.com/office/word/2015/wordml/symex" xmlns:wpg="http://schemas.microsoft.com/office/word/2010/wordprocessingGroup" xmlns:wpi="http://schemas.microsoft.com/office/word/2010/wordprocessingInk" xmlns:wne="http://schemas.microsoft.com/office/word/2006/wordml" xmlns:wps="http://schemas.microsoft.com/office/word/2010/wordprocessingShape" mc:Ignorable="w14 w15 w16se w16cid w16 w16cex w16sdtdh w16sdtfl w16du wp14">
+<w:numbering xmlns:wpc="http://schemas.microsoft.com/office/word/2010/wordprocessingCanvas" xmlns:cx="http://schemas.microsoft.com/office/drawing/2014/chartex" xmlns:cx1="http://schemas.microsoft.com/office/drawing/2015/9/8/chartex" xmlns:cx2="http://schemas.microsoft.com/office/drawing/2015/10/21/chartex" xmlns:cx3="http://schemas.microsoft.com/office/drawing/2016/5/9/chartex" xmlns:cx4="http://schemas.microsoft.com/office/drawing/2016/5/10/chartex" xmlns:cx5="http://schemas.microsoft.com/office/drawing/2016/5/11/chartex" xmlns:cx6="http://schemas.microsoft.com/office/drawing/2016/5/12/chartex" xmlns:cx7="http://schemas.microsoft.com/office/drawing/2016/5/13/chartex" xmlns:cx8="http://schemas.microsoft.com/office/drawing/2016/5/14/chartex" xmlns:mc="http://schemas.openxmlformats.org/markup-compatibility/2006" xmlns:aink="http://schemas.microsoft.com/office/drawing/2016/ink" xmlns:am3d="http://schemas.microsoft.com/office/drawing/2017/model3d" xmlns:o="urn:schemas-microsoft-com:office:office" xmlns:oel="http://schemas.microsoft.com/office/2019/extlst" xmlns:r="http://schemas.openxmlformats.org/officeDocument/2006/relationships" xmlns:m="http://schemas.openxmlformats.org/officeDocument/2006/math" xmlns:v="urn:schemas-microsoft-com:vml" xmlns:wp14="http://schemas.microsoft.com/office/word/2010/wordprocessingDrawing" xmlns:wp="http://schemas.openxmlformats.org/drawingml/2006/wordprocessingDrawing" xmlns:w10="urn:schemas-microsoft-com:office:word" xmlns:w="http://schemas.openxmlformats.org/wordprocessingml/2006/main" xmlns:w14="http://schemas.microsoft.com/office/word/2010/wordml" xmlns:w15="http://schemas.microsoft.com/office/word/2012/wordml" xmlns:w16cex="http://schemas.microsoft.com/office/word/2018/wordml/cex" xmlns:w16cid="http://schemas.microsoft.com/office/word/2016/wordml/cid" xmlns:w16="http://schemas.microsoft.com/office/word/2018/wordml" xmlns:w16sdtdh="http://schemas.microsoft.com/office/word/2020/wordml/sdtdatahash" xmlns:w16se="http://schemas.microsoft.com/office/word/2015/wordml/symex" xmlns:wpg="http://schemas.microsoft.com/office/word/2010/wordprocessingGroup" xmlns:wpi="http://schemas.microsoft.com/office/word/2010/wordprocessingInk" xmlns:wne="http://schemas.microsoft.com/office/word/2006/wordml" xmlns:wps="http://schemas.microsoft.com/office/word/2010/wordprocessingShape" mc:Ignorable="w14 w15 w16se w16cid w16 w16cex w16sdtdh wp14">
   <w:abstractNum w:abstractNumId="0" w15:restartNumberingAfterBreak="0">
     <w:nsid w:val="018A4BE2"/>
     <w:multiLevelType w:val="hybridMultilevel"/>
@@ -7101,7 +7128,7 @@
 </file>
 
 <file path=word/styles.xml><?xml version="1.0" encoding="utf-8"?>
-<w:styles xmlns:mc="http://schemas.openxmlformats.org/markup-compatibility/2006" xmlns:r="http://schemas.openxmlformats.org/officeDocument/2006/relationships" xmlns:w="http://schemas.openxmlformats.org/wordprocessingml/2006/main" xmlns:w14="http://schemas.microsoft.com/office/word/2010/wordml" xmlns:w15="http://schemas.microsoft.com/office/word/2012/wordml" xmlns:w16cex="http://schemas.microsoft.com/office/word/2018/wordml/cex" xmlns:w16cid="http://schemas.microsoft.com/office/word/2016/wordml/cid" xmlns:w16="http://schemas.microsoft.com/office/word/2018/wordml" xmlns:w16du="http://schemas.microsoft.com/office/word/2023/wordml/word16du" xmlns:w16sdtdh="http://schemas.microsoft.com/office/word/2020/wordml/sdtdatahash" xmlns:w16sdtfl="http://schemas.microsoft.com/office/word/2024/wordml/sdtformatlock" xmlns:w16se="http://schemas.microsoft.com/office/word/2015/wordml/symex" mc:Ignorable="w14 w15 w16se w16cid w16 w16cex w16sdtdh w16sdtfl w16du">
+<w:styles xmlns:mc="http://schemas.openxmlformats.org/markup-compatibility/2006" xmlns:r="http://schemas.openxmlformats.org/officeDocument/2006/relationships" xmlns:w="http://schemas.openxmlformats.org/wordprocessingml/2006/main" xmlns:w14="http://schemas.microsoft.com/office/word/2010/wordml" xmlns:w15="http://schemas.microsoft.com/office/word/2012/wordml" xmlns:w16cex="http://schemas.microsoft.com/office/word/2018/wordml/cex" xmlns:w16cid="http://schemas.microsoft.com/office/word/2016/wordml/cid" xmlns:w16="http://schemas.microsoft.com/office/word/2018/wordml" xmlns:w16sdtdh="http://schemas.microsoft.com/office/word/2020/wordml/sdtdatahash" xmlns:w16se="http://schemas.microsoft.com/office/word/2015/wordml/symex" mc:Ignorable="w14 w15 w16se w16cid w16 w16cex w16sdtdh">
   <w:docDefaults>
     <w:rPrDefault>
       <w:rPr>
@@ -7632,6 +7659,7 @@
   <w:style w:type="character" w:default="1" w:styleId="Fuentedeprrafopredeter">
     <w:name w:val="Default Paragraph Font"/>
     <w:uiPriority w:val="1"/>
+    <w:semiHidden/>
     <w:unhideWhenUsed/>
   </w:style>
   <w:style w:type="table" w:default="1" w:styleId="Tablanormal">
@@ -7729,7 +7757,7 @@
     <w:uiPriority w:val="99"/>
     <w:rsid w:val="00A54EDC"/>
   </w:style>
-  <w:style w:type="character" w:styleId="Fuerte">
+  <w:style w:type="character" w:styleId="Textoennegrita">
     <w:name w:val="Strong"/>
     <w:basedOn w:val="Fuentedeprrafopredeter"/>
     <w:uiPriority w:val="22"/>
